--- a/docx_chapters/109-Crecimiento_poblacional.docx
+++ b/docx_chapters/109-Crecimiento_poblacional.docx
@@ -28,7 +28,7 @@
         </w:p>
       </w:sdtContent>
     </w:sdt>
-    <w:bookmarkStart w:id="63" w:name="Crecimiento_Poblacional"/>
+    <w:bookmarkStart w:id="73" w:name="Crecimiento_Poblacional"/>
     <w:p>
       <w:pPr>
         <w:pStyle w:val="Heading1"/>
@@ -53,7 +53,7 @@
         <w:t xml:space="preserve">El crecimiento poblacional describe cómo cambia el tamaño de una población a través del tiempo como resultado de la supervivencia, el crecimiento y la reproducción de sus individuos. Este capítulo presenta los fundamentos conceptuales y matemáticos del crecimiento poblacional en el contexto de modelos matriciales estructurados.</w:t>
       </w:r>
     </w:p>
-    <w:bookmarkStart w:id="10" w:name="X9fcb8976e8adb48ca69142075459b6ac4dd0b3f"/>
+    <w:bookmarkStart w:id="20" w:name="X9fcb8976e8adb48ca69142075459b6ac4dd0b3f"/>
     <w:p>
       <w:pPr>
         <w:pStyle w:val="Heading2"/>
@@ -86,7 +86,7 @@
         <w:t xml:space="preserve">A través de ejemplos prácticos, se explora cómo cambios en las tasas vitales modifican λ y cómo esta métrica sirve como punto de partida para análisis posteriores de sensibilidad, elasticidad y proyecciones poblacionales. Este capítulo se diferencia de los anteriores porque establece el vínculo formal entre la estructura del ciclo de vida y la dinámica poblacional global, proporcionando la base teórica sobre la cual se construyen los análisis de manejo, conservación y simulación desarrollados más adelante.</w:t>
       </w:r>
     </w:p>
-    <w:bookmarkStart w:id="9" w:name="Xf867723ddf5e1183e3a0c1985c85c33779f0d4d"/>
+    <w:bookmarkStart w:id="19" w:name="Xf867723ddf5e1183e3a0c1985c85c33779f0d4d"/>
     <w:p>
       <w:pPr>
         <w:pStyle w:val="Heading4"/>
@@ -251,9 +251,9 @@
         <w:t xml:space="preserve">, una orquídea epífita, cuyos datos poblacionales fueron recabados en dos sitios, por dos años.</w:t>
       </w:r>
     </w:p>
-    <w:bookmarkEnd w:id="9"/>
-    <w:bookmarkEnd w:id="10"/>
-    <w:bookmarkStart w:id="15" w:name="X557fbeb8c0e321f805110d886e71db31bdddc7f"/>
+    <w:bookmarkEnd w:id="19"/>
+    <w:bookmarkEnd w:id="20"/>
+    <w:bookmarkStart w:id="25" w:name="X557fbeb8c0e321f805110d886e71db31bdddc7f"/>
     <w:p>
       <w:pPr>
         <w:pStyle w:val="Heading2"/>
@@ -426,18 +426,18 @@
                 <wp:inline>
                   <wp:extent cx="152400" cy="152400"/>
                   <wp:effectExtent b="0" l="0" r="0" t="0"/>
-                  <wp:docPr descr="" title="" id="12" name="Picture"/>
+                  <wp:docPr descr="" title="" id="22" name="Picture"/>
                   <a:graphic>
                     <a:graphicData uri="http://schemas.openxmlformats.org/drawingml/2006/picture">
                       <pic:pic>
                         <pic:nvPicPr>
-                          <pic:cNvPr descr="/Applications/RStudio.app/Contents/Resources/app/quarto/share/formats/docx/important.png" id="13" name="Picture"/>
+                          <pic:cNvPr descr="/Applications/RStudio.app/Contents/Resources/app/quarto/share/formats/docx/important.png" id="23" name="Picture"/>
                           <pic:cNvPicPr>
                             <a:picLocks noChangeArrowheads="1" noChangeAspect="1"/>
                           </pic:cNvPicPr>
                         </pic:nvPicPr>
                         <pic:blipFill>
-                          <a:blip r:embed="rId11"/>
+                          <a:blip r:embed="rId21"/>
                           <a:stretch>
                             <a:fillRect/>
                           </a:stretch>
@@ -682,7 +682,7 @@
             <w:r>
               <w:t xml:space="preserve"> </w:t>
             </w:r>
-            <w:hyperlink r:id="rId14">
+            <w:hyperlink r:id="rId24">
               <w:r>
                 <w:rPr>
                   <w:rStyle w:val="Hyperlink"/>
@@ -719,8 +719,8 @@
         <w:t xml:space="preserve">. Los datos provienen de Mariana Hernández-Apolinar y no han sido publicados.</w:t>
       </w:r>
     </w:p>
-    <w:bookmarkEnd w:id="15"/>
-    <w:bookmarkStart w:id="24" w:name="primera-matriz"/>
+    <w:bookmarkEnd w:id="25"/>
+    <w:bookmarkStart w:id="34" w:name="primera-matriz"/>
     <w:p>
       <w:pPr>
         <w:pStyle w:val="Heading2"/>
@@ -1376,7 +1376,7 @@
       <w:tr>
         <w:tc>
           <w:tcPr/>
-          <w:bookmarkStart w:id="19" w:name="fig-cre_pop_1"/>
+          <w:bookmarkStart w:id="29" w:name="fig-cre_pop_1"/>
           <w:p>
             <w:pPr>
               <w:pStyle w:val="Compact"/>
@@ -1385,20 +1385,20 @@
             <w:r>
               <w:drawing>
                 <wp:inline>
-                  <wp:extent cx="5334000" cy="6445250"/>
+                  <wp:extent cx="3863340" cy="2258807"/>
                   <wp:effectExtent b="0" l="0" r="0" t="0"/>
-                  <wp:docPr descr="" title="" id="17" name="Picture"/>
+                  <wp:docPr descr="" title="" id="27" name="Picture"/>
                   <a:graphic>
                     <a:graphicData uri="http://schemas.openxmlformats.org/drawingml/2006/picture">
                       <pic:pic>
                         <pic:nvPicPr>
-                          <pic:cNvPr descr="109-Crecimiento_poblacional_files/figure-docx/fig-cre_pop_1-1.png" id="18" name="Picture"/>
+                          <pic:cNvPr descr="109-Crecimiento_poblacional_files/figure-docx/fig-cre_pop_1-1.png" id="28" name="Picture"/>
                           <pic:cNvPicPr>
                             <a:picLocks noChangeArrowheads="1" noChangeAspect="1"/>
                           </pic:cNvPicPr>
                         </pic:nvPicPr>
                         <pic:blipFill>
-                          <a:blip r:embed="rId16"/>
+                          <a:blip r:embed="rId26"/>
                           <a:stretch>
                             <a:fillRect/>
                           </a:stretch>
@@ -1406,7 +1406,7 @@
                         <pic:spPr bwMode="auto">
                           <a:xfrm>
                             <a:off x="0" y="0"/>
-                            <a:ext cx="5334000" cy="6445250"/>
+                            <a:ext cx="3863340" cy="2258807"/>
                           </a:xfrm>
                           <a:prstGeom prst="rect">
                             <a:avLst/>
@@ -1454,7 +1454,7 @@
               <w:t xml:space="preserve">mat1.1 (población 1, año 1) con cuatro estadios: plántula, juvenil, adulto1 y adulto2.</w:t>
             </w:r>
           </w:p>
-          <w:bookmarkEnd w:id="19"/>
+          <w:bookmarkEnd w:id="29"/>
         </w:tc>
       </w:tr>
     </w:tbl>
@@ -2000,7 +2000,7 @@
       <w:tr>
         <w:tc>
           <w:tcPr/>
-          <w:bookmarkStart w:id="23" w:name="fig-cre_pop_1b"/>
+          <w:bookmarkStart w:id="33" w:name="fig-cre_pop_1b"/>
           <w:p>
             <w:pPr>
               <w:pStyle w:val="Compact"/>
@@ -2009,20 +2009,20 @@
             <w:r>
               <w:drawing>
                 <wp:inline>
-                  <wp:extent cx="5334000" cy="6445250"/>
+                  <wp:extent cx="3863340" cy="2258807"/>
                   <wp:effectExtent b="0" l="0" r="0" t="0"/>
-                  <wp:docPr descr="" title="" id="21" name="Picture"/>
+                  <wp:docPr descr="" title="" id="31" name="Picture"/>
                   <a:graphic>
                     <a:graphicData uri="http://schemas.openxmlformats.org/drawingml/2006/picture">
                       <pic:pic>
                         <pic:nvPicPr>
-                          <pic:cNvPr descr="109-Crecimiento_poblacional_files/figure-docx/fig-cre_pop_1b-1.png" id="22" name="Picture"/>
+                          <pic:cNvPr descr="109-Crecimiento_poblacional_files/figure-docx/fig-cre_pop_1b-1.png" id="32" name="Picture"/>
                           <pic:cNvPicPr>
                             <a:picLocks noChangeArrowheads="1" noChangeAspect="1"/>
                           </pic:cNvPicPr>
                         </pic:nvPicPr>
                         <pic:blipFill>
-                          <a:blip r:embed="rId20"/>
+                          <a:blip r:embed="rId30"/>
                           <a:stretch>
                             <a:fillRect/>
                           </a:stretch>
@@ -2030,7 +2030,7 @@
                         <pic:spPr bwMode="auto">
                           <a:xfrm>
                             <a:off x="0" y="0"/>
-                            <a:ext cx="5334000" cy="6445250"/>
+                            <a:ext cx="3863340" cy="2258807"/>
                           </a:xfrm>
                           <a:prstGeom prst="rect">
                             <a:avLst/>
@@ -2078,7 +2078,7 @@
               <w:t xml:space="preserve">mat1.2 (población 1, año 2) con cuatro estadios: plántula, juvenil, adulto1 y adulto2.</w:t>
             </w:r>
           </w:p>
-          <w:bookmarkEnd w:id="23"/>
+          <w:bookmarkEnd w:id="33"/>
         </w:tc>
       </w:tr>
     </w:tbl>
@@ -2089,8 +2089,8 @@
         </w:pict>
       </w:r>
     </w:p>
-    <w:bookmarkEnd w:id="24"/>
-    <w:bookmarkStart w:id="28" w:name="calcular-lambda-de-la-población"/>
+    <w:bookmarkEnd w:id="34"/>
+    <w:bookmarkStart w:id="38" w:name="calcular-lambda-de-la-población"/>
     <w:p>
       <w:pPr>
         <w:pStyle w:val="Heading2"/>
@@ -2329,6 +2329,144 @@
         <w:rPr>
           <w:rStyle w:val="FloatTok"/>
         </w:rPr>
+        <w:t xml:space="preserve">.2</w:t>
+      </w:r>
+      <w:r>
+        <w:rPr>
+          <w:rStyle w:val="NormalTok"/>
+        </w:rPr>
+        <w:t xml:space="preserve"> </w:t>
+      </w:r>
+      <w:r>
+        <w:rPr>
+          <w:rStyle w:val="OtherTok"/>
+        </w:rPr>
+        <w:t xml:space="preserve">&lt;-</w:t>
+      </w:r>
+      <w:r>
+        <w:rPr>
+          <w:rStyle w:val="NormalTok"/>
+        </w:rPr>
+        <w:t xml:space="preserve"> </w:t>
+      </w:r>
+      <w:r>
+        <w:rPr>
+          <w:rStyle w:val="FunctionTok"/>
+        </w:rPr>
+        <w:t xml:space="preserve">eigen.analysis</w:t>
+      </w:r>
+      <w:r>
+        <w:rPr>
+          <w:rStyle w:val="NormalTok"/>
+        </w:rPr>
+        <w:t xml:space="preserve">(mat1</w:t>
+      </w:r>
+      <w:r>
+        <w:rPr>
+          <w:rStyle w:val="FloatTok"/>
+        </w:rPr>
+        <w:t xml:space="preserve">.2</w:t>
+      </w:r>
+      <w:r>
+        <w:rPr>
+          <w:rStyle w:val="NormalTok"/>
+        </w:rPr>
+        <w:t xml:space="preserve">)</w:t>
+      </w:r>
+      <w:r>
+        <w:br/>
+      </w:r>
+      <w:r>
+        <w:br/>
+      </w:r>
+      <w:r>
+        <w:rPr>
+          <w:rStyle w:val="CommentTok"/>
+        </w:rPr>
+        <w:t xml:space="preserve"># NB: el data.frame se llama `tab_lambda`, NO `t` — `t` pisa la función base</w:t>
+      </w:r>
+      <w:r>
+        <w:br/>
+      </w:r>
+      <w:r>
+        <w:rPr>
+          <w:rStyle w:val="CommentTok"/>
+        </w:rPr>
+        <w:t xml:space="preserve"># `t()` (transpuesta) y puede romper el render de flextable.</w:t>
+      </w:r>
+      <w:r>
+        <w:br/>
+      </w:r>
+      <w:r>
+        <w:rPr>
+          <w:rStyle w:val="NormalTok"/>
+        </w:rPr>
+        <w:t xml:space="preserve">tab_lambda </w:t>
+      </w:r>
+      <w:r>
+        <w:rPr>
+          <w:rStyle w:val="OtherTok"/>
+        </w:rPr>
+        <w:t xml:space="preserve">&lt;-</w:t>
+      </w:r>
+      <w:r>
+        <w:rPr>
+          <w:rStyle w:val="NormalTok"/>
+        </w:rPr>
+        <w:t xml:space="preserve"> </w:t>
+      </w:r>
+      <w:r>
+        <w:rPr>
+          <w:rStyle w:val="FunctionTok"/>
+        </w:rPr>
+        <w:t xml:space="preserve">tribble</w:t>
+      </w:r>
+      <w:r>
+        <w:rPr>
+          <w:rStyle w:val="NormalTok"/>
+        </w:rPr>
+        <w:t xml:space="preserve">(</w:t>
+      </w:r>
+      <w:r>
+        <w:rPr>
+          <w:rStyle w:val="SpecialCharTok"/>
+        </w:rPr>
+        <w:t xml:space="preserve">~</w:t>
+      </w:r>
+      <w:r>
+        <w:rPr>
+          <w:rStyle w:val="NormalTok"/>
+        </w:rPr>
+        <w:t xml:space="preserve">Año, </w:t>
+      </w:r>
+      <w:r>
+        <w:rPr>
+          <w:rStyle w:val="SpecialCharTok"/>
+        </w:rPr>
+        <w:t xml:space="preserve">~</w:t>
+      </w:r>
+      <w:r>
+        <w:rPr>
+          <w:rStyle w:val="NormalTok"/>
+        </w:rPr>
+        <w:t xml:space="preserve">lambda, </w:t>
+      </w:r>
+      <w:r>
+        <w:rPr>
+          <w:rStyle w:val="StringTok"/>
+        </w:rPr>
+        <w:t xml:space="preserve">"Año 1"</w:t>
+      </w:r>
+      <w:r>
+        <w:rPr>
+          <w:rStyle w:val="NormalTok"/>
+        </w:rPr>
+        <w:t xml:space="preserve">, eig1</w:t>
+      </w:r>
+      <w:r>
+        <w:rPr>
+          <w:rStyle w:val="FloatTok"/>
+        </w:rPr>
         <w:t xml:space="preserve">.1</w:t>
       </w:r>
       <w:r>
@@ -2341,29 +2479,19 @@
         <w:rPr>
           <w:rStyle w:val="NormalTok"/>
         </w:rPr>
-        <w:t xml:space="preserve">lambda</w:t>
-      </w:r>
-    </w:p>
-    <w:p>
-      <w:pPr>
-        <w:pStyle w:val="SourceCode"/>
-      </w:pPr>
-      <w:r>
-        <w:rPr>
-          <w:rStyle w:val="VerbatimChar"/>
-        </w:rPr>
-        <w:t xml:space="preserve">[1] 1.1079</w:t>
-      </w:r>
-    </w:p>
-    <w:p>
-      <w:pPr>
-        <w:pStyle w:val="SourceCode"/>
-      </w:pPr>
-      <w:r>
-        <w:rPr>
-          <w:rStyle w:val="NormalTok"/>
-        </w:rPr>
-        <w:t xml:space="preserve">eig1</w:t>
+        <w:t xml:space="preserve">lambda, </w:t>
+      </w:r>
+      <w:r>
+        <w:rPr>
+          <w:rStyle w:val="StringTok"/>
+        </w:rPr>
+        <w:t xml:space="preserve">"Año 2"</w:t>
+      </w:r>
+      <w:r>
+        <w:rPr>
+          <w:rStyle w:val="NormalTok"/>
+        </w:rPr>
+        <w:t xml:space="preserve">, eig1</w:t>
       </w:r>
       <w:r>
         <w:rPr>
@@ -2373,232 +2501,48 @@
       </w:r>
       <w:r>
         <w:rPr>
-          <w:rStyle w:val="NormalTok"/>
-        </w:rPr>
-        <w:t xml:space="preserve"> </w:t>
-      </w:r>
-      <w:r>
-        <w:rPr>
-          <w:rStyle w:val="OtherTok"/>
-        </w:rPr>
-        <w:t xml:space="preserve">&lt;-</w:t>
-      </w:r>
-      <w:r>
-        <w:rPr>
-          <w:rStyle w:val="NormalTok"/>
-        </w:rPr>
-        <w:t xml:space="preserve"> </w:t>
+          <w:rStyle w:val="SpecialCharTok"/>
+        </w:rPr>
+        <w:t xml:space="preserve">$</w:t>
+      </w:r>
+      <w:r>
+        <w:rPr>
+          <w:rStyle w:val="NormalTok"/>
+        </w:rPr>
+        <w:t xml:space="preserve">lambda)</w:t>
+      </w:r>
+      <w:r>
+        <w:br/>
+      </w:r>
+      <w:r>
+        <w:br/>
       </w:r>
       <w:r>
         <w:rPr>
           <w:rStyle w:val="FunctionTok"/>
         </w:rPr>
-        <w:t xml:space="preserve">eigen.analysis</w:t>
-      </w:r>
-      <w:r>
-        <w:rPr>
-          <w:rStyle w:val="NormalTok"/>
-        </w:rPr>
-        <w:t xml:space="preserve">(mat1</w:t>
-      </w:r>
-      <w:r>
-        <w:rPr>
-          <w:rStyle w:val="FloatTok"/>
-        </w:rPr>
-        <w:t xml:space="preserve">.2</w:t>
-      </w:r>
-      <w:r>
-        <w:rPr>
-          <w:rStyle w:val="NormalTok"/>
-        </w:rPr>
-        <w:t xml:space="preserve">)</w:t>
-      </w:r>
-      <w:r>
-        <w:br/>
-      </w:r>
-      <w:r>
-        <w:rPr>
-          <w:rStyle w:val="NormalTok"/>
-        </w:rPr>
-        <w:t xml:space="preserve">eig1</w:t>
-      </w:r>
-      <w:r>
-        <w:rPr>
-          <w:rStyle w:val="FloatTok"/>
-        </w:rPr>
-        <w:t xml:space="preserve">.2</w:t>
-      </w:r>
-      <w:r>
-        <w:rPr>
-          <w:rStyle w:val="SpecialCharTok"/>
-        </w:rPr>
-        <w:t xml:space="preserve">$</w:t>
-      </w:r>
-      <w:r>
-        <w:rPr>
-          <w:rStyle w:val="NormalTok"/>
-        </w:rPr>
-        <w:t xml:space="preserve">lambda</w:t>
-      </w:r>
-    </w:p>
-    <w:p>
-      <w:pPr>
-        <w:pStyle w:val="SourceCode"/>
-      </w:pPr>
-      <w:r>
-        <w:rPr>
-          <w:rStyle w:val="VerbatimChar"/>
-        </w:rPr>
-        <w:t xml:space="preserve">[1] 1.0843</w:t>
-      </w:r>
-    </w:p>
-    <w:p>
-      <w:pPr>
-        <w:pStyle w:val="SourceCode"/>
-      </w:pPr>
-      <w:r>
-        <w:rPr>
-          <w:rStyle w:val="NormalTok"/>
-        </w:rPr>
-        <w:t xml:space="preserve">t </w:t>
-      </w:r>
-      <w:r>
-        <w:rPr>
-          <w:rStyle w:val="OtherTok"/>
-        </w:rPr>
-        <w:t xml:space="preserve">&lt;-</w:t>
-      </w:r>
-      <w:r>
-        <w:rPr>
-          <w:rStyle w:val="NormalTok"/>
-        </w:rPr>
-        <w:t xml:space="preserve"> </w:t>
-      </w:r>
-      <w:r>
-        <w:rPr>
-          <w:rStyle w:val="FunctionTok"/>
-        </w:rPr>
-        <w:t xml:space="preserve">tribble</w:t>
-      </w:r>
-      <w:r>
-        <w:rPr>
-          <w:rStyle w:val="NormalTok"/>
-        </w:rPr>
-        <w:t xml:space="preserve">(</w:t>
-      </w:r>
-      <w:r>
-        <w:rPr>
-          <w:rStyle w:val="SpecialCharTok"/>
-        </w:rPr>
-        <w:t xml:space="preserve">~</w:t>
-      </w:r>
-      <w:r>
-        <w:rPr>
-          <w:rStyle w:val="NormalTok"/>
-        </w:rPr>
-        <w:t xml:space="preserve">Año, </w:t>
-      </w:r>
-      <w:r>
-        <w:rPr>
-          <w:rStyle w:val="SpecialCharTok"/>
-        </w:rPr>
-        <w:t xml:space="preserve">~</w:t>
-      </w:r>
-      <w:r>
-        <w:rPr>
-          <w:rStyle w:val="NormalTok"/>
-        </w:rPr>
-        <w:t xml:space="preserve">lambda, </w:t>
-      </w:r>
-      <w:r>
-        <w:rPr>
-          <w:rStyle w:val="StringTok"/>
-        </w:rPr>
-        <w:t xml:space="preserve">"Año 1"</w:t>
-      </w:r>
-      <w:r>
-        <w:rPr>
-          <w:rStyle w:val="NormalTok"/>
-        </w:rPr>
-        <w:t xml:space="preserve">, eig1</w:t>
-      </w:r>
-      <w:r>
-        <w:rPr>
-          <w:rStyle w:val="FloatTok"/>
-        </w:rPr>
-        <w:t xml:space="preserve">.1</w:t>
-      </w:r>
-      <w:r>
-        <w:rPr>
-          <w:rStyle w:val="SpecialCharTok"/>
-        </w:rPr>
-        <w:t xml:space="preserve">$</w:t>
-      </w:r>
-      <w:r>
-        <w:rPr>
-          <w:rStyle w:val="NormalTok"/>
-        </w:rPr>
-        <w:t xml:space="preserve">lambda, </w:t>
-      </w:r>
-      <w:r>
-        <w:rPr>
-          <w:rStyle w:val="StringTok"/>
-        </w:rPr>
-        <w:t xml:space="preserve">"Año 2"</w:t>
-      </w:r>
-      <w:r>
-        <w:rPr>
-          <w:rStyle w:val="NormalTok"/>
-        </w:rPr>
-        <w:t xml:space="preserve">, eig1</w:t>
-      </w:r>
-      <w:r>
-        <w:rPr>
-          <w:rStyle w:val="FloatTok"/>
-        </w:rPr>
-        <w:t xml:space="preserve">.2</w:t>
-      </w:r>
-      <w:r>
-        <w:rPr>
-          <w:rStyle w:val="SpecialCharTok"/>
-        </w:rPr>
-        <w:t xml:space="preserve">$</w:t>
-      </w:r>
-      <w:r>
-        <w:rPr>
-          <w:rStyle w:val="NormalTok"/>
-        </w:rPr>
-        <w:t xml:space="preserve">lambda)</w:t>
-      </w:r>
-      <w:r>
-        <w:br/>
-      </w:r>
-      <w:r>
-        <w:br/>
-      </w:r>
-      <w:r>
-        <w:rPr>
-          <w:rStyle w:val="FunctionTok"/>
-        </w:rPr>
         <w:t xml:space="preserve">flextable</w:t>
       </w:r>
       <w:r>
         <w:rPr>
           <w:rStyle w:val="NormalTok"/>
         </w:rPr>
-        <w:t xml:space="preserve">(t)</w:t>
+        <w:t xml:space="preserve">(tab_lambda)</w:t>
       </w:r>
     </w:p>
     <w:tbl xmlns:w="http://schemas.openxmlformats.org/wordprocessingml/2006/main" xmlns:r="http://schemas.openxmlformats.org/officeDocument/2006/relationships" xmlns:w14="http://schemas.microsoft.com/office/word/2010/wordml" xmlns:wp="http://schemas.openxmlformats.org/drawingml/2006/wordprocessingDrawing" xmlns:a="http://schemas.openxmlformats.org/drawingml/2006/main" xmlns:pic="http://schemas.openxmlformats.org/drawingml/2006/picture">
       <w:tblPr>
-        <w:tblLayout w:type="autofit"/>
+        <w:tblLayout w:type="fixed"/>
         <w:jc w:val="center"/>
-        <w:tblW w:type="pct" w:w="0"/>
         <w:tblLook w:firstRow="1" w:lastRow="0" w:firstColumn="0" w:lastColumn="0" w:noHBand="0" w:noVBand="1"/>
       </w:tblPr>
+      <w:tblGrid>
+        <w:gridCol w:w="4680"/>
+        <w:gridCol w:w="4680"/>
+      </w:tblGrid>
       <w:tr>
         <w:trPr>
-          <w:trHeight w:val="631" w:hRule="auto"/>
+          <w:trHeight w:val="360" w:hRule="auto"/>
           <w:tblHeader/>
         </w:trPr>
         <w:tc>
@@ -2630,25 +2574,25 @@
               <w:spacing w:after="120" w:before="120" w:line="240"/>
               <w:ind w:left="100" w:right="100" w:firstLine="0" w:firstLineChars="0"/>
               <w:rPr>
-                <w:rFonts w:ascii="Helvetica" w:hAnsi="Helvetica" w:eastAsia="Helvetica" w:cs="Helvetica"/>
+                <w:rFonts w:ascii="Arial" w:hAnsi="Arial" w:eastAsia="Arial" w:cs="Arial"/>
                 <w:i w:val="false"/>
                 <w:b w:val="true"/>
                 <w:u w:val="none"/>
                 <w:strike w:val="false"/>
-                <w:sz w:val="22"/>
-                <w:szCs w:val="22"/>
+                <w:sz w:val="20"/>
+                <w:szCs w:val="20"/>
                 <w:color w:val="FFFFFF"/>
               </w:rPr>
             </w:pPr>
             <w:r xmlns:w="http://schemas.openxmlformats.org/wordprocessingml/2006/main" xmlns:wp="http://schemas.openxmlformats.org/drawingml/2006/wordprocessingDrawing" xmlns:r="http://schemas.openxmlformats.org/officeDocument/2006/relationships" xmlns:w14="http://schemas.microsoft.com/office/word/2010/wordml">
               <w:rPr>
-                <w:rFonts w:ascii="Helvetica" w:hAnsi="Helvetica" w:eastAsia="Helvetica" w:cs="Helvetica"/>
+                <w:rFonts w:ascii="Arial" w:hAnsi="Arial" w:eastAsia="Arial" w:cs="Arial"/>
                 <w:i w:val="false"/>
                 <w:b w:val="true"/>
                 <w:u w:val="none"/>
                 <w:strike w:val="false"/>
-                <w:sz w:val="22"/>
-                <w:szCs w:val="22"/>
+                <w:sz w:val="20"/>
+                <w:szCs w:val="20"/>
                 <w:color w:val="FFFFFF"/>
               </w:rPr>
               <w:t xml:space="preserve">Año</w:t>
@@ -2674,7 +2618,7 @@
           </w:tcPr>
           <w:p>
             <w:pPr>
-              <w:jc w:val="left"/>
+              <w:jc w:val="right"/>
               <w:pBdr>
                 <w:bottom w:val="none" w:sz="0" w:space="0" w:color="000000"/>
                 <w:top w:val="none" w:sz="0" w:space="0" w:color="000000"/>
@@ -2684,25 +2628,25 @@
               <w:spacing w:after="120" w:before="120" w:line="240"/>
               <w:ind w:left="100" w:right="100" w:firstLine="0" w:firstLineChars="0"/>
               <w:rPr>
-                <w:rFonts w:ascii="Helvetica" w:hAnsi="Helvetica" w:eastAsia="Helvetica" w:cs="Helvetica"/>
+                <w:rFonts w:ascii="Arial" w:hAnsi="Arial" w:eastAsia="Arial" w:cs="Arial"/>
                 <w:i w:val="false"/>
                 <w:b w:val="true"/>
                 <w:u w:val="none"/>
                 <w:strike w:val="false"/>
-                <w:sz w:val="22"/>
-                <w:szCs w:val="22"/>
+                <w:sz w:val="20"/>
+                <w:szCs w:val="20"/>
                 <w:color w:val="FFFFFF"/>
               </w:rPr>
             </w:pPr>
             <w:r xmlns:w="http://schemas.openxmlformats.org/wordprocessingml/2006/main" xmlns:wp="http://schemas.openxmlformats.org/drawingml/2006/wordprocessingDrawing" xmlns:r="http://schemas.openxmlformats.org/officeDocument/2006/relationships" xmlns:w14="http://schemas.microsoft.com/office/word/2010/wordml">
               <w:rPr>
-                <w:rFonts w:ascii="Helvetica" w:hAnsi="Helvetica" w:eastAsia="Helvetica" w:cs="Helvetica"/>
+                <w:rFonts w:ascii="Arial" w:hAnsi="Arial" w:eastAsia="Arial" w:cs="Arial"/>
                 <w:i w:val="false"/>
                 <w:b w:val="true"/>
                 <w:u w:val="none"/>
                 <w:strike w:val="false"/>
-                <w:sz w:val="22"/>
-                <w:szCs w:val="22"/>
+                <w:sz w:val="20"/>
+                <w:szCs w:val="20"/>
                 <w:color w:val="FFFFFF"/>
               </w:rPr>
               <w:t xml:space="preserve">lambda</w:t>
@@ -2712,7 +2656,7 @@
       </w:tr>
       <w:tr>
         <w:trPr>
-          <w:trHeight w:val="519" w:hRule="auto"/>
+          <w:trHeight w:val="360" w:hRule="auto"/>
         </w:trPr>
         <w:tc>
           <w:tcPr>
@@ -2743,25 +2687,25 @@
               <w:spacing w:after="80" w:before="80" w:line="240"/>
               <w:ind w:left="100" w:right="100" w:firstLine="0" w:firstLineChars="0"/>
               <w:rPr>
-                <w:rFonts w:ascii="Helvetica" w:hAnsi="Helvetica" w:eastAsia="Helvetica" w:cs="Helvetica"/>
+                <w:rFonts w:ascii="Arial" w:hAnsi="Arial" w:eastAsia="Arial" w:cs="Arial"/>
                 <w:i w:val="false"/>
                 <w:b w:val="false"/>
                 <w:u w:val="none"/>
                 <w:strike w:val="false"/>
-                <w:sz w:val="22"/>
-                <w:szCs w:val="22"/>
+                <w:sz w:val="20"/>
+                <w:szCs w:val="20"/>
                 <w:color w:val="000000"/>
               </w:rPr>
             </w:pPr>
             <w:r xmlns:w="http://schemas.openxmlformats.org/wordprocessingml/2006/main" xmlns:wp="http://schemas.openxmlformats.org/drawingml/2006/wordprocessingDrawing" xmlns:r="http://schemas.openxmlformats.org/officeDocument/2006/relationships" xmlns:w14="http://schemas.microsoft.com/office/word/2010/wordml">
               <w:rPr>
-                <w:rFonts w:ascii="Helvetica" w:hAnsi="Helvetica" w:eastAsia="Helvetica" w:cs="Helvetica"/>
+                <w:rFonts w:ascii="Arial" w:hAnsi="Arial" w:eastAsia="Arial" w:cs="Arial"/>
                 <w:i w:val="false"/>
                 <w:b w:val="false"/>
                 <w:u w:val="none"/>
                 <w:strike w:val="false"/>
-                <w:sz w:val="22"/>
-                <w:szCs w:val="22"/>
+                <w:sz w:val="20"/>
+                <w:szCs w:val="20"/>
                 <w:color w:val="000000"/>
               </w:rPr>
               <w:t xml:space="preserve">Año 1</w:t>
@@ -2787,7 +2731,7 @@
           </w:tcPr>
           <w:p>
             <w:pPr>
-              <w:jc w:val="left"/>
+              <w:jc w:val="right"/>
               <w:pBdr>
                 <w:bottom w:val="none" w:sz="0" w:space="0" w:color="000000"/>
                 <w:top w:val="none" w:sz="0" w:space="0" w:color="000000"/>
@@ -2797,35 +2741,35 @@
               <w:spacing w:after="80" w:before="80" w:line="240"/>
               <w:ind w:left="100" w:right="100" w:firstLine="0" w:firstLineChars="0"/>
               <w:rPr>
-                <w:rFonts w:ascii="Helvetica" w:hAnsi="Helvetica" w:eastAsia="Helvetica" w:cs="Helvetica"/>
+                <w:rFonts w:ascii="Arial" w:hAnsi="Arial" w:eastAsia="Arial" w:cs="Arial"/>
                 <w:i w:val="false"/>
                 <w:b w:val="false"/>
                 <w:u w:val="none"/>
                 <w:strike w:val="false"/>
-                <w:sz w:val="22"/>
-                <w:szCs w:val="22"/>
+                <w:sz w:val="20"/>
+                <w:szCs w:val="20"/>
                 <w:color w:val="000000"/>
               </w:rPr>
             </w:pPr>
             <w:r xmlns:w="http://schemas.openxmlformats.org/wordprocessingml/2006/main" xmlns:wp="http://schemas.openxmlformats.org/drawingml/2006/wordprocessingDrawing" xmlns:r="http://schemas.openxmlformats.org/officeDocument/2006/relationships" xmlns:w14="http://schemas.microsoft.com/office/word/2010/wordml">
               <w:rPr>
-                <w:rFonts w:ascii="Helvetica" w:hAnsi="Helvetica" w:eastAsia="Helvetica" w:cs="Helvetica"/>
+                <w:rFonts w:ascii="Arial" w:hAnsi="Arial" w:eastAsia="Arial" w:cs="Arial"/>
                 <w:i w:val="false"/>
                 <w:b w:val="false"/>
                 <w:u w:val="none"/>
                 <w:strike w:val="false"/>
-                <w:sz w:val="22"/>
-                <w:szCs w:val="22"/>
+                <w:sz w:val="20"/>
+                <w:szCs w:val="20"/>
                 <w:color w:val="000000"/>
               </w:rPr>
-              <w:t xml:space="preserve">1.1079</w:t>
+              <w:t xml:space="preserve">1.108</w:t>
             </w:r>
           </w:p>
         </w:tc>
       </w:tr>
       <w:tr>
         <w:trPr>
-          <w:trHeight w:val="519" w:hRule="auto"/>
+          <w:trHeight w:val="360" w:hRule="auto"/>
         </w:trPr>
         <w:tc>
           <w:tcPr>
@@ -2856,25 +2800,25 @@
               <w:spacing w:after="80" w:before="80" w:line="240"/>
               <w:ind w:left="100" w:right="100" w:firstLine="0" w:firstLineChars="0"/>
               <w:rPr>
-                <w:rFonts w:ascii="Helvetica" w:hAnsi="Helvetica" w:eastAsia="Helvetica" w:cs="Helvetica"/>
+                <w:rFonts w:ascii="Arial" w:hAnsi="Arial" w:eastAsia="Arial" w:cs="Arial"/>
                 <w:i w:val="false"/>
                 <w:b w:val="false"/>
                 <w:u w:val="none"/>
                 <w:strike w:val="false"/>
-                <w:sz w:val="22"/>
-                <w:szCs w:val="22"/>
+                <w:sz w:val="20"/>
+                <w:szCs w:val="20"/>
                 <w:color w:val="000000"/>
               </w:rPr>
             </w:pPr>
             <w:r xmlns:w="http://schemas.openxmlformats.org/wordprocessingml/2006/main" xmlns:wp="http://schemas.openxmlformats.org/drawingml/2006/wordprocessingDrawing" xmlns:r="http://schemas.openxmlformats.org/officeDocument/2006/relationships" xmlns:w14="http://schemas.microsoft.com/office/word/2010/wordml">
               <w:rPr>
-                <w:rFonts w:ascii="Helvetica" w:hAnsi="Helvetica" w:eastAsia="Helvetica" w:cs="Helvetica"/>
+                <w:rFonts w:ascii="Arial" w:hAnsi="Arial" w:eastAsia="Arial" w:cs="Arial"/>
                 <w:i w:val="false"/>
                 <w:b w:val="false"/>
                 <w:u w:val="none"/>
                 <w:strike w:val="false"/>
-                <w:sz w:val="22"/>
-                <w:szCs w:val="22"/>
+                <w:sz w:val="20"/>
+                <w:szCs w:val="20"/>
                 <w:color w:val="000000"/>
               </w:rPr>
               <w:t xml:space="preserve">Año 2</w:t>
@@ -2900,7 +2844,7 @@
           </w:tcPr>
           <w:p>
             <w:pPr>
-              <w:jc w:val="left"/>
+              <w:jc w:val="right"/>
               <w:pBdr>
                 <w:bottom w:val="none" w:sz="0" w:space="0" w:color="000000"/>
                 <w:top w:val="none" w:sz="0" w:space="0" w:color="000000"/>
@@ -2910,28 +2854,28 @@
               <w:spacing w:after="80" w:before="80" w:line="240"/>
               <w:ind w:left="100" w:right="100" w:firstLine="0" w:firstLineChars="0"/>
               <w:rPr>
-                <w:rFonts w:ascii="Helvetica" w:hAnsi="Helvetica" w:eastAsia="Helvetica" w:cs="Helvetica"/>
+                <w:rFonts w:ascii="Arial" w:hAnsi="Arial" w:eastAsia="Arial" w:cs="Arial"/>
                 <w:i w:val="false"/>
                 <w:b w:val="false"/>
                 <w:u w:val="none"/>
                 <w:strike w:val="false"/>
-                <w:sz w:val="22"/>
-                <w:szCs w:val="22"/>
+                <w:sz w:val="20"/>
+                <w:szCs w:val="20"/>
                 <w:color w:val="000000"/>
               </w:rPr>
             </w:pPr>
             <w:r xmlns:w="http://schemas.openxmlformats.org/wordprocessingml/2006/main" xmlns:wp="http://schemas.openxmlformats.org/drawingml/2006/wordprocessingDrawing" xmlns:r="http://schemas.openxmlformats.org/officeDocument/2006/relationships" xmlns:w14="http://schemas.microsoft.com/office/word/2010/wordml">
               <w:rPr>
-                <w:rFonts w:ascii="Helvetica" w:hAnsi="Helvetica" w:eastAsia="Helvetica" w:cs="Helvetica"/>
+                <w:rFonts w:ascii="Arial" w:hAnsi="Arial" w:eastAsia="Arial" w:cs="Arial"/>
                 <w:i w:val="false"/>
                 <w:b w:val="false"/>
                 <w:u w:val="none"/>
                 <w:strike w:val="false"/>
-                <w:sz w:val="22"/>
-                <w:szCs w:val="22"/>
+                <w:sz w:val="20"/>
+                <w:szCs w:val="20"/>
                 <w:color w:val="000000"/>
               </w:rPr>
-              <w:t xml:space="preserve">1.0843</w:t>
+              <w:t xml:space="preserve">1.084</w:t>
             </w:r>
           </w:p>
         </w:tc>
@@ -3038,7 +2982,7 @@
       <w:r>
         <w:t xml:space="preserve"> </w:t>
       </w:r>
-      <w:hyperlink r:id="rId14">
+      <w:hyperlink r:id="rId24">
         <w:r>
           <w:rPr>
             <w:rStyle w:val="Hyperlink"/>
@@ -3091,18 +3035,18 @@
                 <wp:inline>
                   <wp:extent cx="152400" cy="152400"/>
                   <wp:effectExtent b="0" l="0" r="0" t="0"/>
-                  <wp:docPr descr="" title="" id="26" name="Picture"/>
+                  <wp:docPr descr="" title="" id="36" name="Picture"/>
                   <a:graphic>
                     <a:graphicData uri="http://schemas.openxmlformats.org/drawingml/2006/picture">
                       <pic:pic>
                         <pic:nvPicPr>
-                          <pic:cNvPr descr="/Applications/RStudio.app/Contents/Resources/app/quarto/share/formats/docx/warning.png" id="27" name="Picture"/>
+                          <pic:cNvPr descr="/Applications/RStudio.app/Contents/Resources/app/quarto/share/formats/docx/warning.png" id="37" name="Picture"/>
                           <pic:cNvPicPr>
                             <a:picLocks noChangeArrowheads="1" noChangeAspect="1"/>
                           </pic:cNvPicPr>
                         </pic:nvPicPr>
                         <pic:blipFill>
-                          <a:blip r:embed="rId25"/>
+                          <a:blip r:embed="rId35"/>
                           <a:stretch>
                             <a:fillRect/>
                           </a:stretch>
@@ -3272,8 +3216,8 @@
         </w:pict>
       </w:r>
     </w:p>
-    <w:bookmarkEnd w:id="28"/>
-    <w:bookmarkStart w:id="29" w:name="X3b01ff72efb6ded6387d8428b00402a91efd5b2"/>
+    <w:bookmarkEnd w:id="38"/>
+    <w:bookmarkStart w:id="39" w:name="X3b01ff72efb6ded6387d8428b00402a91efd5b2"/>
     <w:p>
       <w:pPr>
         <w:pStyle w:val="Heading2"/>
@@ -3402,7 +3346,7 @@
         <w:t xml:space="preserve"> </w:t>
       </w:r>
       <w:r>
-        <w:t xml:space="preserve">(Skalski, Ryding y Millspaugh, 2010)</w:t>
+        <w:t xml:space="preserve">(Skalski et al. 2010)</w:t>
       </w:r>
       <w:r>
         <w:t xml:space="preserve">.</w:t>
@@ -3440,8 +3384,8 @@
         <w:t xml:space="preserve">) sobre la cantidad de individuos del año anterior. Por ejemplo, en el primer año la población pasa de 40 individuos a 56.8 individuos, lo que evidencia un incremento en la abundancia de individuos, correspondiente a un crecimiento de 42% (56.8/40=1.42). En el segundo año se espera que la población crezca de 56.8 a 70.2 individuos, lo que representa un crecimiento de 24% (70.2/56.8=1.24).</w:t>
       </w:r>
     </w:p>
-    <w:bookmarkEnd w:id="29"/>
-    <w:bookmarkStart w:id="40" w:name="proyección-de-la-población-1-año-1"/>
+    <w:bookmarkEnd w:id="39"/>
+    <w:bookmarkStart w:id="50" w:name="proyección-de-la-población-1-año-1"/>
     <w:p>
       <w:pPr>
         <w:pStyle w:val="Heading2"/>
@@ -3751,7 +3695,7 @@
         <w:t xml:space="preserve">[1] 1.4200 1.2351 1.1687 1.1393 1.1250 1.1176</w:t>
       </w:r>
     </w:p>
-    <w:bookmarkStart w:id="34" w:name="X6fcc8e346bf1dba434bc6eabe773eea8f4500c6"/>
+    <w:bookmarkStart w:id="44" w:name="X6fcc8e346bf1dba434bc6eabe773eea8f4500c6"/>
     <w:p>
       <w:pPr>
         <w:pStyle w:val="Heading4"/>
@@ -4159,7 +4103,7 @@
       <w:tr>
         <w:tc>
           <w:tcPr/>
-          <w:bookmarkStart w:id="33" w:name="fig-cre-pop-projection-2"/>
+          <w:bookmarkStart w:id="43" w:name="fig-cre-pop-projection-2"/>
           <w:p>
             <w:pPr>
               <w:pStyle w:val="Compact"/>
@@ -4168,20 +4112,20 @@
             <w:r>
               <w:drawing>
                 <wp:inline>
-                  <wp:extent cx="5334000" cy="4267200"/>
+                  <wp:extent cx="5943600" cy="4754880"/>
                   <wp:effectExtent b="0" l="0" r="0" t="0"/>
-                  <wp:docPr descr="" title="" id="31" name="Picture"/>
+                  <wp:docPr descr="" title="" id="41" name="Picture"/>
                   <a:graphic>
                     <a:graphicData uri="http://schemas.openxmlformats.org/drawingml/2006/picture">
                       <pic:pic>
                         <pic:nvPicPr>
-                          <pic:cNvPr descr="109-Crecimiento_poblacional_files/figure-docx/fig-cre-pop-projection-2-1.png" id="32" name="Picture"/>
+                          <pic:cNvPr descr="109-Crecimiento_poblacional_files/figure-docx/fig-cre-pop-projection-2-1.png" id="42" name="Picture"/>
                           <pic:cNvPicPr>
                             <a:picLocks noChangeArrowheads="1" noChangeAspect="1"/>
                           </pic:cNvPicPr>
                         </pic:nvPicPr>
                         <pic:blipFill>
-                          <a:blip r:embed="rId30"/>
+                          <a:blip r:embed="rId40"/>
                           <a:stretch>
                             <a:fillRect/>
                           </a:stretch>
@@ -4189,7 +4133,7 @@
                         <pic:spPr bwMode="auto">
                           <a:xfrm>
                             <a:off x="0" y="0"/>
-                            <a:ext cx="5334000" cy="4267200"/>
+                            <a:ext cx="5943600" cy="4754880"/>
                           </a:xfrm>
                           <a:prstGeom prst="rect">
                             <a:avLst/>
@@ -4221,12 +4165,12 @@
               <w:t xml:space="preserve">Figura 3: Tamaño poblacional total en función del año, representado con puntos unidos por líneas, a partir de la proyección de mat1.1 durante siete periodos de tiempo.</w:t>
             </w:r>
           </w:p>
-          <w:bookmarkEnd w:id="33"/>
+          <w:bookmarkEnd w:id="43"/>
         </w:tc>
       </w:tr>
     </w:tbl>
-    <w:bookmarkEnd w:id="34"/>
-    <w:bookmarkStart w:id="39" w:name="X569e3b63e9aa75dfc53801c783a11e464a654f2"/>
+    <w:bookmarkEnd w:id="44"/>
+    <w:bookmarkStart w:id="49" w:name="X569e3b63e9aa75dfc53801c783a11e464a654f2"/>
     <w:p>
       <w:pPr>
         <w:pStyle w:val="Heading3"/>
@@ -4559,7 +4503,7 @@
       <w:tr>
         <w:tc>
           <w:tcPr/>
-          <w:bookmarkStart w:id="38" w:name="fig-cre-pop-projection-3"/>
+          <w:bookmarkStart w:id="48" w:name="fig-cre-pop-projection-3"/>
           <w:p>
             <w:pPr>
               <w:pStyle w:val="Compact"/>
@@ -4568,20 +4512,20 @@
             <w:r>
               <w:drawing>
                 <wp:inline>
-                  <wp:extent cx="5334000" cy="4267200"/>
+                  <wp:extent cx="5943600" cy="4754880"/>
                   <wp:effectExtent b="0" l="0" r="0" t="0"/>
-                  <wp:docPr descr="" title="" id="36" name="Picture"/>
+                  <wp:docPr descr="" title="" id="46" name="Picture"/>
                   <a:graphic>
                     <a:graphicData uri="http://schemas.openxmlformats.org/drawingml/2006/picture">
                       <pic:pic>
                         <pic:nvPicPr>
-                          <pic:cNvPr descr="109-Crecimiento_poblacional_files/figure-docx/fig-cre-pop-projection-3-1.png" id="37" name="Picture"/>
+                          <pic:cNvPr descr="109-Crecimiento_poblacional_files/figure-docx/fig-cre-pop-projection-3-1.png" id="47" name="Picture"/>
                           <pic:cNvPicPr>
                             <a:picLocks noChangeArrowheads="1" noChangeAspect="1"/>
                           </pic:cNvPicPr>
                         </pic:nvPicPr>
                         <pic:blipFill>
-                          <a:blip r:embed="rId35"/>
+                          <a:blip r:embed="rId45"/>
                           <a:stretch>
                             <a:fillRect/>
                           </a:stretch>
@@ -4589,7 +4533,7 @@
                         <pic:spPr bwMode="auto">
                           <a:xfrm>
                             <a:off x="0" y="0"/>
-                            <a:ext cx="5334000" cy="4267200"/>
+                            <a:ext cx="5943600" cy="4754880"/>
                           </a:xfrm>
                           <a:prstGeom prst="rect">
                             <a:avLst/>
@@ -4621,13 +4565,13 @@
               <w:t xml:space="preserve">Figura 4: Proyección del vector de estadios en el tiempo a partir de mat1.1, representada con stage.vector.plot del paquete popbio.</w:t>
             </w:r>
           </w:p>
-          <w:bookmarkEnd w:id="38"/>
+          <w:bookmarkEnd w:id="48"/>
         </w:tc>
       </w:tr>
     </w:tbl>
-    <w:bookmarkEnd w:id="39"/>
-    <w:bookmarkEnd w:id="40"/>
-    <w:bookmarkStart w:id="42" w:name="X2d2c2639ca6264e55f9a5bcc54a7b10c3443c8b"/>
+    <w:bookmarkEnd w:id="49"/>
+    <w:bookmarkEnd w:id="50"/>
+    <w:bookmarkStart w:id="52" w:name="X2d2c2639ca6264e55f9a5bcc54a7b10c3443c8b"/>
     <w:p>
       <w:pPr>
         <w:pStyle w:val="Heading2"/>
@@ -4690,7 +4634,7 @@
       <w:r>
         <w:t xml:space="preserve"> </w:t>
       </w:r>
-      <w:hyperlink r:id="rId41">
+      <w:hyperlink r:id="rId51">
         <w:r>
           <w:rPr>
             <w:rStyle w:val="Hyperlink"/>
@@ -4702,8 +4646,8 @@
         <w:t xml:space="preserve">).</w:t>
       </w:r>
     </w:p>
-    <w:bookmarkEnd w:id="42"/>
-    <w:bookmarkStart w:id="45" w:name="proyección-de-la-población-2-año-1"/>
+    <w:bookmarkEnd w:id="52"/>
+    <w:bookmarkStart w:id="55" w:name="proyección-de-la-población-2-año-1"/>
     <w:p>
       <w:pPr>
         <w:pStyle w:val="Heading2"/>
@@ -5175,14 +5119,20 @@
     </w:p>
     <w:tbl xmlns:w="http://schemas.openxmlformats.org/wordprocessingml/2006/main" xmlns:r="http://schemas.openxmlformats.org/officeDocument/2006/relationships" xmlns:w14="http://schemas.microsoft.com/office/word/2010/wordml" xmlns:wp="http://schemas.openxmlformats.org/drawingml/2006/wordprocessingDrawing" xmlns:a="http://schemas.openxmlformats.org/drawingml/2006/main" xmlns:pic="http://schemas.openxmlformats.org/drawingml/2006/picture">
       <w:tblPr>
-        <w:tblLayout w:type="autofit"/>
+        <w:tblLayout w:type="fixed"/>
         <w:jc w:val="center"/>
-        <w:tblW w:type="pct" w:w="0"/>
         <w:tblLook w:firstRow="1" w:lastRow="0" w:firstColumn="0" w:lastColumn="0" w:noHBand="0" w:noVBand="1"/>
       </w:tblPr>
+      <w:tblGrid>
+        <w:gridCol w:w="1872"/>
+        <w:gridCol w:w="1872"/>
+        <w:gridCol w:w="1872"/>
+        <w:gridCol w:w="1872"/>
+        <w:gridCol w:w="1872"/>
+      </w:tblGrid>
       <w:tr>
         <w:trPr>
-          <w:trHeight w:val="671" w:hRule="auto"/>
+          <w:trHeight w:val="360" w:hRule="auto"/>
           <w:tblHeader/>
         </w:trPr>
         <w:tc>
@@ -5214,25 +5164,25 @@
               <w:spacing w:after="120" w:before="120" w:line="240"/>
               <w:ind w:left="100" w:right="100" w:firstLine="0" w:firstLineChars="0"/>
               <w:rPr>
-                <w:rFonts w:ascii="Helvetica" w:hAnsi="Helvetica" w:eastAsia="Helvetica" w:cs="Helvetica"/>
+                <w:rFonts w:ascii="Arial" w:hAnsi="Arial" w:eastAsia="Arial" w:cs="Arial"/>
                 <w:i w:val="false"/>
                 <w:b w:val="true"/>
                 <w:u w:val="none"/>
                 <w:strike w:val="false"/>
-                <w:sz w:val="22"/>
-                <w:szCs w:val="22"/>
+                <w:sz w:val="20"/>
+                <w:szCs w:val="20"/>
                 <w:color w:val="FFFFFF"/>
               </w:rPr>
             </w:pPr>
             <w:r xmlns:w="http://schemas.openxmlformats.org/wordprocessingml/2006/main" xmlns:wp="http://schemas.openxmlformats.org/drawingml/2006/wordprocessingDrawing" xmlns:r="http://schemas.openxmlformats.org/officeDocument/2006/relationships" xmlns:w14="http://schemas.microsoft.com/office/word/2010/wordml">
               <w:rPr>
-                <w:rFonts w:ascii="Helvetica" w:hAnsi="Helvetica" w:eastAsia="Helvetica" w:cs="Helvetica"/>
+                <w:rFonts w:ascii="Arial" w:hAnsi="Arial" w:eastAsia="Arial" w:cs="Arial"/>
                 <w:i w:val="false"/>
                 <w:b w:val="true"/>
                 <w:u w:val="none"/>
                 <w:strike w:val="false"/>
-                <w:sz w:val="22"/>
-                <w:szCs w:val="22"/>
+                <w:sz w:val="20"/>
+                <w:szCs w:val="20"/>
                 <w:color w:val="FFFFFF"/>
               </w:rPr>
               <w:t xml:space="preserve"> </w:t>
@@ -5258,7 +5208,7 @@
           </w:tcPr>
           <w:p>
             <w:pPr>
-              <w:jc w:val="left"/>
+              <w:jc w:val="right"/>
               <w:pBdr>
                 <w:bottom w:val="none" w:sz="0" w:space="0" w:color="000000"/>
                 <w:top w:val="none" w:sz="0" w:space="0" w:color="000000"/>
@@ -5268,25 +5218,25 @@
               <w:spacing w:after="120" w:before="120" w:line="240"/>
               <w:ind w:left="100" w:right="100" w:firstLine="0" w:firstLineChars="0"/>
               <w:rPr>
-                <w:rFonts w:ascii="Helvetica" w:hAnsi="Helvetica" w:eastAsia="Helvetica" w:cs="Helvetica"/>
+                <w:rFonts w:ascii="Arial" w:hAnsi="Arial" w:eastAsia="Arial" w:cs="Arial"/>
                 <w:i w:val="false"/>
                 <w:b w:val="true"/>
                 <w:u w:val="none"/>
                 <w:strike w:val="false"/>
-                <w:sz w:val="22"/>
-                <w:szCs w:val="22"/>
+                <w:sz w:val="20"/>
+                <w:szCs w:val="20"/>
                 <w:color w:val="FFFFFF"/>
               </w:rPr>
             </w:pPr>
             <w:r xmlns:w="http://schemas.openxmlformats.org/wordprocessingml/2006/main" xmlns:wp="http://schemas.openxmlformats.org/drawingml/2006/wordprocessingDrawing" xmlns:r="http://schemas.openxmlformats.org/officeDocument/2006/relationships" xmlns:w14="http://schemas.microsoft.com/office/word/2010/wordml">
               <w:rPr>
-                <w:rFonts w:ascii="Helvetica" w:hAnsi="Helvetica" w:eastAsia="Helvetica" w:cs="Helvetica"/>
+                <w:rFonts w:ascii="Arial" w:hAnsi="Arial" w:eastAsia="Arial" w:cs="Arial"/>
                 <w:i w:val="false"/>
                 <w:b w:val="true"/>
                 <w:u w:val="none"/>
                 <w:strike w:val="false"/>
-                <w:sz w:val="22"/>
-                <w:szCs w:val="22"/>
+                <w:sz w:val="20"/>
+                <w:szCs w:val="20"/>
                 <w:color w:val="FFFFFF"/>
               </w:rPr>
               <w:t xml:space="preserve">plantula</w:t>
@@ -5312,7 +5262,7 @@
           </w:tcPr>
           <w:p>
             <w:pPr>
-              <w:jc w:val="left"/>
+              <w:jc w:val="right"/>
               <w:pBdr>
                 <w:bottom w:val="none" w:sz="0" w:space="0" w:color="000000"/>
                 <w:top w:val="none" w:sz="0" w:space="0" w:color="000000"/>
@@ -5322,25 +5272,25 @@
               <w:spacing w:after="120" w:before="120" w:line="240"/>
               <w:ind w:left="100" w:right="100" w:firstLine="0" w:firstLineChars="0"/>
               <w:rPr>
-                <w:rFonts w:ascii="Helvetica" w:hAnsi="Helvetica" w:eastAsia="Helvetica" w:cs="Helvetica"/>
+                <w:rFonts w:ascii="Arial" w:hAnsi="Arial" w:eastAsia="Arial" w:cs="Arial"/>
                 <w:i w:val="false"/>
                 <w:b w:val="true"/>
                 <w:u w:val="none"/>
                 <w:strike w:val="false"/>
-                <w:sz w:val="22"/>
-                <w:szCs w:val="22"/>
+                <w:sz w:val="20"/>
+                <w:szCs w:val="20"/>
                 <w:color w:val="FFFFFF"/>
               </w:rPr>
             </w:pPr>
             <w:r xmlns:w="http://schemas.openxmlformats.org/wordprocessingml/2006/main" xmlns:wp="http://schemas.openxmlformats.org/drawingml/2006/wordprocessingDrawing" xmlns:r="http://schemas.openxmlformats.org/officeDocument/2006/relationships" xmlns:w14="http://schemas.microsoft.com/office/word/2010/wordml">
               <w:rPr>
-                <w:rFonts w:ascii="Helvetica" w:hAnsi="Helvetica" w:eastAsia="Helvetica" w:cs="Helvetica"/>
+                <w:rFonts w:ascii="Arial" w:hAnsi="Arial" w:eastAsia="Arial" w:cs="Arial"/>
                 <w:i w:val="false"/>
                 <w:b w:val="true"/>
                 <w:u w:val="none"/>
                 <w:strike w:val="false"/>
-                <w:sz w:val="22"/>
-                <w:szCs w:val="22"/>
+                <w:sz w:val="20"/>
+                <w:szCs w:val="20"/>
                 <w:color w:val="FFFFFF"/>
               </w:rPr>
               <w:t xml:space="preserve">juvenil</w:t>
@@ -5366,7 +5316,7 @@
           </w:tcPr>
           <w:p>
             <w:pPr>
-              <w:jc w:val="left"/>
+              <w:jc w:val="right"/>
               <w:pBdr>
                 <w:bottom w:val="none" w:sz="0" w:space="0" w:color="000000"/>
                 <w:top w:val="none" w:sz="0" w:space="0" w:color="000000"/>
@@ -5376,25 +5326,25 @@
               <w:spacing w:after="120" w:before="120" w:line="240"/>
               <w:ind w:left="100" w:right="100" w:firstLine="0" w:firstLineChars="0"/>
               <w:rPr>
-                <w:rFonts w:ascii="Helvetica" w:hAnsi="Helvetica" w:eastAsia="Helvetica" w:cs="Helvetica"/>
+                <w:rFonts w:ascii="Arial" w:hAnsi="Arial" w:eastAsia="Arial" w:cs="Arial"/>
                 <w:i w:val="false"/>
                 <w:b w:val="true"/>
                 <w:u w:val="none"/>
                 <w:strike w:val="false"/>
-                <w:sz w:val="22"/>
-                <w:szCs w:val="22"/>
+                <w:sz w:val="20"/>
+                <w:szCs w:val="20"/>
                 <w:color w:val="FFFFFF"/>
               </w:rPr>
             </w:pPr>
             <w:r xmlns:w="http://schemas.openxmlformats.org/wordprocessingml/2006/main" xmlns:wp="http://schemas.openxmlformats.org/drawingml/2006/wordprocessingDrawing" xmlns:r="http://schemas.openxmlformats.org/officeDocument/2006/relationships" xmlns:w14="http://schemas.microsoft.com/office/word/2010/wordml">
               <w:rPr>
-                <w:rFonts w:ascii="Helvetica" w:hAnsi="Helvetica" w:eastAsia="Helvetica" w:cs="Helvetica"/>
+                <w:rFonts w:ascii="Arial" w:hAnsi="Arial" w:eastAsia="Arial" w:cs="Arial"/>
                 <w:i w:val="false"/>
                 <w:b w:val="true"/>
                 <w:u w:val="none"/>
                 <w:strike w:val="false"/>
-                <w:sz w:val="22"/>
-                <w:szCs w:val="22"/>
+                <w:sz w:val="20"/>
+                <w:szCs w:val="20"/>
                 <w:color w:val="FFFFFF"/>
               </w:rPr>
               <w:t xml:space="preserve">adulto1</w:t>
@@ -5420,7 +5370,7 @@
           </w:tcPr>
           <w:p>
             <w:pPr>
-              <w:jc w:val="left"/>
+              <w:jc w:val="right"/>
               <w:pBdr>
                 <w:bottom w:val="none" w:sz="0" w:space="0" w:color="000000"/>
                 <w:top w:val="none" w:sz="0" w:space="0" w:color="000000"/>
@@ -5430,25 +5380,25 @@
               <w:spacing w:after="120" w:before="120" w:line="240"/>
               <w:ind w:left="100" w:right="100" w:firstLine="0" w:firstLineChars="0"/>
               <w:rPr>
-                <w:rFonts w:ascii="Helvetica" w:hAnsi="Helvetica" w:eastAsia="Helvetica" w:cs="Helvetica"/>
+                <w:rFonts w:ascii="Arial" w:hAnsi="Arial" w:eastAsia="Arial" w:cs="Arial"/>
                 <w:i w:val="false"/>
                 <w:b w:val="true"/>
                 <w:u w:val="none"/>
                 <w:strike w:val="false"/>
-                <w:sz w:val="22"/>
-                <w:szCs w:val="22"/>
+                <w:sz w:val="20"/>
+                <w:szCs w:val="20"/>
                 <w:color w:val="FFFFFF"/>
               </w:rPr>
             </w:pPr>
             <w:r xmlns:w="http://schemas.openxmlformats.org/wordprocessingml/2006/main" xmlns:wp="http://schemas.openxmlformats.org/drawingml/2006/wordprocessingDrawing" xmlns:r="http://schemas.openxmlformats.org/officeDocument/2006/relationships" xmlns:w14="http://schemas.microsoft.com/office/word/2010/wordml">
               <w:rPr>
-                <w:rFonts w:ascii="Helvetica" w:hAnsi="Helvetica" w:eastAsia="Helvetica" w:cs="Helvetica"/>
+                <w:rFonts w:ascii="Arial" w:hAnsi="Arial" w:eastAsia="Arial" w:cs="Arial"/>
                 <w:i w:val="false"/>
                 <w:b w:val="true"/>
                 <w:u w:val="none"/>
                 <w:strike w:val="false"/>
-                <w:sz w:val="22"/>
-                <w:szCs w:val="22"/>
+                <w:sz w:val="20"/>
+                <w:szCs w:val="20"/>
                 <w:color w:val="FFFFFF"/>
               </w:rPr>
               <w:t xml:space="preserve">adulto2</w:t>
@@ -5458,7 +5408,7 @@
       </w:tr>
       <w:tr>
         <w:trPr>
-          <w:trHeight w:val="561" w:hRule="auto"/>
+          <w:trHeight w:val="360" w:hRule="auto"/>
         </w:trPr>
         <w:tc>
           <w:tcPr>
@@ -5489,25 +5439,25 @@
               <w:spacing w:after="80" w:before="80" w:line="240"/>
               <w:ind w:left="100" w:right="100" w:firstLine="0" w:firstLineChars="0"/>
               <w:rPr>
-                <w:rFonts w:ascii="Helvetica" w:hAnsi="Helvetica" w:eastAsia="Helvetica" w:cs="Helvetica"/>
+                <w:rFonts w:ascii="Arial" w:hAnsi="Arial" w:eastAsia="Arial" w:cs="Arial"/>
                 <w:i w:val="false"/>
                 <w:b w:val="false"/>
                 <w:u w:val="none"/>
                 <w:strike w:val="false"/>
-                <w:sz w:val="22"/>
-                <w:szCs w:val="22"/>
+                <w:sz w:val="20"/>
+                <w:szCs w:val="20"/>
                 <w:color w:val="000000"/>
               </w:rPr>
             </w:pPr>
             <w:r xmlns:w="http://schemas.openxmlformats.org/wordprocessingml/2006/main" xmlns:wp="http://schemas.openxmlformats.org/drawingml/2006/wordprocessingDrawing" xmlns:r="http://schemas.openxmlformats.org/officeDocument/2006/relationships" xmlns:w14="http://schemas.microsoft.com/office/word/2010/wordml">
               <w:rPr>
-                <w:rFonts w:ascii="Helvetica" w:hAnsi="Helvetica" w:eastAsia="Helvetica" w:cs="Helvetica"/>
+                <w:rFonts w:ascii="Arial" w:hAnsi="Arial" w:eastAsia="Arial" w:cs="Arial"/>
                 <w:i w:val="false"/>
                 <w:b w:val="false"/>
                 <w:u w:val="none"/>
                 <w:strike w:val="false"/>
-                <w:sz w:val="22"/>
-                <w:szCs w:val="22"/>
+                <w:sz w:val="20"/>
+                <w:szCs w:val="20"/>
                 <w:color w:val="000000"/>
               </w:rPr>
               <w:t xml:space="preserve">plantula</w:t>
@@ -5533,7 +5483,7 @@
           </w:tcPr>
           <w:p>
             <w:pPr>
-              <w:jc w:val="left"/>
+              <w:jc w:val="right"/>
               <w:pBdr>
                 <w:bottom w:val="none" w:sz="0" w:space="0" w:color="000000"/>
                 <w:top w:val="none" w:sz="0" w:space="0" w:color="000000"/>
@@ -5543,28 +5493,28 @@
               <w:spacing w:after="80" w:before="80" w:line="240"/>
               <w:ind w:left="100" w:right="100" w:firstLine="0" w:firstLineChars="0"/>
               <w:rPr>
-                <w:rFonts w:ascii="Helvetica" w:hAnsi="Helvetica" w:eastAsia="Helvetica" w:cs="Helvetica"/>
+                <w:rFonts w:ascii="Arial" w:hAnsi="Arial" w:eastAsia="Arial" w:cs="Arial"/>
                 <w:i w:val="false"/>
                 <w:b w:val="false"/>
                 <w:u w:val="none"/>
                 <w:strike w:val="false"/>
-                <w:sz w:val="22"/>
-                <w:szCs w:val="22"/>
+                <w:sz w:val="20"/>
+                <w:szCs w:val="20"/>
                 <w:color w:val="000000"/>
               </w:rPr>
             </w:pPr>
             <w:r xmlns:w="http://schemas.openxmlformats.org/wordprocessingml/2006/main" xmlns:wp="http://schemas.openxmlformats.org/drawingml/2006/wordprocessingDrawing" xmlns:r="http://schemas.openxmlformats.org/officeDocument/2006/relationships" xmlns:w14="http://schemas.microsoft.com/office/word/2010/wordml">
               <w:rPr>
-                <w:rFonts w:ascii="Helvetica" w:hAnsi="Helvetica" w:eastAsia="Helvetica" w:cs="Helvetica"/>
+                <w:rFonts w:ascii="Arial" w:hAnsi="Arial" w:eastAsia="Arial" w:cs="Arial"/>
                 <w:i w:val="false"/>
                 <w:b w:val="false"/>
                 <w:u w:val="none"/>
                 <w:strike w:val="false"/>
-                <w:sz w:val="22"/>
-                <w:szCs w:val="22"/>
+                <w:sz w:val="20"/>
+                <w:szCs w:val="20"/>
                 <w:color w:val="000000"/>
               </w:rPr>
-              <w:t xml:space="preserve">0.50</w:t>
+              <w:t xml:space="preserve">  0.5</w:t>
             </w:r>
           </w:p>
         </w:tc>
@@ -5587,7 +5537,7 @@
           </w:tcPr>
           <w:p>
             <w:pPr>
-              <w:jc w:val="left"/>
+              <w:jc w:val="right"/>
               <w:pBdr>
                 <w:bottom w:val="none" w:sz="0" w:space="0" w:color="000000"/>
                 <w:top w:val="none" w:sz="0" w:space="0" w:color="000000"/>
@@ -5597,28 +5547,28 @@
               <w:spacing w:after="80" w:before="80" w:line="240"/>
               <w:ind w:left="100" w:right="100" w:firstLine="0" w:firstLineChars="0"/>
               <w:rPr>
-                <w:rFonts w:ascii="Helvetica" w:hAnsi="Helvetica" w:eastAsia="Helvetica" w:cs="Helvetica"/>
+                <w:rFonts w:ascii="Arial" w:hAnsi="Arial" w:eastAsia="Arial" w:cs="Arial"/>
                 <w:i w:val="false"/>
                 <w:b w:val="false"/>
                 <w:u w:val="none"/>
                 <w:strike w:val="false"/>
-                <w:sz w:val="22"/>
-                <w:szCs w:val="22"/>
+                <w:sz w:val="20"/>
+                <w:szCs w:val="20"/>
                 <w:color w:val="000000"/>
               </w:rPr>
             </w:pPr>
             <w:r xmlns:w="http://schemas.openxmlformats.org/wordprocessingml/2006/main" xmlns:wp="http://schemas.openxmlformats.org/drawingml/2006/wordprocessingDrawing" xmlns:r="http://schemas.openxmlformats.org/officeDocument/2006/relationships" xmlns:w14="http://schemas.microsoft.com/office/word/2010/wordml">
               <w:rPr>
-                <w:rFonts w:ascii="Helvetica" w:hAnsi="Helvetica" w:eastAsia="Helvetica" w:cs="Helvetica"/>
+                <w:rFonts w:ascii="Arial" w:hAnsi="Arial" w:eastAsia="Arial" w:cs="Arial"/>
                 <w:i w:val="false"/>
                 <w:b w:val="false"/>
                 <w:u w:val="none"/>
                 <w:strike w:val="false"/>
-                <w:sz w:val="22"/>
-                <w:szCs w:val="22"/>
+                <w:sz w:val="20"/>
+                <w:szCs w:val="20"/>
                 <w:color w:val="000000"/>
               </w:rPr>
-              <w:t xml:space="preserve">0.00</w:t>
+              <w:t xml:space="preserve">    0</w:t>
             </w:r>
           </w:p>
         </w:tc>
@@ -5641,7 +5591,7 @@
           </w:tcPr>
           <w:p>
             <w:pPr>
-              <w:jc w:val="left"/>
+              <w:jc w:val="right"/>
               <w:pBdr>
                 <w:bottom w:val="none" w:sz="0" w:space="0" w:color="000000"/>
                 <w:top w:val="none" w:sz="0" w:space="0" w:color="000000"/>
@@ -5651,28 +5601,28 @@
               <w:spacing w:after="80" w:before="80" w:line="240"/>
               <w:ind w:left="100" w:right="100" w:firstLine="0" w:firstLineChars="0"/>
               <w:rPr>
-                <w:rFonts w:ascii="Helvetica" w:hAnsi="Helvetica" w:eastAsia="Helvetica" w:cs="Helvetica"/>
+                <w:rFonts w:ascii="Arial" w:hAnsi="Arial" w:eastAsia="Arial" w:cs="Arial"/>
                 <w:i w:val="false"/>
                 <w:b w:val="false"/>
                 <w:u w:val="none"/>
                 <w:strike w:val="false"/>
-                <w:sz w:val="22"/>
-                <w:szCs w:val="22"/>
+                <w:sz w:val="20"/>
+                <w:szCs w:val="20"/>
                 <w:color w:val="000000"/>
               </w:rPr>
             </w:pPr>
             <w:r xmlns:w="http://schemas.openxmlformats.org/wordprocessingml/2006/main" xmlns:wp="http://schemas.openxmlformats.org/drawingml/2006/wordprocessingDrawing" xmlns:r="http://schemas.openxmlformats.org/officeDocument/2006/relationships" xmlns:w14="http://schemas.microsoft.com/office/word/2010/wordml">
               <w:rPr>
-                <w:rFonts w:ascii="Helvetica" w:hAnsi="Helvetica" w:eastAsia="Helvetica" w:cs="Helvetica"/>
+                <w:rFonts w:ascii="Arial" w:hAnsi="Arial" w:eastAsia="Arial" w:cs="Arial"/>
                 <w:i w:val="false"/>
                 <w:b w:val="false"/>
                 <w:u w:val="none"/>
                 <w:strike w:val="false"/>
-                <w:sz w:val="22"/>
-                <w:szCs w:val="22"/>
+                <w:sz w:val="20"/>
+                <w:szCs w:val="20"/>
                 <w:color w:val="000000"/>
               </w:rPr>
-              <w:t xml:space="preserve">0.00</w:t>
+              <w:t xml:space="preserve">    0</w:t>
             </w:r>
           </w:p>
         </w:tc>
@@ -5695,7 +5645,7 @@
           </w:tcPr>
           <w:p>
             <w:pPr>
-              <w:jc w:val="left"/>
+              <w:jc w:val="right"/>
               <w:pBdr>
                 <w:bottom w:val="none" w:sz="0" w:space="0" w:color="000000"/>
                 <w:top w:val="none" w:sz="0" w:space="0" w:color="000000"/>
@@ -5705,25 +5655,25 @@
               <w:spacing w:after="80" w:before="80" w:line="240"/>
               <w:ind w:left="100" w:right="100" w:firstLine="0" w:firstLineChars="0"/>
               <w:rPr>
-                <w:rFonts w:ascii="Helvetica" w:hAnsi="Helvetica" w:eastAsia="Helvetica" w:cs="Helvetica"/>
+                <w:rFonts w:ascii="Arial" w:hAnsi="Arial" w:eastAsia="Arial" w:cs="Arial"/>
                 <w:i w:val="false"/>
                 <w:b w:val="false"/>
                 <w:u w:val="none"/>
                 <w:strike w:val="false"/>
-                <w:sz w:val="22"/>
-                <w:szCs w:val="22"/>
+                <w:sz w:val="20"/>
+                <w:szCs w:val="20"/>
                 <w:color w:val="000000"/>
               </w:rPr>
             </w:pPr>
             <w:r xmlns:w="http://schemas.openxmlformats.org/wordprocessingml/2006/main" xmlns:wp="http://schemas.openxmlformats.org/drawingml/2006/wordprocessingDrawing" xmlns:r="http://schemas.openxmlformats.org/officeDocument/2006/relationships" xmlns:w14="http://schemas.microsoft.com/office/word/2010/wordml">
               <w:rPr>
-                <w:rFonts w:ascii="Helvetica" w:hAnsi="Helvetica" w:eastAsia="Helvetica" w:cs="Helvetica"/>
+                <w:rFonts w:ascii="Arial" w:hAnsi="Arial" w:eastAsia="Arial" w:cs="Arial"/>
                 <w:i w:val="false"/>
                 <w:b w:val="false"/>
                 <w:u w:val="none"/>
                 <w:strike w:val="false"/>
-                <w:sz w:val="22"/>
-                <w:szCs w:val="22"/>
+                <w:sz w:val="20"/>
+                <w:szCs w:val="20"/>
                 <w:color w:val="000000"/>
               </w:rPr>
               <w:t xml:space="preserve">0.001</w:t>
@@ -5733,7 +5683,7 @@
       </w:tr>
       <w:tr>
         <w:trPr>
-          <w:trHeight w:val="562" w:hRule="auto"/>
+          <w:trHeight w:val="360" w:hRule="auto"/>
         </w:trPr>
         <w:tc>
           <w:tcPr>
@@ -5764,25 +5714,25 @@
               <w:spacing w:after="80" w:before="80" w:line="240"/>
               <w:ind w:left="100" w:right="100" w:firstLine="0" w:firstLineChars="0"/>
               <w:rPr>
-                <w:rFonts w:ascii="Helvetica" w:hAnsi="Helvetica" w:eastAsia="Helvetica" w:cs="Helvetica"/>
+                <w:rFonts w:ascii="Arial" w:hAnsi="Arial" w:eastAsia="Arial" w:cs="Arial"/>
                 <w:i w:val="false"/>
                 <w:b w:val="false"/>
                 <w:u w:val="none"/>
                 <w:strike w:val="false"/>
-                <w:sz w:val="22"/>
-                <w:szCs w:val="22"/>
+                <w:sz w:val="20"/>
+                <w:szCs w:val="20"/>
                 <w:color w:val="000000"/>
               </w:rPr>
             </w:pPr>
             <w:r xmlns:w="http://schemas.openxmlformats.org/wordprocessingml/2006/main" xmlns:wp="http://schemas.openxmlformats.org/drawingml/2006/wordprocessingDrawing" xmlns:r="http://schemas.openxmlformats.org/officeDocument/2006/relationships" xmlns:w14="http://schemas.microsoft.com/office/word/2010/wordml">
               <w:rPr>
-                <w:rFonts w:ascii="Helvetica" w:hAnsi="Helvetica" w:eastAsia="Helvetica" w:cs="Helvetica"/>
+                <w:rFonts w:ascii="Arial" w:hAnsi="Arial" w:eastAsia="Arial" w:cs="Arial"/>
                 <w:i w:val="false"/>
                 <w:b w:val="false"/>
                 <w:u w:val="none"/>
                 <w:strike w:val="false"/>
-                <w:sz w:val="22"/>
-                <w:szCs w:val="22"/>
+                <w:sz w:val="20"/>
+                <w:szCs w:val="20"/>
                 <w:color w:val="000000"/>
               </w:rPr>
               <w:t xml:space="preserve">juvenil</w:t>
@@ -5808,7 +5758,7 @@
           </w:tcPr>
           <w:p>
             <w:pPr>
-              <w:jc w:val="left"/>
+              <w:jc w:val="right"/>
               <w:pBdr>
                 <w:bottom w:val="none" w:sz="0" w:space="0" w:color="000000"/>
                 <w:top w:val="none" w:sz="0" w:space="0" w:color="000000"/>
@@ -5818,28 +5768,28 @@
               <w:spacing w:after="80" w:before="80" w:line="240"/>
               <w:ind w:left="100" w:right="100" w:firstLine="0" w:firstLineChars="0"/>
               <w:rPr>
-                <w:rFonts w:ascii="Helvetica" w:hAnsi="Helvetica" w:eastAsia="Helvetica" w:cs="Helvetica"/>
+                <w:rFonts w:ascii="Arial" w:hAnsi="Arial" w:eastAsia="Arial" w:cs="Arial"/>
                 <w:i w:val="false"/>
                 <w:b w:val="false"/>
                 <w:u w:val="none"/>
                 <w:strike w:val="false"/>
-                <w:sz w:val="22"/>
-                <w:szCs w:val="22"/>
+                <w:sz w:val="20"/>
+                <w:szCs w:val="20"/>
                 <w:color w:val="000000"/>
               </w:rPr>
             </w:pPr>
             <w:r xmlns:w="http://schemas.openxmlformats.org/wordprocessingml/2006/main" xmlns:wp="http://schemas.openxmlformats.org/drawingml/2006/wordprocessingDrawing" xmlns:r="http://schemas.openxmlformats.org/officeDocument/2006/relationships" xmlns:w14="http://schemas.microsoft.com/office/word/2010/wordml">
               <w:rPr>
-                <w:rFonts w:ascii="Helvetica" w:hAnsi="Helvetica" w:eastAsia="Helvetica" w:cs="Helvetica"/>
+                <w:rFonts w:ascii="Arial" w:hAnsi="Arial" w:eastAsia="Arial" w:cs="Arial"/>
                 <w:i w:val="false"/>
                 <w:b w:val="false"/>
                 <w:u w:val="none"/>
                 <w:strike w:val="false"/>
-                <w:sz w:val="22"/>
-                <w:szCs w:val="22"/>
+                <w:sz w:val="20"/>
+                <w:szCs w:val="20"/>
                 <w:color w:val="000000"/>
               </w:rPr>
-              <w:t xml:space="preserve">0.16</w:t>
+              <w:t xml:space="preserve"> 0.16</w:t>
             </w:r>
           </w:p>
         </w:tc>
@@ -5862,7 +5812,7 @@
           </w:tcPr>
           <w:p>
             <w:pPr>
-              <w:jc w:val="left"/>
+              <w:jc w:val="right"/>
               <w:pBdr>
                 <w:bottom w:val="none" w:sz="0" w:space="0" w:color="000000"/>
                 <w:top w:val="none" w:sz="0" w:space="0" w:color="000000"/>
@@ -5872,28 +5822,28 @@
               <w:spacing w:after="80" w:before="80" w:line="240"/>
               <w:ind w:left="100" w:right="100" w:firstLine="0" w:firstLineChars="0"/>
               <w:rPr>
-                <w:rFonts w:ascii="Helvetica" w:hAnsi="Helvetica" w:eastAsia="Helvetica" w:cs="Helvetica"/>
+                <w:rFonts w:ascii="Arial" w:hAnsi="Arial" w:eastAsia="Arial" w:cs="Arial"/>
                 <w:i w:val="false"/>
                 <w:b w:val="false"/>
                 <w:u w:val="none"/>
                 <w:strike w:val="false"/>
-                <w:sz w:val="22"/>
-                <w:szCs w:val="22"/>
+                <w:sz w:val="20"/>
+                <w:szCs w:val="20"/>
                 <w:color w:val="000000"/>
               </w:rPr>
             </w:pPr>
             <w:r xmlns:w="http://schemas.openxmlformats.org/wordprocessingml/2006/main" xmlns:wp="http://schemas.openxmlformats.org/drawingml/2006/wordprocessingDrawing" xmlns:r="http://schemas.openxmlformats.org/officeDocument/2006/relationships" xmlns:w14="http://schemas.microsoft.com/office/word/2010/wordml">
               <w:rPr>
-                <w:rFonts w:ascii="Helvetica" w:hAnsi="Helvetica" w:eastAsia="Helvetica" w:cs="Helvetica"/>
+                <w:rFonts w:ascii="Arial" w:hAnsi="Arial" w:eastAsia="Arial" w:cs="Arial"/>
                 <w:i w:val="false"/>
                 <w:b w:val="false"/>
                 <w:u w:val="none"/>
                 <w:strike w:val="false"/>
-                <w:sz w:val="22"/>
-                <w:szCs w:val="22"/>
+                <w:sz w:val="20"/>
+                <w:szCs w:val="20"/>
                 <w:color w:val="000000"/>
               </w:rPr>
-              <w:t xml:space="preserve">0.79</w:t>
+              <w:t xml:space="preserve"> 0.79</w:t>
             </w:r>
           </w:p>
         </w:tc>
@@ -5916,7 +5866,7 @@
           </w:tcPr>
           <w:p>
             <w:pPr>
-              <w:jc w:val="left"/>
+              <w:jc w:val="right"/>
               <w:pBdr>
                 <w:bottom w:val="none" w:sz="0" w:space="0" w:color="000000"/>
                 <w:top w:val="none" w:sz="0" w:space="0" w:color="000000"/>
@@ -5926,28 +5876,28 @@
               <w:spacing w:after="80" w:before="80" w:line="240"/>
               <w:ind w:left="100" w:right="100" w:firstLine="0" w:firstLineChars="0"/>
               <w:rPr>
-                <w:rFonts w:ascii="Helvetica" w:hAnsi="Helvetica" w:eastAsia="Helvetica" w:cs="Helvetica"/>
+                <w:rFonts w:ascii="Arial" w:hAnsi="Arial" w:eastAsia="Arial" w:cs="Arial"/>
                 <w:i w:val="false"/>
                 <w:b w:val="false"/>
                 <w:u w:val="none"/>
                 <w:strike w:val="false"/>
-                <w:sz w:val="22"/>
-                <w:szCs w:val="22"/>
+                <w:sz w:val="20"/>
+                <w:szCs w:val="20"/>
                 <w:color w:val="000000"/>
               </w:rPr>
             </w:pPr>
             <w:r xmlns:w="http://schemas.openxmlformats.org/wordprocessingml/2006/main" xmlns:wp="http://schemas.openxmlformats.org/drawingml/2006/wordprocessingDrawing" xmlns:r="http://schemas.openxmlformats.org/officeDocument/2006/relationships" xmlns:w14="http://schemas.microsoft.com/office/word/2010/wordml">
               <w:rPr>
-                <w:rFonts w:ascii="Helvetica" w:hAnsi="Helvetica" w:eastAsia="Helvetica" w:cs="Helvetica"/>
+                <w:rFonts w:ascii="Arial" w:hAnsi="Arial" w:eastAsia="Arial" w:cs="Arial"/>
                 <w:i w:val="false"/>
                 <w:b w:val="false"/>
                 <w:u w:val="none"/>
                 <w:strike w:val="false"/>
-                <w:sz w:val="22"/>
-                <w:szCs w:val="22"/>
+                <w:sz w:val="20"/>
+                <w:szCs w:val="20"/>
                 <w:color w:val="000000"/>
               </w:rPr>
-              <w:t xml:space="preserve">0.00</w:t>
+              <w:t xml:space="preserve">    0</w:t>
             </w:r>
           </w:p>
         </w:tc>
@@ -5970,7 +5920,7 @@
           </w:tcPr>
           <w:p>
             <w:pPr>
-              <w:jc w:val="left"/>
+              <w:jc w:val="right"/>
               <w:pBdr>
                 <w:bottom w:val="none" w:sz="0" w:space="0" w:color="000000"/>
                 <w:top w:val="none" w:sz="0" w:space="0" w:color="000000"/>
@@ -5980,35 +5930,35 @@
               <w:spacing w:after="80" w:before="80" w:line="240"/>
               <w:ind w:left="100" w:right="100" w:firstLine="0" w:firstLineChars="0"/>
               <w:rPr>
-                <w:rFonts w:ascii="Helvetica" w:hAnsi="Helvetica" w:eastAsia="Helvetica" w:cs="Helvetica"/>
+                <w:rFonts w:ascii="Arial" w:hAnsi="Arial" w:eastAsia="Arial" w:cs="Arial"/>
                 <w:i w:val="false"/>
                 <w:b w:val="false"/>
                 <w:u w:val="none"/>
                 <w:strike w:val="false"/>
-                <w:sz w:val="22"/>
-                <w:szCs w:val="22"/>
+                <w:sz w:val="20"/>
+                <w:szCs w:val="20"/>
                 <w:color w:val="000000"/>
               </w:rPr>
             </w:pPr>
             <w:r xmlns:w="http://schemas.openxmlformats.org/wordprocessingml/2006/main" xmlns:wp="http://schemas.openxmlformats.org/drawingml/2006/wordprocessingDrawing" xmlns:r="http://schemas.openxmlformats.org/officeDocument/2006/relationships" xmlns:w14="http://schemas.microsoft.com/office/word/2010/wordml">
               <w:rPr>
-                <w:rFonts w:ascii="Helvetica" w:hAnsi="Helvetica" w:eastAsia="Helvetica" w:cs="Helvetica"/>
+                <w:rFonts w:ascii="Arial" w:hAnsi="Arial" w:eastAsia="Arial" w:cs="Arial"/>
                 <w:i w:val="false"/>
                 <w:b w:val="false"/>
                 <w:u w:val="none"/>
                 <w:strike w:val="false"/>
-                <w:sz w:val="22"/>
-                <w:szCs w:val="22"/>
+                <w:sz w:val="20"/>
+                <w:szCs w:val="20"/>
                 <w:color w:val="000000"/>
               </w:rPr>
-              <w:t xml:space="preserve">0.000</w:t>
+              <w:t xml:space="preserve">    0</w:t>
             </w:r>
           </w:p>
         </w:tc>
       </w:tr>
       <w:tr>
         <w:trPr>
-          <w:trHeight w:val="520" w:hRule="auto"/>
+          <w:trHeight w:val="360" w:hRule="auto"/>
         </w:trPr>
         <w:tc>
           <w:tcPr>
@@ -6039,25 +5989,25 @@
               <w:spacing w:after="80" w:before="80" w:line="240"/>
               <w:ind w:left="100" w:right="100" w:firstLine="0" w:firstLineChars="0"/>
               <w:rPr>
-                <w:rFonts w:ascii="Helvetica" w:hAnsi="Helvetica" w:eastAsia="Helvetica" w:cs="Helvetica"/>
+                <w:rFonts w:ascii="Arial" w:hAnsi="Arial" w:eastAsia="Arial" w:cs="Arial"/>
                 <w:i w:val="false"/>
                 <w:b w:val="false"/>
                 <w:u w:val="none"/>
                 <w:strike w:val="false"/>
-                <w:sz w:val="22"/>
-                <w:szCs w:val="22"/>
+                <w:sz w:val="20"/>
+                <w:szCs w:val="20"/>
                 <w:color w:val="000000"/>
               </w:rPr>
             </w:pPr>
             <w:r xmlns:w="http://schemas.openxmlformats.org/wordprocessingml/2006/main" xmlns:wp="http://schemas.openxmlformats.org/drawingml/2006/wordprocessingDrawing" xmlns:r="http://schemas.openxmlformats.org/officeDocument/2006/relationships" xmlns:w14="http://schemas.microsoft.com/office/word/2010/wordml">
               <w:rPr>
-                <w:rFonts w:ascii="Helvetica" w:hAnsi="Helvetica" w:eastAsia="Helvetica" w:cs="Helvetica"/>
+                <w:rFonts w:ascii="Arial" w:hAnsi="Arial" w:eastAsia="Arial" w:cs="Arial"/>
                 <w:i w:val="false"/>
                 <w:b w:val="false"/>
                 <w:u w:val="none"/>
                 <w:strike w:val="false"/>
-                <w:sz w:val="22"/>
-                <w:szCs w:val="22"/>
+                <w:sz w:val="20"/>
+                <w:szCs w:val="20"/>
                 <w:color w:val="000000"/>
               </w:rPr>
               <w:t xml:space="preserve">adulto1</w:t>
@@ -6083,7 +6033,7 @@
           </w:tcPr>
           <w:p>
             <w:pPr>
-              <w:jc w:val="left"/>
+              <w:jc w:val="right"/>
               <w:pBdr>
                 <w:bottom w:val="none" w:sz="0" w:space="0" w:color="000000"/>
                 <w:top w:val="none" w:sz="0" w:space="0" w:color="000000"/>
@@ -6093,28 +6043,28 @@
               <w:spacing w:after="80" w:before="80" w:line="240"/>
               <w:ind w:left="100" w:right="100" w:firstLine="0" w:firstLineChars="0"/>
               <w:rPr>
-                <w:rFonts w:ascii="Helvetica" w:hAnsi="Helvetica" w:eastAsia="Helvetica" w:cs="Helvetica"/>
+                <w:rFonts w:ascii="Arial" w:hAnsi="Arial" w:eastAsia="Arial" w:cs="Arial"/>
                 <w:i w:val="false"/>
                 <w:b w:val="false"/>
                 <w:u w:val="none"/>
                 <w:strike w:val="false"/>
-                <w:sz w:val="22"/>
-                <w:szCs w:val="22"/>
+                <w:sz w:val="20"/>
+                <w:szCs w:val="20"/>
                 <w:color w:val="000000"/>
               </w:rPr>
             </w:pPr>
             <w:r xmlns:w="http://schemas.openxmlformats.org/wordprocessingml/2006/main" xmlns:wp="http://schemas.openxmlformats.org/drawingml/2006/wordprocessingDrawing" xmlns:r="http://schemas.openxmlformats.org/officeDocument/2006/relationships" xmlns:w14="http://schemas.microsoft.com/office/word/2010/wordml">
               <w:rPr>
-                <w:rFonts w:ascii="Helvetica" w:hAnsi="Helvetica" w:eastAsia="Helvetica" w:cs="Helvetica"/>
+                <w:rFonts w:ascii="Arial" w:hAnsi="Arial" w:eastAsia="Arial" w:cs="Arial"/>
                 <w:i w:val="false"/>
                 <w:b w:val="false"/>
                 <w:u w:val="none"/>
                 <w:strike w:val="false"/>
-                <w:sz w:val="22"/>
-                <w:szCs w:val="22"/>
+                <w:sz w:val="20"/>
+                <w:szCs w:val="20"/>
                 <w:color w:val="000000"/>
               </w:rPr>
-              <w:t xml:space="preserve">0.00</w:t>
+              <w:t xml:space="preserve">    0</w:t>
             </w:r>
           </w:p>
         </w:tc>
@@ -6137,7 +6087,7 @@
           </w:tcPr>
           <w:p>
             <w:pPr>
-              <w:jc w:val="left"/>
+              <w:jc w:val="right"/>
               <w:pBdr>
                 <w:bottom w:val="none" w:sz="0" w:space="0" w:color="000000"/>
                 <w:top w:val="none" w:sz="0" w:space="0" w:color="000000"/>
@@ -6147,28 +6097,28 @@
               <w:spacing w:after="80" w:before="80" w:line="240"/>
               <w:ind w:left="100" w:right="100" w:firstLine="0" w:firstLineChars="0"/>
               <w:rPr>
-                <w:rFonts w:ascii="Helvetica" w:hAnsi="Helvetica" w:eastAsia="Helvetica" w:cs="Helvetica"/>
+                <w:rFonts w:ascii="Arial" w:hAnsi="Arial" w:eastAsia="Arial" w:cs="Arial"/>
                 <w:i w:val="false"/>
                 <w:b w:val="false"/>
                 <w:u w:val="none"/>
                 <w:strike w:val="false"/>
-                <w:sz w:val="22"/>
-                <w:szCs w:val="22"/>
+                <w:sz w:val="20"/>
+                <w:szCs w:val="20"/>
                 <w:color w:val="000000"/>
               </w:rPr>
             </w:pPr>
             <w:r xmlns:w="http://schemas.openxmlformats.org/wordprocessingml/2006/main" xmlns:wp="http://schemas.openxmlformats.org/drawingml/2006/wordprocessingDrawing" xmlns:r="http://schemas.openxmlformats.org/officeDocument/2006/relationships" xmlns:w14="http://schemas.microsoft.com/office/word/2010/wordml">
               <w:rPr>
-                <w:rFonts w:ascii="Helvetica" w:hAnsi="Helvetica" w:eastAsia="Helvetica" w:cs="Helvetica"/>
+                <w:rFonts w:ascii="Arial" w:hAnsi="Arial" w:eastAsia="Arial" w:cs="Arial"/>
                 <w:i w:val="false"/>
                 <w:b w:val="false"/>
                 <w:u w:val="none"/>
                 <w:strike w:val="false"/>
-                <w:sz w:val="22"/>
-                <w:szCs w:val="22"/>
+                <w:sz w:val="20"/>
+                <w:szCs w:val="20"/>
                 <w:color w:val="000000"/>
               </w:rPr>
-              <w:t xml:space="preserve">0.12</w:t>
+              <w:t xml:space="preserve"> 0.12</w:t>
             </w:r>
           </w:p>
         </w:tc>
@@ -6191,7 +6141,7 @@
           </w:tcPr>
           <w:p>
             <w:pPr>
-              <w:jc w:val="left"/>
+              <w:jc w:val="right"/>
               <w:pBdr>
                 <w:bottom w:val="none" w:sz="0" w:space="0" w:color="000000"/>
                 <w:top w:val="none" w:sz="0" w:space="0" w:color="000000"/>
@@ -6201,28 +6151,28 @@
               <w:spacing w:after="80" w:before="80" w:line="240"/>
               <w:ind w:left="100" w:right="100" w:firstLine="0" w:firstLineChars="0"/>
               <w:rPr>
-                <w:rFonts w:ascii="Helvetica" w:hAnsi="Helvetica" w:eastAsia="Helvetica" w:cs="Helvetica"/>
+                <w:rFonts w:ascii="Arial" w:hAnsi="Arial" w:eastAsia="Arial" w:cs="Arial"/>
                 <w:i w:val="false"/>
                 <w:b w:val="false"/>
                 <w:u w:val="none"/>
                 <w:strike w:val="false"/>
-                <w:sz w:val="22"/>
-                <w:szCs w:val="22"/>
+                <w:sz w:val="20"/>
+                <w:szCs w:val="20"/>
                 <w:color w:val="000000"/>
               </w:rPr>
             </w:pPr>
             <w:r xmlns:w="http://schemas.openxmlformats.org/wordprocessingml/2006/main" xmlns:wp="http://schemas.openxmlformats.org/drawingml/2006/wordprocessingDrawing" xmlns:r="http://schemas.openxmlformats.org/officeDocument/2006/relationships" xmlns:w14="http://schemas.microsoft.com/office/word/2010/wordml">
               <w:rPr>
-                <w:rFonts w:ascii="Helvetica" w:hAnsi="Helvetica" w:eastAsia="Helvetica" w:cs="Helvetica"/>
+                <w:rFonts w:ascii="Arial" w:hAnsi="Arial" w:eastAsia="Arial" w:cs="Arial"/>
                 <w:i w:val="false"/>
                 <w:b w:val="false"/>
                 <w:u w:val="none"/>
                 <w:strike w:val="false"/>
-                <w:sz w:val="22"/>
-                <w:szCs w:val="22"/>
+                <w:sz w:val="20"/>
+                <w:szCs w:val="20"/>
                 <w:color w:val="000000"/>
               </w:rPr>
-              <w:t xml:space="preserve">0.78</w:t>
+              <w:t xml:space="preserve"> 0.78</w:t>
             </w:r>
           </w:p>
         </w:tc>
@@ -6245,7 +6195,7 @@
           </w:tcPr>
           <w:p>
             <w:pPr>
-              <w:jc w:val="left"/>
+              <w:jc w:val="right"/>
               <w:pBdr>
                 <w:bottom w:val="none" w:sz="0" w:space="0" w:color="000000"/>
                 <w:top w:val="none" w:sz="0" w:space="0" w:color="000000"/>
@@ -6255,35 +6205,35 @@
               <w:spacing w:after="80" w:before="80" w:line="240"/>
               <w:ind w:left="100" w:right="100" w:firstLine="0" w:firstLineChars="0"/>
               <w:rPr>
-                <w:rFonts w:ascii="Helvetica" w:hAnsi="Helvetica" w:eastAsia="Helvetica" w:cs="Helvetica"/>
+                <w:rFonts w:ascii="Arial" w:hAnsi="Arial" w:eastAsia="Arial" w:cs="Arial"/>
                 <w:i w:val="false"/>
                 <w:b w:val="false"/>
                 <w:u w:val="none"/>
                 <w:strike w:val="false"/>
-                <w:sz w:val="22"/>
-                <w:szCs w:val="22"/>
+                <w:sz w:val="20"/>
+                <w:szCs w:val="20"/>
                 <w:color w:val="000000"/>
               </w:rPr>
             </w:pPr>
             <w:r xmlns:w="http://schemas.openxmlformats.org/wordprocessingml/2006/main" xmlns:wp="http://schemas.openxmlformats.org/drawingml/2006/wordprocessingDrawing" xmlns:r="http://schemas.openxmlformats.org/officeDocument/2006/relationships" xmlns:w14="http://schemas.microsoft.com/office/word/2010/wordml">
               <w:rPr>
-                <w:rFonts w:ascii="Helvetica" w:hAnsi="Helvetica" w:eastAsia="Helvetica" w:cs="Helvetica"/>
+                <w:rFonts w:ascii="Arial" w:hAnsi="Arial" w:eastAsia="Arial" w:cs="Arial"/>
                 <w:i w:val="false"/>
                 <w:b w:val="false"/>
                 <w:u w:val="none"/>
                 <w:strike w:val="false"/>
-                <w:sz w:val="22"/>
-                <w:szCs w:val="22"/>
+                <w:sz w:val="20"/>
+                <w:szCs w:val="20"/>
                 <w:color w:val="000000"/>
               </w:rPr>
-              <w:t xml:space="preserve">0.110</w:t>
+              <w:t xml:space="preserve"> 0.11</w:t>
             </w:r>
           </w:p>
         </w:tc>
       </w:tr>
       <w:tr>
         <w:trPr>
-          <w:trHeight w:val="520" w:hRule="auto"/>
+          <w:trHeight w:val="360" w:hRule="auto"/>
         </w:trPr>
         <w:tc>
           <w:tcPr>
@@ -6314,25 +6264,25 @@
               <w:spacing w:after="80" w:before="80" w:line="240"/>
               <w:ind w:left="100" w:right="100" w:firstLine="0" w:firstLineChars="0"/>
               <w:rPr>
-                <w:rFonts w:ascii="Helvetica" w:hAnsi="Helvetica" w:eastAsia="Helvetica" w:cs="Helvetica"/>
+                <w:rFonts w:ascii="Arial" w:hAnsi="Arial" w:eastAsia="Arial" w:cs="Arial"/>
                 <w:i w:val="false"/>
                 <w:b w:val="false"/>
                 <w:u w:val="none"/>
                 <w:strike w:val="false"/>
-                <w:sz w:val="22"/>
-                <w:szCs w:val="22"/>
+                <w:sz w:val="20"/>
+                <w:szCs w:val="20"/>
                 <w:color w:val="000000"/>
               </w:rPr>
             </w:pPr>
             <w:r xmlns:w="http://schemas.openxmlformats.org/wordprocessingml/2006/main" xmlns:wp="http://schemas.openxmlformats.org/drawingml/2006/wordprocessingDrawing" xmlns:r="http://schemas.openxmlformats.org/officeDocument/2006/relationships" xmlns:w14="http://schemas.microsoft.com/office/word/2010/wordml">
               <w:rPr>
-                <w:rFonts w:ascii="Helvetica" w:hAnsi="Helvetica" w:eastAsia="Helvetica" w:cs="Helvetica"/>
+                <w:rFonts w:ascii="Arial" w:hAnsi="Arial" w:eastAsia="Arial" w:cs="Arial"/>
                 <w:i w:val="false"/>
                 <w:b w:val="false"/>
                 <w:u w:val="none"/>
                 <w:strike w:val="false"/>
-                <w:sz w:val="22"/>
-                <w:szCs w:val="22"/>
+                <w:sz w:val="20"/>
+                <w:szCs w:val="20"/>
                 <w:color w:val="000000"/>
               </w:rPr>
               <w:t xml:space="preserve">adulto2</w:t>
@@ -6358,7 +6308,7 @@
           </w:tcPr>
           <w:p>
             <w:pPr>
-              <w:jc w:val="left"/>
+              <w:jc w:val="right"/>
               <w:pBdr>
                 <w:bottom w:val="none" w:sz="0" w:space="0" w:color="000000"/>
                 <w:top w:val="none" w:sz="0" w:space="0" w:color="000000"/>
@@ -6368,28 +6318,28 @@
               <w:spacing w:after="80" w:before="80" w:line="240"/>
               <w:ind w:left="100" w:right="100" w:firstLine="0" w:firstLineChars="0"/>
               <w:rPr>
-                <w:rFonts w:ascii="Helvetica" w:hAnsi="Helvetica" w:eastAsia="Helvetica" w:cs="Helvetica"/>
+                <w:rFonts w:ascii="Arial" w:hAnsi="Arial" w:eastAsia="Arial" w:cs="Arial"/>
                 <w:i w:val="false"/>
                 <w:b w:val="false"/>
                 <w:u w:val="none"/>
                 <w:strike w:val="false"/>
-                <w:sz w:val="22"/>
-                <w:szCs w:val="22"/>
+                <w:sz w:val="20"/>
+                <w:szCs w:val="20"/>
                 <w:color w:val="000000"/>
               </w:rPr>
             </w:pPr>
             <w:r xmlns:w="http://schemas.openxmlformats.org/wordprocessingml/2006/main" xmlns:wp="http://schemas.openxmlformats.org/drawingml/2006/wordprocessingDrawing" xmlns:r="http://schemas.openxmlformats.org/officeDocument/2006/relationships" xmlns:w14="http://schemas.microsoft.com/office/word/2010/wordml">
               <w:rPr>
-                <w:rFonts w:ascii="Helvetica" w:hAnsi="Helvetica" w:eastAsia="Helvetica" w:cs="Helvetica"/>
+                <w:rFonts w:ascii="Arial" w:hAnsi="Arial" w:eastAsia="Arial" w:cs="Arial"/>
                 <w:i w:val="false"/>
                 <w:b w:val="false"/>
                 <w:u w:val="none"/>
                 <w:strike w:val="false"/>
-                <w:sz w:val="22"/>
-                <w:szCs w:val="22"/>
+                <w:sz w:val="20"/>
+                <w:szCs w:val="20"/>
                 <w:color w:val="000000"/>
               </w:rPr>
-              <w:t xml:space="preserve">0.00</w:t>
+              <w:t xml:space="preserve">    0</w:t>
             </w:r>
           </w:p>
         </w:tc>
@@ -6412,7 +6362,7 @@
           </w:tcPr>
           <w:p>
             <w:pPr>
-              <w:jc w:val="left"/>
+              <w:jc w:val="right"/>
               <w:pBdr>
                 <w:bottom w:val="none" w:sz="0" w:space="0" w:color="000000"/>
                 <w:top w:val="none" w:sz="0" w:space="0" w:color="000000"/>
@@ -6422,28 +6372,28 @@
               <w:spacing w:after="80" w:before="80" w:line="240"/>
               <w:ind w:left="100" w:right="100" w:firstLine="0" w:firstLineChars="0"/>
               <w:rPr>
-                <w:rFonts w:ascii="Helvetica" w:hAnsi="Helvetica" w:eastAsia="Helvetica" w:cs="Helvetica"/>
+                <w:rFonts w:ascii="Arial" w:hAnsi="Arial" w:eastAsia="Arial" w:cs="Arial"/>
                 <w:i w:val="false"/>
                 <w:b w:val="false"/>
                 <w:u w:val="none"/>
                 <w:strike w:val="false"/>
-                <w:sz w:val="22"/>
-                <w:szCs w:val="22"/>
+                <w:sz w:val="20"/>
+                <w:szCs w:val="20"/>
                 <w:color w:val="000000"/>
               </w:rPr>
             </w:pPr>
             <w:r xmlns:w="http://schemas.openxmlformats.org/wordprocessingml/2006/main" xmlns:wp="http://schemas.openxmlformats.org/drawingml/2006/wordprocessingDrawing" xmlns:r="http://schemas.openxmlformats.org/officeDocument/2006/relationships" xmlns:w14="http://schemas.microsoft.com/office/word/2010/wordml">
               <w:rPr>
-                <w:rFonts w:ascii="Helvetica" w:hAnsi="Helvetica" w:eastAsia="Helvetica" w:cs="Helvetica"/>
+                <w:rFonts w:ascii="Arial" w:hAnsi="Arial" w:eastAsia="Arial" w:cs="Arial"/>
                 <w:i w:val="false"/>
                 <w:b w:val="false"/>
                 <w:u w:val="none"/>
                 <w:strike w:val="false"/>
-                <w:sz w:val="22"/>
-                <w:szCs w:val="22"/>
+                <w:sz w:val="20"/>
+                <w:szCs w:val="20"/>
                 <w:color w:val="000000"/>
               </w:rPr>
-              <w:t xml:space="preserve">0.00</w:t>
+              <w:t xml:space="preserve">    0</w:t>
             </w:r>
           </w:p>
         </w:tc>
@@ -6466,7 +6416,7 @@
           </w:tcPr>
           <w:p>
             <w:pPr>
-              <w:jc w:val="left"/>
+              <w:jc w:val="right"/>
               <w:pBdr>
                 <w:bottom w:val="none" w:sz="0" w:space="0" w:color="000000"/>
                 <w:top w:val="none" w:sz="0" w:space="0" w:color="000000"/>
@@ -6476,28 +6426,28 @@
               <w:spacing w:after="80" w:before="80" w:line="240"/>
               <w:ind w:left="100" w:right="100" w:firstLine="0" w:firstLineChars="0"/>
               <w:rPr>
-                <w:rFonts w:ascii="Helvetica" w:hAnsi="Helvetica" w:eastAsia="Helvetica" w:cs="Helvetica"/>
+                <w:rFonts w:ascii="Arial" w:hAnsi="Arial" w:eastAsia="Arial" w:cs="Arial"/>
                 <w:i w:val="false"/>
                 <w:b w:val="false"/>
                 <w:u w:val="none"/>
                 <w:strike w:val="false"/>
-                <w:sz w:val="22"/>
-                <w:szCs w:val="22"/>
+                <w:sz w:val="20"/>
+                <w:szCs w:val="20"/>
                 <w:color w:val="000000"/>
               </w:rPr>
             </w:pPr>
             <w:r xmlns:w="http://schemas.openxmlformats.org/wordprocessingml/2006/main" xmlns:wp="http://schemas.openxmlformats.org/drawingml/2006/wordprocessingDrawing" xmlns:r="http://schemas.openxmlformats.org/officeDocument/2006/relationships" xmlns:w14="http://schemas.microsoft.com/office/word/2010/wordml">
               <w:rPr>
-                <w:rFonts w:ascii="Helvetica" w:hAnsi="Helvetica" w:eastAsia="Helvetica" w:cs="Helvetica"/>
+                <w:rFonts w:ascii="Arial" w:hAnsi="Arial" w:eastAsia="Arial" w:cs="Arial"/>
                 <w:i w:val="false"/>
                 <w:b w:val="false"/>
                 <w:u w:val="none"/>
                 <w:strike w:val="false"/>
-                <w:sz w:val="22"/>
-                <w:szCs w:val="22"/>
+                <w:sz w:val="20"/>
+                <w:szCs w:val="20"/>
                 <w:color w:val="000000"/>
               </w:rPr>
-              <w:t xml:space="preserve">0.21</w:t>
+              <w:t xml:space="preserve"> 0.21</w:t>
             </w:r>
           </w:p>
         </w:tc>
@@ -6520,7 +6470,7 @@
           </w:tcPr>
           <w:p>
             <w:pPr>
-              <w:jc w:val="left"/>
+              <w:jc w:val="right"/>
               <w:pBdr>
                 <w:bottom w:val="none" w:sz="0" w:space="0" w:color="000000"/>
                 <w:top w:val="none" w:sz="0" w:space="0" w:color="000000"/>
@@ -6530,28 +6480,28 @@
               <w:spacing w:after="80" w:before="80" w:line="240"/>
               <w:ind w:left="100" w:right="100" w:firstLine="0" w:firstLineChars="0"/>
               <w:rPr>
-                <w:rFonts w:ascii="Helvetica" w:hAnsi="Helvetica" w:eastAsia="Helvetica" w:cs="Helvetica"/>
+                <w:rFonts w:ascii="Arial" w:hAnsi="Arial" w:eastAsia="Arial" w:cs="Arial"/>
                 <w:i w:val="false"/>
                 <w:b w:val="false"/>
                 <w:u w:val="none"/>
                 <w:strike w:val="false"/>
-                <w:sz w:val="22"/>
-                <w:szCs w:val="22"/>
+                <w:sz w:val="20"/>
+                <w:szCs w:val="20"/>
                 <w:color w:val="000000"/>
               </w:rPr>
             </w:pPr>
             <w:r xmlns:w="http://schemas.openxmlformats.org/wordprocessingml/2006/main" xmlns:wp="http://schemas.openxmlformats.org/drawingml/2006/wordprocessingDrawing" xmlns:r="http://schemas.openxmlformats.org/officeDocument/2006/relationships" xmlns:w14="http://schemas.microsoft.com/office/word/2010/wordml">
               <w:rPr>
-                <w:rFonts w:ascii="Helvetica" w:hAnsi="Helvetica" w:eastAsia="Helvetica" w:cs="Helvetica"/>
+                <w:rFonts w:ascii="Arial" w:hAnsi="Arial" w:eastAsia="Arial" w:cs="Arial"/>
                 <w:i w:val="false"/>
                 <w:b w:val="false"/>
                 <w:u w:val="none"/>
                 <w:strike w:val="false"/>
-                <w:sz w:val="22"/>
-                <w:szCs w:val="22"/>
+                <w:sz w:val="20"/>
+                <w:szCs w:val="20"/>
                 <w:color w:val="000000"/>
               </w:rPr>
-              <w:t xml:space="preserve">0.880</w:t>
+              <w:t xml:space="preserve"> 0.88</w:t>
             </w:r>
           </w:p>
         </w:tc>
@@ -6717,18 +6667,18 @@
                 <wp:inline>
                   <wp:extent cx="152400" cy="152400"/>
                   <wp:effectExtent b="0" l="0" r="0" t="0"/>
-                  <wp:docPr descr="" title="" id="43" name="Picture"/>
+                  <wp:docPr descr="" title="" id="53" name="Picture"/>
                   <a:graphic>
                     <a:graphicData uri="http://schemas.openxmlformats.org/drawingml/2006/picture">
                       <pic:pic>
                         <pic:nvPicPr>
-                          <pic:cNvPr descr="/Applications/RStudio.app/Contents/Resources/app/quarto/share/formats/docx/warning.png" id="44" name="Picture"/>
+                          <pic:cNvPr descr="/Applications/RStudio.app/Contents/Resources/app/quarto/share/formats/docx/warning.png" id="54" name="Picture"/>
                           <pic:cNvPicPr>
                             <a:picLocks noChangeArrowheads="1" noChangeAspect="1"/>
                           </pic:cNvPicPr>
                         </pic:nvPicPr>
                         <pic:blipFill>
-                          <a:blip r:embed="rId25"/>
+                          <a:blip r:embed="rId35"/>
                           <a:stretch>
                             <a:fillRect/>
                           </a:stretch>
@@ -6865,8 +6815,8 @@
         </w:pict>
       </w:r>
     </w:p>
-    <w:bookmarkEnd w:id="45"/>
-    <w:bookmarkStart w:id="52" w:name="intervalos-de-confianza-de-lambda"/>
+    <w:bookmarkEnd w:id="55"/>
+    <w:bookmarkStart w:id="62" w:name="intervalos-de-confianza-de-lambda"/>
     <w:p>
       <w:pPr>
         <w:pStyle w:val="Heading2"/>
@@ -6924,18 +6874,18 @@
                 <wp:inline>
                   <wp:extent cx="152400" cy="152400"/>
                   <wp:effectExtent b="0" l="0" r="0" t="0"/>
-                  <wp:docPr descr="" title="" id="47" name="Picture"/>
+                  <wp:docPr descr="" title="" id="57" name="Picture"/>
                   <a:graphic>
                     <a:graphicData uri="http://schemas.openxmlformats.org/drawingml/2006/picture">
                       <pic:pic>
                         <pic:nvPicPr>
-                          <pic:cNvPr descr="/Applications/RStudio.app/Contents/Resources/app/quarto/share/formats/docx/note.png" id="48" name="Picture"/>
+                          <pic:cNvPr descr="/Applications/RStudio.app/Contents/Resources/app/quarto/share/formats/docx/note.png" id="58" name="Picture"/>
                           <pic:cNvPicPr>
                             <a:picLocks noChangeArrowheads="1" noChangeAspect="1"/>
                           </pic:cNvPicPr>
                         </pic:nvPicPr>
                         <pic:blipFill>
-                          <a:blip r:embed="rId46"/>
+                          <a:blip r:embed="rId56"/>
                           <a:stretch>
                             <a:fillRect/>
                           </a:stretch>
@@ -7075,7 +7025,7 @@
             <w:r>
               <w:t xml:space="preserve"> </w:t>
             </w:r>
-            <w:hyperlink r:id="rId49">
+            <w:hyperlink r:id="rId59">
               <w:r>
                 <w:rPr>
                   <w:rStyle w:val="Hyperlink"/>
@@ -7153,7 +7103,7 @@
       <w:r>
         <w:t xml:space="preserve"> </w:t>
       </w:r>
-      <w:hyperlink r:id="rId50">
+      <w:hyperlink r:id="rId60">
         <w:r>
           <w:rPr>
             <w:rStyle w:val="Hyperlink"/>
@@ -7193,7 +7143,7 @@
       <w:r>
         <w:t xml:space="preserve"> </w:t>
       </w:r>
-      <w:hyperlink r:id="rId49">
+      <w:hyperlink r:id="rId59">
         <w:r>
           <w:rPr>
             <w:rStyle w:val="Hyperlink"/>
@@ -7858,14 +7808,17 @@
     </w:p>
     <w:tbl xmlns:w="http://schemas.openxmlformats.org/wordprocessingml/2006/main" xmlns:r="http://schemas.openxmlformats.org/officeDocument/2006/relationships" xmlns:w14="http://schemas.microsoft.com/office/word/2010/wordml" xmlns:wp="http://schemas.openxmlformats.org/drawingml/2006/wordprocessingDrawing" xmlns:a="http://schemas.openxmlformats.org/drawingml/2006/main" xmlns:pic="http://schemas.openxmlformats.org/drawingml/2006/picture">
       <w:tblPr>
-        <w:tblLayout w:type="autofit"/>
+        <w:tblLayout w:type="fixed"/>
         <w:jc w:val="center"/>
-        <w:tblW w:type="pct" w:w="0"/>
         <w:tblLook w:firstRow="1" w:lastRow="0" w:firstColumn="0" w:lastColumn="0" w:noHBand="0" w:noVBand="1"/>
       </w:tblPr>
+      <w:tblGrid>
+        <w:gridCol w:w="4680"/>
+        <w:gridCol w:w="4680"/>
+      </w:tblGrid>
       <w:tr>
         <w:trPr>
-          <w:trHeight w:val="626" w:hRule="auto"/>
+          <w:trHeight w:val="360" w:hRule="auto"/>
           <w:tblHeader/>
         </w:trPr>
         <w:tc>
@@ -7897,25 +7850,25 @@
               <w:spacing w:after="120" w:before="120" w:line="240"/>
               <w:ind w:left="100" w:right="100" w:firstLine="0" w:firstLineChars="0"/>
               <w:rPr>
-                <w:rFonts w:ascii="Helvetica" w:hAnsi="Helvetica" w:eastAsia="Helvetica" w:cs="Helvetica"/>
+                <w:rFonts w:ascii="Arial" w:hAnsi="Arial" w:eastAsia="Arial" w:cs="Arial"/>
                 <w:i w:val="false"/>
                 <w:b w:val="true"/>
                 <w:u w:val="none"/>
                 <w:strike w:val="false"/>
-                <w:sz w:val="22"/>
-                <w:szCs w:val="22"/>
+                <w:sz w:val="20"/>
+                <w:szCs w:val="20"/>
                 <w:color w:val="FFFFFF"/>
               </w:rPr>
             </w:pPr>
             <w:r xmlns:w="http://schemas.openxmlformats.org/wordprocessingml/2006/main" xmlns:wp="http://schemas.openxmlformats.org/drawingml/2006/wordprocessingDrawing" xmlns:r="http://schemas.openxmlformats.org/officeDocument/2006/relationships" xmlns:w14="http://schemas.microsoft.com/office/word/2010/wordml">
               <w:rPr>
-                <w:rFonts w:ascii="Helvetica" w:hAnsi="Helvetica" w:eastAsia="Helvetica" w:cs="Helvetica"/>
+                <w:rFonts w:ascii="Arial" w:hAnsi="Arial" w:eastAsia="Arial" w:cs="Arial"/>
                 <w:i w:val="false"/>
                 <w:b w:val="true"/>
                 <w:u w:val="none"/>
                 <w:strike w:val="false"/>
-                <w:sz w:val="22"/>
-                <w:szCs w:val="22"/>
+                <w:sz w:val="20"/>
+                <w:szCs w:val="20"/>
                 <w:color w:val="FFFFFF"/>
               </w:rPr>
               <w:t xml:space="preserve">Nombre</w:t>
@@ -7941,7 +7894,7 @@
           </w:tcPr>
           <w:p>
             <w:pPr>
-              <w:jc w:val="left"/>
+              <w:jc w:val="right"/>
               <w:pBdr>
                 <w:bottom w:val="none" w:sz="0" w:space="0" w:color="000000"/>
                 <w:top w:val="none" w:sz="0" w:space="0" w:color="000000"/>
@@ -7951,25 +7904,25 @@
               <w:spacing w:after="120" w:before="120" w:line="240"/>
               <w:ind w:left="100" w:right="100" w:firstLine="0" w:firstLineChars="0"/>
               <w:rPr>
-                <w:rFonts w:ascii="Helvetica" w:hAnsi="Helvetica" w:eastAsia="Helvetica" w:cs="Helvetica"/>
+                <w:rFonts w:ascii="Arial" w:hAnsi="Arial" w:eastAsia="Arial" w:cs="Arial"/>
                 <w:i w:val="false"/>
                 <w:b w:val="true"/>
                 <w:u w:val="none"/>
                 <w:strike w:val="false"/>
-                <w:sz w:val="22"/>
-                <w:szCs w:val="22"/>
+                <w:sz w:val="20"/>
+                <w:szCs w:val="20"/>
                 <w:color w:val="FFFFFF"/>
               </w:rPr>
             </w:pPr>
             <w:r xmlns:w="http://schemas.openxmlformats.org/wordprocessingml/2006/main" xmlns:wp="http://schemas.openxmlformats.org/drawingml/2006/wordprocessingDrawing" xmlns:r="http://schemas.openxmlformats.org/officeDocument/2006/relationships" xmlns:w14="http://schemas.microsoft.com/office/word/2010/wordml">
               <w:rPr>
-                <w:rFonts w:ascii="Helvetica" w:hAnsi="Helvetica" w:eastAsia="Helvetica" w:cs="Helvetica"/>
+                <w:rFonts w:ascii="Arial" w:hAnsi="Arial" w:eastAsia="Arial" w:cs="Arial"/>
                 <w:i w:val="false"/>
                 <w:b w:val="true"/>
                 <w:u w:val="none"/>
                 <w:strike w:val="false"/>
-                <w:sz w:val="22"/>
-                <w:szCs w:val="22"/>
+                <w:sz w:val="20"/>
+                <w:szCs w:val="20"/>
                 <w:color w:val="FFFFFF"/>
               </w:rPr>
               <w:t xml:space="preserve">Valor</w:t>
@@ -7979,7 +7932,7 @@
       </w:tr>
       <w:tr>
         <w:trPr>
-          <w:trHeight w:val="516" w:hRule="auto"/>
+          <w:trHeight w:val="360" w:hRule="auto"/>
         </w:trPr>
         <w:tc>
           <w:tcPr>
@@ -8010,25 +7963,25 @@
               <w:spacing w:after="80" w:before="80" w:line="240"/>
               <w:ind w:left="100" w:right="100" w:firstLine="0" w:firstLineChars="0"/>
               <w:rPr>
-                <w:rFonts w:ascii="Helvetica" w:hAnsi="Helvetica" w:eastAsia="Helvetica" w:cs="Helvetica"/>
+                <w:rFonts w:ascii="Arial" w:hAnsi="Arial" w:eastAsia="Arial" w:cs="Arial"/>
                 <w:i w:val="false"/>
                 <w:b w:val="false"/>
                 <w:u w:val="none"/>
                 <w:strike w:val="false"/>
-                <w:sz w:val="22"/>
-                <w:szCs w:val="22"/>
+                <w:sz w:val="20"/>
+                <w:szCs w:val="20"/>
                 <w:color w:val="000000"/>
               </w:rPr>
             </w:pPr>
             <w:r xmlns:w="http://schemas.openxmlformats.org/wordprocessingml/2006/main" xmlns:wp="http://schemas.openxmlformats.org/drawingml/2006/wordprocessingDrawing" xmlns:r="http://schemas.openxmlformats.org/officeDocument/2006/relationships" xmlns:w14="http://schemas.microsoft.com/office/word/2010/wordml">
               <w:rPr>
-                <w:rFonts w:ascii="Helvetica" w:hAnsi="Helvetica" w:eastAsia="Helvetica" w:cs="Helvetica"/>
+                <w:rFonts w:ascii="Arial" w:hAnsi="Arial" w:eastAsia="Arial" w:cs="Arial"/>
                 <w:i w:val="false"/>
                 <w:b w:val="false"/>
                 <w:u w:val="none"/>
                 <w:strike w:val="false"/>
-                <w:sz w:val="22"/>
-                <w:szCs w:val="22"/>
+                <w:sz w:val="20"/>
+                <w:szCs w:val="20"/>
                 <w:color w:val="000000"/>
               </w:rPr>
               <w:t xml:space="preserve">2.5%</w:t>
@@ -8054,7 +8007,7 @@
           </w:tcPr>
           <w:p>
             <w:pPr>
-              <w:jc w:val="left"/>
+              <w:jc w:val="right"/>
               <w:pBdr>
                 <w:bottom w:val="none" w:sz="0" w:space="0" w:color="000000"/>
                 <w:top w:val="none" w:sz="0" w:space="0" w:color="000000"/>
@@ -8064,35 +8017,35 @@
               <w:spacing w:after="80" w:before="80" w:line="240"/>
               <w:ind w:left="100" w:right="100" w:firstLine="0" w:firstLineChars="0"/>
               <w:rPr>
-                <w:rFonts w:ascii="Helvetica" w:hAnsi="Helvetica" w:eastAsia="Helvetica" w:cs="Helvetica"/>
+                <w:rFonts w:ascii="Arial" w:hAnsi="Arial" w:eastAsia="Arial" w:cs="Arial"/>
                 <w:i w:val="false"/>
                 <w:b w:val="false"/>
                 <w:u w:val="none"/>
                 <w:strike w:val="false"/>
-                <w:sz w:val="22"/>
-                <w:szCs w:val="22"/>
+                <w:sz w:val="20"/>
+                <w:szCs w:val="20"/>
                 <w:color w:val="000000"/>
               </w:rPr>
             </w:pPr>
             <w:r xmlns:w="http://schemas.openxmlformats.org/wordprocessingml/2006/main" xmlns:wp="http://schemas.openxmlformats.org/drawingml/2006/wordprocessingDrawing" xmlns:r="http://schemas.openxmlformats.org/officeDocument/2006/relationships" xmlns:w14="http://schemas.microsoft.com/office/word/2010/wordml">
               <w:rPr>
-                <w:rFonts w:ascii="Helvetica" w:hAnsi="Helvetica" w:eastAsia="Helvetica" w:cs="Helvetica"/>
+                <w:rFonts w:ascii="Arial" w:hAnsi="Arial" w:eastAsia="Arial" w:cs="Arial"/>
                 <w:i w:val="false"/>
                 <w:b w:val="false"/>
                 <w:u w:val="none"/>
                 <w:strike w:val="false"/>
-                <w:sz w:val="22"/>
-                <w:szCs w:val="22"/>
+                <w:sz w:val="20"/>
+                <w:szCs w:val="20"/>
                 <w:color w:val="000000"/>
               </w:rPr>
-              <w:t xml:space="preserve">1.000</w:t>
+              <w:t xml:space="preserve">    1</w:t>
             </w:r>
           </w:p>
         </w:tc>
       </w:tr>
       <w:tr>
         <w:trPr>
-          <w:trHeight w:val="516" w:hRule="auto"/>
+          <w:trHeight w:val="360" w:hRule="auto"/>
         </w:trPr>
         <w:tc>
           <w:tcPr>
@@ -8123,25 +8076,25 @@
               <w:spacing w:after="80" w:before="80" w:line="240"/>
               <w:ind w:left="100" w:right="100" w:firstLine="0" w:firstLineChars="0"/>
               <w:rPr>
-                <w:rFonts w:ascii="Helvetica" w:hAnsi="Helvetica" w:eastAsia="Helvetica" w:cs="Helvetica"/>
+                <w:rFonts w:ascii="Arial" w:hAnsi="Arial" w:eastAsia="Arial" w:cs="Arial"/>
                 <w:i w:val="false"/>
                 <w:b w:val="false"/>
                 <w:u w:val="none"/>
                 <w:strike w:val="false"/>
-                <w:sz w:val="22"/>
-                <w:szCs w:val="22"/>
+                <w:sz w:val="20"/>
+                <w:szCs w:val="20"/>
                 <w:color w:val="000000"/>
               </w:rPr>
             </w:pPr>
             <w:r xmlns:w="http://schemas.openxmlformats.org/wordprocessingml/2006/main" xmlns:wp="http://schemas.openxmlformats.org/drawingml/2006/wordprocessingDrawing" xmlns:r="http://schemas.openxmlformats.org/officeDocument/2006/relationships" xmlns:w14="http://schemas.microsoft.com/office/word/2010/wordml">
               <w:rPr>
-                <w:rFonts w:ascii="Helvetica" w:hAnsi="Helvetica" w:eastAsia="Helvetica" w:cs="Helvetica"/>
+                <w:rFonts w:ascii="Arial" w:hAnsi="Arial" w:eastAsia="Arial" w:cs="Arial"/>
                 <w:i w:val="false"/>
                 <w:b w:val="false"/>
                 <w:u w:val="none"/>
                 <w:strike w:val="false"/>
-                <w:sz w:val="22"/>
-                <w:szCs w:val="22"/>
+                <w:sz w:val="20"/>
+                <w:szCs w:val="20"/>
                 <w:color w:val="000000"/>
               </w:rPr>
               <w:t xml:space="preserve">97.5%</w:t>
@@ -8167,7 +8120,7 @@
           </w:tcPr>
           <w:p>
             <w:pPr>
-              <w:jc w:val="left"/>
+              <w:jc w:val="right"/>
               <w:pBdr>
                 <w:bottom w:val="none" w:sz="0" w:space="0" w:color="000000"/>
                 <w:top w:val="none" w:sz="0" w:space="0" w:color="000000"/>
@@ -8177,28 +8130,28 @@
               <w:spacing w:after="80" w:before="80" w:line="240"/>
               <w:ind w:left="100" w:right="100" w:firstLine="0" w:firstLineChars="0"/>
               <w:rPr>
-                <w:rFonts w:ascii="Helvetica" w:hAnsi="Helvetica" w:eastAsia="Helvetica" w:cs="Helvetica"/>
+                <w:rFonts w:ascii="Arial" w:hAnsi="Arial" w:eastAsia="Arial" w:cs="Arial"/>
                 <w:i w:val="false"/>
                 <w:b w:val="false"/>
                 <w:u w:val="none"/>
                 <w:strike w:val="false"/>
-                <w:sz w:val="22"/>
-                <w:szCs w:val="22"/>
+                <w:sz w:val="20"/>
+                <w:szCs w:val="20"/>
                 <w:color w:val="000000"/>
               </w:rPr>
             </w:pPr>
             <w:r xmlns:w="http://schemas.openxmlformats.org/wordprocessingml/2006/main" xmlns:wp="http://schemas.openxmlformats.org/drawingml/2006/wordprocessingDrawing" xmlns:r="http://schemas.openxmlformats.org/officeDocument/2006/relationships" xmlns:w14="http://schemas.microsoft.com/office/word/2010/wordml">
               <w:rPr>
-                <w:rFonts w:ascii="Helvetica" w:hAnsi="Helvetica" w:eastAsia="Helvetica" w:cs="Helvetica"/>
+                <w:rFonts w:ascii="Arial" w:hAnsi="Arial" w:eastAsia="Arial" w:cs="Arial"/>
                 <w:i w:val="false"/>
                 <w:b w:val="false"/>
                 <w:u w:val="none"/>
                 <w:strike w:val="false"/>
-                <w:sz w:val="22"/>
-                <w:szCs w:val="22"/>
+                <w:sz w:val="20"/>
+                <w:szCs w:val="20"/>
                 <w:color w:val="000000"/>
               </w:rPr>
-              <w:t xml:space="preserve">1.219</w:t>
+              <w:t xml:space="preserve">1.222</w:t>
             </w:r>
           </w:p>
         </w:tc>
@@ -8215,7 +8168,7 @@
         <w:t xml:space="preserve"># IC para la población 1, año 2</w:t>
       </w:r>
     </w:p>
-    <w:bookmarkStart w:id="51" w:name="X6cc35ee21c4a3436d746b6b4bd8cc53b3942ab5"/>
+    <w:bookmarkStart w:id="61" w:name="X6cc35ee21c4a3436d746b6b4bd8cc53b3942ab5"/>
     <w:p>
       <w:pPr>
         <w:pStyle w:val="Heading3"/>
@@ -8630,14 +8583,17 @@
     </w:p>
     <w:tbl xmlns:w="http://schemas.openxmlformats.org/wordprocessingml/2006/main" xmlns:r="http://schemas.openxmlformats.org/officeDocument/2006/relationships" xmlns:w14="http://schemas.microsoft.com/office/word/2010/wordml" xmlns:wp="http://schemas.openxmlformats.org/drawingml/2006/wordprocessingDrawing" xmlns:a="http://schemas.openxmlformats.org/drawingml/2006/main" xmlns:pic="http://schemas.openxmlformats.org/drawingml/2006/picture">
       <w:tblPr>
-        <w:tblLayout w:type="autofit"/>
+        <w:tblLayout w:type="fixed"/>
         <w:jc w:val="center"/>
-        <w:tblW w:type="pct" w:w="0"/>
         <w:tblLook w:firstRow="1" w:lastRow="0" w:firstColumn="0" w:lastColumn="0" w:noHBand="0" w:noVBand="1"/>
       </w:tblPr>
+      <w:tblGrid>
+        <w:gridCol w:w="4680"/>
+        <w:gridCol w:w="4680"/>
+      </w:tblGrid>
       <w:tr>
         <w:trPr>
-          <w:trHeight w:val="626" w:hRule="auto"/>
+          <w:trHeight w:val="360" w:hRule="auto"/>
           <w:tblHeader/>
         </w:trPr>
         <w:tc>
@@ -8669,25 +8625,25 @@
               <w:spacing w:after="120" w:before="120" w:line="240"/>
               <w:ind w:left="100" w:right="100" w:firstLine="0" w:firstLineChars="0"/>
               <w:rPr>
-                <w:rFonts w:ascii="Helvetica" w:hAnsi="Helvetica" w:eastAsia="Helvetica" w:cs="Helvetica"/>
+                <w:rFonts w:ascii="Arial" w:hAnsi="Arial" w:eastAsia="Arial" w:cs="Arial"/>
                 <w:i w:val="false"/>
                 <w:b w:val="true"/>
                 <w:u w:val="none"/>
                 <w:strike w:val="false"/>
-                <w:sz w:val="22"/>
-                <w:szCs w:val="22"/>
+                <w:sz w:val="20"/>
+                <w:szCs w:val="20"/>
                 <w:color w:val="FFFFFF"/>
               </w:rPr>
             </w:pPr>
             <w:r xmlns:w="http://schemas.openxmlformats.org/wordprocessingml/2006/main" xmlns:wp="http://schemas.openxmlformats.org/drawingml/2006/wordprocessingDrawing" xmlns:r="http://schemas.openxmlformats.org/officeDocument/2006/relationships" xmlns:w14="http://schemas.microsoft.com/office/word/2010/wordml">
               <w:rPr>
-                <w:rFonts w:ascii="Helvetica" w:hAnsi="Helvetica" w:eastAsia="Helvetica" w:cs="Helvetica"/>
+                <w:rFonts w:ascii="Arial" w:hAnsi="Arial" w:eastAsia="Arial" w:cs="Arial"/>
                 <w:i w:val="false"/>
                 <w:b w:val="true"/>
                 <w:u w:val="none"/>
                 <w:strike w:val="false"/>
-                <w:sz w:val="22"/>
-                <w:szCs w:val="22"/>
+                <w:sz w:val="20"/>
+                <w:szCs w:val="20"/>
                 <w:color w:val="FFFFFF"/>
               </w:rPr>
               <w:t xml:space="preserve">Nombre</w:t>
@@ -8713,7 +8669,7 @@
           </w:tcPr>
           <w:p>
             <w:pPr>
-              <w:jc w:val="left"/>
+              <w:jc w:val="right"/>
               <w:pBdr>
                 <w:bottom w:val="none" w:sz="0" w:space="0" w:color="000000"/>
                 <w:top w:val="none" w:sz="0" w:space="0" w:color="000000"/>
@@ -8723,25 +8679,25 @@
               <w:spacing w:after="120" w:before="120" w:line="240"/>
               <w:ind w:left="100" w:right="100" w:firstLine="0" w:firstLineChars="0"/>
               <w:rPr>
-                <w:rFonts w:ascii="Helvetica" w:hAnsi="Helvetica" w:eastAsia="Helvetica" w:cs="Helvetica"/>
+                <w:rFonts w:ascii="Arial" w:hAnsi="Arial" w:eastAsia="Arial" w:cs="Arial"/>
                 <w:i w:val="false"/>
                 <w:b w:val="true"/>
                 <w:u w:val="none"/>
                 <w:strike w:val="false"/>
-                <w:sz w:val="22"/>
-                <w:szCs w:val="22"/>
+                <w:sz w:val="20"/>
+                <w:szCs w:val="20"/>
                 <w:color w:val="FFFFFF"/>
               </w:rPr>
             </w:pPr>
             <w:r xmlns:w="http://schemas.openxmlformats.org/wordprocessingml/2006/main" xmlns:wp="http://schemas.openxmlformats.org/drawingml/2006/wordprocessingDrawing" xmlns:r="http://schemas.openxmlformats.org/officeDocument/2006/relationships" xmlns:w14="http://schemas.microsoft.com/office/word/2010/wordml">
               <w:rPr>
-                <w:rFonts w:ascii="Helvetica" w:hAnsi="Helvetica" w:eastAsia="Helvetica" w:cs="Helvetica"/>
+                <w:rFonts w:ascii="Arial" w:hAnsi="Arial" w:eastAsia="Arial" w:cs="Arial"/>
                 <w:i w:val="false"/>
                 <w:b w:val="true"/>
                 <w:u w:val="none"/>
                 <w:strike w:val="false"/>
-                <w:sz w:val="22"/>
-                <w:szCs w:val="22"/>
+                <w:sz w:val="20"/>
+                <w:szCs w:val="20"/>
                 <w:color w:val="FFFFFF"/>
               </w:rPr>
               <w:t xml:space="preserve">Valor</w:t>
@@ -8751,7 +8707,7 @@
       </w:tr>
       <w:tr>
         <w:trPr>
-          <w:trHeight w:val="516" w:hRule="auto"/>
+          <w:trHeight w:val="360" w:hRule="auto"/>
         </w:trPr>
         <w:tc>
           <w:tcPr>
@@ -8782,25 +8738,25 @@
               <w:spacing w:after="80" w:before="80" w:line="240"/>
               <w:ind w:left="100" w:right="100" w:firstLine="0" w:firstLineChars="0"/>
               <w:rPr>
-                <w:rFonts w:ascii="Helvetica" w:hAnsi="Helvetica" w:eastAsia="Helvetica" w:cs="Helvetica"/>
+                <w:rFonts w:ascii="Arial" w:hAnsi="Arial" w:eastAsia="Arial" w:cs="Arial"/>
                 <w:i w:val="false"/>
                 <w:b w:val="false"/>
                 <w:u w:val="none"/>
                 <w:strike w:val="false"/>
-                <w:sz w:val="22"/>
-                <w:szCs w:val="22"/>
+                <w:sz w:val="20"/>
+                <w:szCs w:val="20"/>
                 <w:color w:val="000000"/>
               </w:rPr>
             </w:pPr>
             <w:r xmlns:w="http://schemas.openxmlformats.org/wordprocessingml/2006/main" xmlns:wp="http://schemas.openxmlformats.org/drawingml/2006/wordprocessingDrawing" xmlns:r="http://schemas.openxmlformats.org/officeDocument/2006/relationships" xmlns:w14="http://schemas.microsoft.com/office/word/2010/wordml">
               <w:rPr>
-                <w:rFonts w:ascii="Helvetica" w:hAnsi="Helvetica" w:eastAsia="Helvetica" w:cs="Helvetica"/>
+                <w:rFonts w:ascii="Arial" w:hAnsi="Arial" w:eastAsia="Arial" w:cs="Arial"/>
                 <w:i w:val="false"/>
                 <w:b w:val="false"/>
                 <w:u w:val="none"/>
                 <w:strike w:val="false"/>
-                <w:sz w:val="22"/>
-                <w:szCs w:val="22"/>
+                <w:sz w:val="20"/>
+                <w:szCs w:val="20"/>
                 <w:color w:val="000000"/>
               </w:rPr>
               <w:t xml:space="preserve">2.5%</w:t>
@@ -8826,7 +8782,7 @@
           </w:tcPr>
           <w:p>
             <w:pPr>
-              <w:jc w:val="left"/>
+              <w:jc w:val="right"/>
               <w:pBdr>
                 <w:bottom w:val="none" w:sz="0" w:space="0" w:color="000000"/>
                 <w:top w:val="none" w:sz="0" w:space="0" w:color="000000"/>
@@ -8836,35 +8792,35 @@
               <w:spacing w:after="80" w:before="80" w:line="240"/>
               <w:ind w:left="100" w:right="100" w:firstLine="0" w:firstLineChars="0"/>
               <w:rPr>
-                <w:rFonts w:ascii="Helvetica" w:hAnsi="Helvetica" w:eastAsia="Helvetica" w:cs="Helvetica"/>
+                <w:rFonts w:ascii="Arial" w:hAnsi="Arial" w:eastAsia="Arial" w:cs="Arial"/>
                 <w:i w:val="false"/>
                 <w:b w:val="false"/>
                 <w:u w:val="none"/>
                 <w:strike w:val="false"/>
-                <w:sz w:val="22"/>
-                <w:szCs w:val="22"/>
+                <w:sz w:val="20"/>
+                <w:szCs w:val="20"/>
                 <w:color w:val="000000"/>
               </w:rPr>
             </w:pPr>
             <w:r xmlns:w="http://schemas.openxmlformats.org/wordprocessingml/2006/main" xmlns:wp="http://schemas.openxmlformats.org/drawingml/2006/wordprocessingDrawing" xmlns:r="http://schemas.openxmlformats.org/officeDocument/2006/relationships" xmlns:w14="http://schemas.microsoft.com/office/word/2010/wordml">
               <w:rPr>
-                <w:rFonts w:ascii="Helvetica" w:hAnsi="Helvetica" w:eastAsia="Helvetica" w:cs="Helvetica"/>
+                <w:rFonts w:ascii="Arial" w:hAnsi="Arial" w:eastAsia="Arial" w:cs="Arial"/>
                 <w:i w:val="false"/>
                 <w:b w:val="false"/>
                 <w:u w:val="none"/>
                 <w:strike w:val="false"/>
-                <w:sz w:val="22"/>
-                <w:szCs w:val="22"/>
+                <w:sz w:val="20"/>
+                <w:szCs w:val="20"/>
                 <w:color w:val="000000"/>
               </w:rPr>
-              <w:t xml:space="preserve">0.969</w:t>
+              <w:t xml:space="preserve">0.968</w:t>
             </w:r>
           </w:p>
         </w:tc>
       </w:tr>
       <w:tr>
         <w:trPr>
-          <w:trHeight w:val="516" w:hRule="auto"/>
+          <w:trHeight w:val="360" w:hRule="auto"/>
         </w:trPr>
         <w:tc>
           <w:tcPr>
@@ -8895,25 +8851,25 @@
               <w:spacing w:after="80" w:before="80" w:line="240"/>
               <w:ind w:left="100" w:right="100" w:firstLine="0" w:firstLineChars="0"/>
               <w:rPr>
-                <w:rFonts w:ascii="Helvetica" w:hAnsi="Helvetica" w:eastAsia="Helvetica" w:cs="Helvetica"/>
+                <w:rFonts w:ascii="Arial" w:hAnsi="Arial" w:eastAsia="Arial" w:cs="Arial"/>
                 <w:i w:val="false"/>
                 <w:b w:val="false"/>
                 <w:u w:val="none"/>
                 <w:strike w:val="false"/>
-                <w:sz w:val="22"/>
-                <w:szCs w:val="22"/>
+                <w:sz w:val="20"/>
+                <w:szCs w:val="20"/>
                 <w:color w:val="000000"/>
               </w:rPr>
             </w:pPr>
             <w:r xmlns:w="http://schemas.openxmlformats.org/wordprocessingml/2006/main" xmlns:wp="http://schemas.openxmlformats.org/drawingml/2006/wordprocessingDrawing" xmlns:r="http://schemas.openxmlformats.org/officeDocument/2006/relationships" xmlns:w14="http://schemas.microsoft.com/office/word/2010/wordml">
               <w:rPr>
-                <w:rFonts w:ascii="Helvetica" w:hAnsi="Helvetica" w:eastAsia="Helvetica" w:cs="Helvetica"/>
+                <w:rFonts w:ascii="Arial" w:hAnsi="Arial" w:eastAsia="Arial" w:cs="Arial"/>
                 <w:i w:val="false"/>
                 <w:b w:val="false"/>
                 <w:u w:val="none"/>
                 <w:strike w:val="false"/>
-                <w:sz w:val="22"/>
-                <w:szCs w:val="22"/>
+                <w:sz w:val="20"/>
+                <w:szCs w:val="20"/>
                 <w:color w:val="000000"/>
               </w:rPr>
               <w:t xml:space="preserve">97.5%</w:t>
@@ -8939,7 +8895,7 @@
           </w:tcPr>
           <w:p>
             <w:pPr>
-              <w:jc w:val="left"/>
+              <w:jc w:val="right"/>
               <w:pBdr>
                 <w:bottom w:val="none" w:sz="0" w:space="0" w:color="000000"/>
                 <w:top w:val="none" w:sz="0" w:space="0" w:color="000000"/>
@@ -8949,28 +8905,28 @@
               <w:spacing w:after="80" w:before="80" w:line="240"/>
               <w:ind w:left="100" w:right="100" w:firstLine="0" w:firstLineChars="0"/>
               <w:rPr>
-                <w:rFonts w:ascii="Helvetica" w:hAnsi="Helvetica" w:eastAsia="Helvetica" w:cs="Helvetica"/>
+                <w:rFonts w:ascii="Arial" w:hAnsi="Arial" w:eastAsia="Arial" w:cs="Arial"/>
                 <w:i w:val="false"/>
                 <w:b w:val="false"/>
                 <w:u w:val="none"/>
                 <w:strike w:val="false"/>
-                <w:sz w:val="22"/>
-                <w:szCs w:val="22"/>
+                <w:sz w:val="20"/>
+                <w:szCs w:val="20"/>
                 <w:color w:val="000000"/>
               </w:rPr>
             </w:pPr>
             <w:r xmlns:w="http://schemas.openxmlformats.org/wordprocessingml/2006/main" xmlns:wp="http://schemas.openxmlformats.org/drawingml/2006/wordprocessingDrawing" xmlns:r="http://schemas.openxmlformats.org/officeDocument/2006/relationships" xmlns:w14="http://schemas.microsoft.com/office/word/2010/wordml">
               <w:rPr>
-                <w:rFonts w:ascii="Helvetica" w:hAnsi="Helvetica" w:eastAsia="Helvetica" w:cs="Helvetica"/>
+                <w:rFonts w:ascii="Arial" w:hAnsi="Arial" w:eastAsia="Arial" w:cs="Arial"/>
                 <w:i w:val="false"/>
                 <w:b w:val="false"/>
                 <w:u w:val="none"/>
                 <w:strike w:val="false"/>
-                <w:sz w:val="22"/>
-                <w:szCs w:val="22"/>
+                <w:sz w:val="20"/>
+                <w:szCs w:val="20"/>
                 <w:color w:val="000000"/>
               </w:rPr>
-              <w:t xml:space="preserve">1.190</w:t>
+              <w:t xml:space="preserve">1.192</w:t>
             </w:r>
           </w:p>
         </w:tc>
@@ -9468,7 +9424,7 @@
               <w:jc w:val="right"/>
             </w:pPr>
             <w:r>
-              <w:t xml:space="preserve">1.219</w:t>
+              <w:t xml:space="preserve">1.222</w:t>
             </w:r>
           </w:p>
         </w:tc>
@@ -9494,7 +9450,7 @@
               <w:jc w:val="right"/>
             </w:pPr>
             <w:r>
-              <w:t xml:space="preserve">0.969</w:t>
+              <w:t xml:space="preserve">0.968</w:t>
             </w:r>
           </w:p>
         </w:tc>
@@ -9506,7 +9462,7 @@
               <w:jc w:val="right"/>
             </w:pPr>
             <w:r>
-              <w:t xml:space="preserve">1.190</w:t>
+              <w:t xml:space="preserve">1.192</w:t>
             </w:r>
           </w:p>
         </w:tc>
@@ -9519,9 +9475,9 @@
         </w:pict>
       </w:r>
     </w:p>
-    <w:bookmarkEnd w:id="51"/>
-    <w:bookmarkEnd w:id="52"/>
-    <w:bookmarkStart w:id="53" w:name="ambiente-variable"/>
+    <w:bookmarkEnd w:id="61"/>
+    <w:bookmarkEnd w:id="62"/>
+    <w:bookmarkStart w:id="63" w:name="ambiente-variable"/>
     <w:p>
       <w:pPr>
         <w:pStyle w:val="Heading2"/>
@@ -9575,8 +9531,8 @@
         <w:t xml:space="preserve">(ver más adelante).</w:t>
       </w:r>
     </w:p>
-    <w:bookmarkEnd w:id="53"/>
-    <w:bookmarkStart w:id="56" w:name="tasa-estocástica-de-crecimiento-λ_e"/>
+    <w:bookmarkEnd w:id="63"/>
+    <w:bookmarkStart w:id="66" w:name="tasa-estocástica-de-crecimiento-λ_e"/>
     <w:p>
       <w:pPr>
         <w:pStyle w:val="Heading2"/>
@@ -9636,7 +9592,7 @@
         <w:t xml:space="preserve"> </w:t>
       </w:r>
       <w:r>
-        <w:t xml:space="preserve">(Caswell, 2001)</w:t>
+        <w:t xml:space="preserve">(Caswell 2001)</w:t>
       </w:r>
       <w:r>
         <w:t xml:space="preserve">. En la simulación, las matrices son seleccionadas aleatoriamente para un número específico de intervalos de tiempo (50,000 por omisión en</w:t>
@@ -9703,7 +9659,7 @@
         <w:t xml:space="preserve"> </w:t>
       </w:r>
       <w:r>
-        <w:t xml:space="preserve">(Caswell, 2001)</w:t>
+        <w:t xml:space="preserve">(Caswell 2001)</w:t>
       </w:r>
       <w:r>
         <w:t xml:space="preserve">, aunque Morris y Doak mencionan que el método funciona bastante bien aunque varían las matrices</w:t>
@@ -9712,7 +9668,7 @@
         <w:t xml:space="preserve"> </w:t>
       </w:r>
       <w:r>
-        <w:t xml:space="preserve">(Morris y Doak, 2002)</w:t>
+        <w:t xml:space="preserve">(Morris y Doak 2002)</w:t>
       </w:r>
       <w:r>
         <w:t xml:space="preserve">. En la próxima sección se muestra cómo calcular</w:t>
@@ -9779,18 +9735,18 @@
                 <wp:inline>
                   <wp:extent cx="152400" cy="152400"/>
                   <wp:effectExtent b="0" l="0" r="0" t="0"/>
-                  <wp:docPr descr="" title="" id="54" name="Picture"/>
+                  <wp:docPr descr="" title="" id="64" name="Picture"/>
                   <a:graphic>
                     <a:graphicData uri="http://schemas.openxmlformats.org/drawingml/2006/picture">
                       <pic:pic>
                         <pic:nvPicPr>
-                          <pic:cNvPr descr="/Applications/RStudio.app/Contents/Resources/app/quarto/share/formats/docx/note.png" id="55" name="Picture"/>
+                          <pic:cNvPr descr="/Applications/RStudio.app/Contents/Resources/app/quarto/share/formats/docx/note.png" id="65" name="Picture"/>
                           <pic:cNvPicPr>
                             <a:picLocks noChangeArrowheads="1" noChangeAspect="1"/>
                           </pic:cNvPicPr>
                         </pic:nvPicPr>
                         <pic:blipFill>
-                          <a:blip r:embed="rId46"/>
+                          <a:blip r:embed="rId56"/>
                           <a:stretch>
                             <a:fillRect/>
                           </a:stretch>
@@ -11793,14 +11749,19 @@
     </w:p>
     <w:tbl xmlns:w="http://schemas.openxmlformats.org/wordprocessingml/2006/main" xmlns:r="http://schemas.openxmlformats.org/officeDocument/2006/relationships" xmlns:w14="http://schemas.microsoft.com/office/word/2010/wordml" xmlns:wp="http://schemas.openxmlformats.org/drawingml/2006/wordprocessingDrawing" xmlns:a="http://schemas.openxmlformats.org/drawingml/2006/main" xmlns:pic="http://schemas.openxmlformats.org/drawingml/2006/picture">
       <w:tblPr>
-        <w:tblLayout w:type="autofit"/>
+        <w:tblLayout w:type="fixed"/>
         <w:jc w:val="center"/>
-        <w:tblW w:type="pct" w:w="0"/>
         <w:tblLook w:firstRow="1" w:lastRow="0" w:firstColumn="0" w:lastColumn="0" w:noHBand="0" w:noVBand="1"/>
       </w:tblPr>
+      <w:tblGrid>
+        <w:gridCol w:w="2340"/>
+        <w:gridCol w:w="2340"/>
+        <w:gridCol w:w="2340"/>
+        <w:gridCol w:w="2340"/>
+      </w:tblGrid>
       <w:tr>
         <w:trPr>
-          <w:trHeight w:val="653" w:hRule="auto"/>
+          <w:trHeight w:val="360" w:hRule="auto"/>
           <w:tblHeader/>
         </w:trPr>
         <w:tc>
@@ -11832,25 +11793,25 @@
               <w:spacing w:after="120" w:before="120" w:line="240"/>
               <w:ind w:left="100" w:right="100" w:firstLine="0" w:firstLineChars="0"/>
               <w:rPr>
-                <w:rFonts w:ascii="Helvetica" w:hAnsi="Helvetica" w:eastAsia="Helvetica" w:cs="Helvetica"/>
+                <w:rFonts w:ascii="Arial" w:hAnsi="Arial" w:eastAsia="Arial" w:cs="Arial"/>
                 <w:i w:val="false"/>
                 <w:b w:val="true"/>
                 <w:u w:val="none"/>
                 <w:strike w:val="false"/>
-                <w:sz w:val="22"/>
-                <w:szCs w:val="22"/>
+                <w:sz w:val="20"/>
+                <w:szCs w:val="20"/>
                 <w:color w:val="FFFFFF"/>
               </w:rPr>
             </w:pPr>
             <w:r xmlns:w="http://schemas.openxmlformats.org/wordprocessingml/2006/main" xmlns:wp="http://schemas.openxmlformats.org/drawingml/2006/wordprocessingDrawing" xmlns:r="http://schemas.openxmlformats.org/officeDocument/2006/relationships" xmlns:w14="http://schemas.microsoft.com/office/word/2010/wordml">
               <w:rPr>
-                <w:rFonts w:ascii="Helvetica" w:hAnsi="Helvetica" w:eastAsia="Helvetica" w:cs="Helvetica"/>
+                <w:rFonts w:ascii="Arial" w:hAnsi="Arial" w:eastAsia="Arial" w:cs="Arial"/>
                 <w:i w:val="false"/>
                 <w:b w:val="true"/>
                 <w:u w:val="none"/>
                 <w:strike w:val="false"/>
-                <w:sz w:val="22"/>
-                <w:szCs w:val="22"/>
+                <w:sz w:val="20"/>
+                <w:szCs w:val="20"/>
                 <w:color w:val="FFFFFF"/>
               </w:rPr>
               <w:t xml:space="preserve">Método</w:t>
@@ -11876,7 +11837,7 @@
           </w:tcPr>
           <w:p>
             <w:pPr>
-              <w:jc w:val="left"/>
+              <w:jc w:val="right"/>
               <w:pBdr>
                 <w:bottom w:val="none" w:sz="0" w:space="0" w:color="000000"/>
                 <w:top w:val="none" w:sz="0" w:space="0" w:color="000000"/>
@@ -11886,25 +11847,25 @@
               <w:spacing w:after="120" w:before="120" w:line="240"/>
               <w:ind w:left="100" w:right="100" w:firstLine="0" w:firstLineChars="0"/>
               <w:rPr>
-                <w:rFonts w:ascii="Helvetica" w:hAnsi="Helvetica" w:eastAsia="Helvetica" w:cs="Helvetica"/>
+                <w:rFonts w:ascii="Arial" w:hAnsi="Arial" w:eastAsia="Arial" w:cs="Arial"/>
                 <w:i w:val="false"/>
                 <w:b w:val="true"/>
                 <w:u w:val="none"/>
                 <w:strike w:val="false"/>
-                <w:sz w:val="22"/>
-                <w:szCs w:val="22"/>
+                <w:sz w:val="20"/>
+                <w:szCs w:val="20"/>
                 <w:color w:val="FFFFFF"/>
               </w:rPr>
             </w:pPr>
             <w:r xmlns:w="http://schemas.openxmlformats.org/wordprocessingml/2006/main" xmlns:wp="http://schemas.openxmlformats.org/drawingml/2006/wordprocessingDrawing" xmlns:r="http://schemas.openxmlformats.org/officeDocument/2006/relationships" xmlns:w14="http://schemas.microsoft.com/office/word/2010/wordml">
               <w:rPr>
-                <w:rFonts w:ascii="Helvetica" w:hAnsi="Helvetica" w:eastAsia="Helvetica" w:cs="Helvetica"/>
+                <w:rFonts w:ascii="Arial" w:hAnsi="Arial" w:eastAsia="Arial" w:cs="Arial"/>
                 <w:i w:val="false"/>
                 <w:b w:val="true"/>
                 <w:u w:val="none"/>
                 <w:strike w:val="false"/>
-                <w:sz w:val="22"/>
-                <w:szCs w:val="22"/>
+                <w:sz w:val="20"/>
+                <w:szCs w:val="20"/>
                 <w:color w:val="FFFFFF"/>
               </w:rPr>
               <w:t xml:space="preserve">λ_e</w:t>
@@ -11930,7 +11891,7 @@
           </w:tcPr>
           <w:p>
             <w:pPr>
-              <w:jc w:val="left"/>
+              <w:jc w:val="right"/>
               <w:pBdr>
                 <w:bottom w:val="none" w:sz="0" w:space="0" w:color="000000"/>
                 <w:top w:val="none" w:sz="0" w:space="0" w:color="000000"/>
@@ -11940,25 +11901,25 @@
               <w:spacing w:after="120" w:before="120" w:line="240"/>
               <w:ind w:left="100" w:right="100" w:firstLine="0" w:firstLineChars="0"/>
               <w:rPr>
-                <w:rFonts w:ascii="Helvetica" w:hAnsi="Helvetica" w:eastAsia="Helvetica" w:cs="Helvetica"/>
+                <w:rFonts w:ascii="Arial" w:hAnsi="Arial" w:eastAsia="Arial" w:cs="Arial"/>
                 <w:i w:val="false"/>
                 <w:b w:val="true"/>
                 <w:u w:val="none"/>
                 <w:strike w:val="false"/>
-                <w:sz w:val="22"/>
-                <w:szCs w:val="22"/>
+                <w:sz w:val="20"/>
+                <w:szCs w:val="20"/>
                 <w:color w:val="FFFFFF"/>
               </w:rPr>
             </w:pPr>
             <w:r xmlns:w="http://schemas.openxmlformats.org/wordprocessingml/2006/main" xmlns:wp="http://schemas.openxmlformats.org/drawingml/2006/wordprocessingDrawing" xmlns:r="http://schemas.openxmlformats.org/officeDocument/2006/relationships" xmlns:w14="http://schemas.microsoft.com/office/word/2010/wordml">
               <w:rPr>
-                <w:rFonts w:ascii="Helvetica" w:hAnsi="Helvetica" w:eastAsia="Helvetica" w:cs="Helvetica"/>
+                <w:rFonts w:ascii="Arial" w:hAnsi="Arial" w:eastAsia="Arial" w:cs="Arial"/>
                 <w:i w:val="false"/>
                 <w:b w:val="true"/>
                 <w:u w:val="none"/>
                 <w:strike w:val="false"/>
-                <w:sz w:val="22"/>
-                <w:szCs w:val="22"/>
+                <w:sz w:val="20"/>
+                <w:szCs w:val="20"/>
                 <w:color w:val="FFFFFF"/>
               </w:rPr>
               <w:t xml:space="preserve">IC 2.5%</w:t>
@@ -11984,7 +11945,7 @@
           </w:tcPr>
           <w:p>
             <w:pPr>
-              <w:jc w:val="left"/>
+              <w:jc w:val="right"/>
               <w:pBdr>
                 <w:bottom w:val="none" w:sz="0" w:space="0" w:color="000000"/>
                 <w:top w:val="none" w:sz="0" w:space="0" w:color="000000"/>
@@ -11994,25 +11955,25 @@
               <w:spacing w:after="120" w:before="120" w:line="240"/>
               <w:ind w:left="100" w:right="100" w:firstLine="0" w:firstLineChars="0"/>
               <w:rPr>
-                <w:rFonts w:ascii="Helvetica" w:hAnsi="Helvetica" w:eastAsia="Helvetica" w:cs="Helvetica"/>
+                <w:rFonts w:ascii="Arial" w:hAnsi="Arial" w:eastAsia="Arial" w:cs="Arial"/>
                 <w:i w:val="false"/>
                 <w:b w:val="true"/>
                 <w:u w:val="none"/>
                 <w:strike w:val="false"/>
-                <w:sz w:val="22"/>
-                <w:szCs w:val="22"/>
+                <w:sz w:val="20"/>
+                <w:szCs w:val="20"/>
                 <w:color w:val="FFFFFF"/>
               </w:rPr>
             </w:pPr>
             <w:r xmlns:w="http://schemas.openxmlformats.org/wordprocessingml/2006/main" xmlns:wp="http://schemas.openxmlformats.org/drawingml/2006/wordprocessingDrawing" xmlns:r="http://schemas.openxmlformats.org/officeDocument/2006/relationships" xmlns:w14="http://schemas.microsoft.com/office/word/2010/wordml">
               <w:rPr>
-                <w:rFonts w:ascii="Helvetica" w:hAnsi="Helvetica" w:eastAsia="Helvetica" w:cs="Helvetica"/>
+                <w:rFonts w:ascii="Arial" w:hAnsi="Arial" w:eastAsia="Arial" w:cs="Arial"/>
                 <w:i w:val="false"/>
                 <w:b w:val="true"/>
                 <w:u w:val="none"/>
                 <w:strike w:val="false"/>
-                <w:sz w:val="22"/>
-                <w:szCs w:val="22"/>
+                <w:sz w:val="20"/>
+                <w:szCs w:val="20"/>
                 <w:color w:val="FFFFFF"/>
               </w:rPr>
               <w:t xml:space="preserve">IC 97.5%</w:t>
@@ -12022,7 +11983,7 @@
       </w:tr>
       <w:tr>
         <w:trPr>
-          <w:trHeight w:val="562" w:hRule="auto"/>
+          <w:trHeight w:val="360" w:hRule="auto"/>
         </w:trPr>
         <w:tc>
           <w:tcPr>
@@ -12053,25 +12014,25 @@
               <w:spacing w:after="80" w:before="80" w:line="240"/>
               <w:ind w:left="100" w:right="100" w:firstLine="0" w:firstLineChars="0"/>
               <w:rPr>
-                <w:rFonts w:ascii="Helvetica" w:hAnsi="Helvetica" w:eastAsia="Helvetica" w:cs="Helvetica"/>
+                <w:rFonts w:ascii="Arial" w:hAnsi="Arial" w:eastAsia="Arial" w:cs="Arial"/>
                 <w:i w:val="false"/>
                 <w:b w:val="false"/>
                 <w:u w:val="none"/>
                 <w:strike w:val="false"/>
-                <w:sz w:val="22"/>
-                <w:szCs w:val="22"/>
+                <w:sz w:val="20"/>
+                <w:szCs w:val="20"/>
                 <w:color w:val="000000"/>
               </w:rPr>
             </w:pPr>
             <w:r xmlns:w="http://schemas.openxmlformats.org/wordprocessingml/2006/main" xmlns:wp="http://schemas.openxmlformats.org/drawingml/2006/wordprocessingDrawing" xmlns:r="http://schemas.openxmlformats.org/officeDocument/2006/relationships" xmlns:w14="http://schemas.microsoft.com/office/word/2010/wordml">
               <w:rPr>
-                <w:rFonts w:ascii="Helvetica" w:hAnsi="Helvetica" w:eastAsia="Helvetica" w:cs="Helvetica"/>
+                <w:rFonts w:ascii="Arial" w:hAnsi="Arial" w:eastAsia="Arial" w:cs="Arial"/>
                 <w:i w:val="false"/>
                 <w:b w:val="false"/>
                 <w:u w:val="none"/>
                 <w:strike w:val="false"/>
-                <w:sz w:val="22"/>
-                <w:szCs w:val="22"/>
+                <w:sz w:val="20"/>
+                <w:szCs w:val="20"/>
                 <w:color w:val="000000"/>
               </w:rPr>
               <w:t xml:space="preserve">Tuljapukar</w:t>
@@ -12097,7 +12058,7 @@
           </w:tcPr>
           <w:p>
             <w:pPr>
-              <w:jc w:val="left"/>
+              <w:jc w:val="right"/>
               <w:pBdr>
                 <w:bottom w:val="none" w:sz="0" w:space="0" w:color="000000"/>
                 <w:top w:val="none" w:sz="0" w:space="0" w:color="000000"/>
@@ -12107,28 +12068,28 @@
               <w:spacing w:after="80" w:before="80" w:line="240"/>
               <w:ind w:left="100" w:right="100" w:firstLine="0" w:firstLineChars="0"/>
               <w:rPr>
-                <w:rFonts w:ascii="Helvetica" w:hAnsi="Helvetica" w:eastAsia="Helvetica" w:cs="Helvetica"/>
+                <w:rFonts w:ascii="Arial" w:hAnsi="Arial" w:eastAsia="Arial" w:cs="Arial"/>
                 <w:i w:val="false"/>
                 <w:b w:val="false"/>
                 <w:u w:val="none"/>
                 <w:strike w:val="false"/>
-                <w:sz w:val="22"/>
-                <w:szCs w:val="22"/>
+                <w:sz w:val="20"/>
+                <w:szCs w:val="20"/>
                 <w:color w:val="000000"/>
               </w:rPr>
             </w:pPr>
             <w:r xmlns:w="http://schemas.openxmlformats.org/wordprocessingml/2006/main" xmlns:wp="http://schemas.openxmlformats.org/drawingml/2006/wordprocessingDrawing" xmlns:r="http://schemas.openxmlformats.org/officeDocument/2006/relationships" xmlns:w14="http://schemas.microsoft.com/office/word/2010/wordml">
               <w:rPr>
-                <w:rFonts w:ascii="Helvetica" w:hAnsi="Helvetica" w:eastAsia="Helvetica" w:cs="Helvetica"/>
+                <w:rFonts w:ascii="Arial" w:hAnsi="Arial" w:eastAsia="Arial" w:cs="Arial"/>
                 <w:i w:val="false"/>
                 <w:b w:val="false"/>
                 <w:u w:val="none"/>
                 <w:strike w:val="false"/>
-                <w:sz w:val="22"/>
-                <w:szCs w:val="22"/>
+                <w:sz w:val="20"/>
+                <w:szCs w:val="20"/>
                 <w:color w:val="000000"/>
               </w:rPr>
-              <w:t xml:space="preserve">1.1089</w:t>
+              <w:t xml:space="preserve">1.109</w:t>
             </w:r>
           </w:p>
         </w:tc>
@@ -12151,7 +12112,7 @@
           </w:tcPr>
           <w:p>
             <w:pPr>
-              <w:jc w:val="left"/>
+              <w:jc w:val="right"/>
               <w:pBdr>
                 <w:bottom w:val="none" w:sz="0" w:space="0" w:color="000000"/>
                 <w:top w:val="none" w:sz="0" w:space="0" w:color="000000"/>
@@ -12161,28 +12122,28 @@
               <w:spacing w:after="80" w:before="80" w:line="240"/>
               <w:ind w:left="100" w:right="100" w:firstLine="0" w:firstLineChars="0"/>
               <w:rPr>
-                <w:rFonts w:ascii="Helvetica" w:hAnsi="Helvetica" w:eastAsia="Helvetica" w:cs="Helvetica"/>
+                <w:rFonts w:ascii="Arial" w:hAnsi="Arial" w:eastAsia="Arial" w:cs="Arial"/>
                 <w:i w:val="false"/>
                 <w:b w:val="false"/>
                 <w:u w:val="none"/>
                 <w:strike w:val="false"/>
-                <w:sz w:val="22"/>
-                <w:szCs w:val="22"/>
+                <w:sz w:val="20"/>
+                <w:szCs w:val="20"/>
                 <w:color w:val="000000"/>
               </w:rPr>
             </w:pPr>
             <w:r xmlns:w="http://schemas.openxmlformats.org/wordprocessingml/2006/main" xmlns:wp="http://schemas.openxmlformats.org/drawingml/2006/wordprocessingDrawing" xmlns:r="http://schemas.openxmlformats.org/officeDocument/2006/relationships" xmlns:w14="http://schemas.microsoft.com/office/word/2010/wordml">
               <w:rPr>
-                <w:rFonts w:ascii="Helvetica" w:hAnsi="Helvetica" w:eastAsia="Helvetica" w:cs="Helvetica"/>
+                <w:rFonts w:ascii="Arial" w:hAnsi="Arial" w:eastAsia="Arial" w:cs="Arial"/>
                 <w:i w:val="false"/>
                 <w:b w:val="false"/>
                 <w:u w:val="none"/>
                 <w:strike w:val="false"/>
-                <w:sz w:val="22"/>
-                <w:szCs w:val="22"/>
+                <w:sz w:val="20"/>
+                <w:szCs w:val="20"/>
                 <w:color w:val="000000"/>
               </w:rPr>
-              <w:t xml:space="preserve"/>
+              <w:t xml:space="preserve">   NA</w:t>
             </w:r>
           </w:p>
         </w:tc>
@@ -12205,7 +12166,7 @@
           </w:tcPr>
           <w:p>
             <w:pPr>
-              <w:jc w:val="left"/>
+              <w:jc w:val="right"/>
               <w:pBdr>
                 <w:bottom w:val="none" w:sz="0" w:space="0" w:color="000000"/>
                 <w:top w:val="none" w:sz="0" w:space="0" w:color="000000"/>
@@ -12215,35 +12176,35 @@
               <w:spacing w:after="80" w:before="80" w:line="240"/>
               <w:ind w:left="100" w:right="100" w:firstLine="0" w:firstLineChars="0"/>
               <w:rPr>
-                <w:rFonts w:ascii="Helvetica" w:hAnsi="Helvetica" w:eastAsia="Helvetica" w:cs="Helvetica"/>
+                <w:rFonts w:ascii="Arial" w:hAnsi="Arial" w:eastAsia="Arial" w:cs="Arial"/>
                 <w:i w:val="false"/>
                 <w:b w:val="false"/>
                 <w:u w:val="none"/>
                 <w:strike w:val="false"/>
-                <w:sz w:val="22"/>
-                <w:szCs w:val="22"/>
+                <w:sz w:val="20"/>
+                <w:szCs w:val="20"/>
                 <w:color w:val="000000"/>
               </w:rPr>
             </w:pPr>
             <w:r xmlns:w="http://schemas.openxmlformats.org/wordprocessingml/2006/main" xmlns:wp="http://schemas.openxmlformats.org/drawingml/2006/wordprocessingDrawing" xmlns:r="http://schemas.openxmlformats.org/officeDocument/2006/relationships" xmlns:w14="http://schemas.microsoft.com/office/word/2010/wordml">
               <w:rPr>
-                <w:rFonts w:ascii="Helvetica" w:hAnsi="Helvetica" w:eastAsia="Helvetica" w:cs="Helvetica"/>
+                <w:rFonts w:ascii="Arial" w:hAnsi="Arial" w:eastAsia="Arial" w:cs="Arial"/>
                 <w:i w:val="false"/>
                 <w:b w:val="false"/>
                 <w:u w:val="none"/>
                 <w:strike w:val="false"/>
-                <w:sz w:val="22"/>
-                <w:szCs w:val="22"/>
+                <w:sz w:val="20"/>
+                <w:szCs w:val="20"/>
                 <w:color w:val="000000"/>
               </w:rPr>
-              <w:t xml:space="preserve"/>
+              <w:t xml:space="preserve">   NA</w:t>
             </w:r>
           </w:p>
         </w:tc>
       </w:tr>
       <w:tr>
         <w:trPr>
-          <w:trHeight w:val="524" w:hRule="auto"/>
+          <w:trHeight w:val="360" w:hRule="auto"/>
         </w:trPr>
         <w:tc>
           <w:tcPr>
@@ -12274,25 +12235,25 @@
               <w:spacing w:after="80" w:before="80" w:line="240"/>
               <w:ind w:left="100" w:right="100" w:firstLine="0" w:firstLineChars="0"/>
               <w:rPr>
-                <w:rFonts w:ascii="Helvetica" w:hAnsi="Helvetica" w:eastAsia="Helvetica" w:cs="Helvetica"/>
+                <w:rFonts w:ascii="Arial" w:hAnsi="Arial" w:eastAsia="Arial" w:cs="Arial"/>
                 <w:i w:val="false"/>
                 <w:b w:val="false"/>
                 <w:u w:val="none"/>
                 <w:strike w:val="false"/>
-                <w:sz w:val="22"/>
-                <w:szCs w:val="22"/>
+                <w:sz w:val="20"/>
+                <w:szCs w:val="20"/>
                 <w:color w:val="000000"/>
               </w:rPr>
             </w:pPr>
             <w:r xmlns:w="http://schemas.openxmlformats.org/wordprocessingml/2006/main" xmlns:wp="http://schemas.openxmlformats.org/drawingml/2006/wordprocessingDrawing" xmlns:r="http://schemas.openxmlformats.org/officeDocument/2006/relationships" xmlns:w14="http://schemas.microsoft.com/office/word/2010/wordml">
               <w:rPr>
-                <w:rFonts w:ascii="Helvetica" w:hAnsi="Helvetica" w:eastAsia="Helvetica" w:cs="Helvetica"/>
+                <w:rFonts w:ascii="Arial" w:hAnsi="Arial" w:eastAsia="Arial" w:cs="Arial"/>
                 <w:i w:val="false"/>
                 <w:b w:val="false"/>
                 <w:u w:val="none"/>
                 <w:strike w:val="false"/>
-                <w:sz w:val="22"/>
-                <w:szCs w:val="22"/>
+                <w:sz w:val="20"/>
+                <w:szCs w:val="20"/>
                 <w:color w:val="000000"/>
               </w:rPr>
               <w:t xml:space="preserve">Simulación</w:t>
@@ -12318,7 +12279,7 @@
           </w:tcPr>
           <w:p>
             <w:pPr>
-              <w:jc w:val="left"/>
+              <w:jc w:val="right"/>
               <w:pBdr>
                 <w:bottom w:val="none" w:sz="0" w:space="0" w:color="000000"/>
                 <w:top w:val="none" w:sz="0" w:space="0" w:color="000000"/>
@@ -12328,28 +12289,28 @@
               <w:spacing w:after="80" w:before="80" w:line="240"/>
               <w:ind w:left="100" w:right="100" w:firstLine="0" w:firstLineChars="0"/>
               <w:rPr>
-                <w:rFonts w:ascii="Helvetica" w:hAnsi="Helvetica" w:eastAsia="Helvetica" w:cs="Helvetica"/>
+                <w:rFonts w:ascii="Arial" w:hAnsi="Arial" w:eastAsia="Arial" w:cs="Arial"/>
                 <w:i w:val="false"/>
                 <w:b w:val="false"/>
                 <w:u w:val="none"/>
                 <w:strike w:val="false"/>
-                <w:sz w:val="22"/>
-                <w:szCs w:val="22"/>
+                <w:sz w:val="20"/>
+                <w:szCs w:val="20"/>
                 <w:color w:val="000000"/>
               </w:rPr>
             </w:pPr>
             <w:r xmlns:w="http://schemas.openxmlformats.org/wordprocessingml/2006/main" xmlns:wp="http://schemas.openxmlformats.org/drawingml/2006/wordprocessingDrawing" xmlns:r="http://schemas.openxmlformats.org/officeDocument/2006/relationships" xmlns:w14="http://schemas.microsoft.com/office/word/2010/wordml">
               <w:rPr>
-                <w:rFonts w:ascii="Helvetica" w:hAnsi="Helvetica" w:eastAsia="Helvetica" w:cs="Helvetica"/>
+                <w:rFonts w:ascii="Arial" w:hAnsi="Arial" w:eastAsia="Arial" w:cs="Arial"/>
                 <w:i w:val="false"/>
                 <w:b w:val="false"/>
                 <w:u w:val="none"/>
                 <w:strike w:val="false"/>
-                <w:sz w:val="22"/>
-                <w:szCs w:val="22"/>
+                <w:sz w:val="20"/>
+                <w:szCs w:val="20"/>
                 <w:color w:val="000000"/>
               </w:rPr>
-              <w:t xml:space="preserve">1.1091</w:t>
+              <w:t xml:space="preserve">1.109</w:t>
             </w:r>
           </w:p>
         </w:tc>
@@ -12372,7 +12333,7 @@
           </w:tcPr>
           <w:p>
             <w:pPr>
-              <w:jc w:val="left"/>
+              <w:jc w:val="right"/>
               <w:pBdr>
                 <w:bottom w:val="none" w:sz="0" w:space="0" w:color="000000"/>
                 <w:top w:val="none" w:sz="0" w:space="0" w:color="000000"/>
@@ -12382,28 +12343,28 @@
               <w:spacing w:after="80" w:before="80" w:line="240"/>
               <w:ind w:left="100" w:right="100" w:firstLine="0" w:firstLineChars="0"/>
               <w:rPr>
-                <w:rFonts w:ascii="Helvetica" w:hAnsi="Helvetica" w:eastAsia="Helvetica" w:cs="Helvetica"/>
+                <w:rFonts w:ascii="Arial" w:hAnsi="Arial" w:eastAsia="Arial" w:cs="Arial"/>
                 <w:i w:val="false"/>
                 <w:b w:val="false"/>
                 <w:u w:val="none"/>
                 <w:strike w:val="false"/>
-                <w:sz w:val="22"/>
-                <w:szCs w:val="22"/>
+                <w:sz w:val="20"/>
+                <w:szCs w:val="20"/>
                 <w:color w:val="000000"/>
               </w:rPr>
             </w:pPr>
             <w:r xmlns:w="http://schemas.openxmlformats.org/wordprocessingml/2006/main" xmlns:wp="http://schemas.openxmlformats.org/drawingml/2006/wordprocessingDrawing" xmlns:r="http://schemas.openxmlformats.org/officeDocument/2006/relationships" xmlns:w14="http://schemas.microsoft.com/office/word/2010/wordml">
               <w:rPr>
-                <w:rFonts w:ascii="Helvetica" w:hAnsi="Helvetica" w:eastAsia="Helvetica" w:cs="Helvetica"/>
+                <w:rFonts w:ascii="Arial" w:hAnsi="Arial" w:eastAsia="Arial" w:cs="Arial"/>
                 <w:i w:val="false"/>
                 <w:b w:val="false"/>
                 <w:u w:val="none"/>
                 <w:strike w:val="false"/>
-                <w:sz w:val="22"/>
-                <w:szCs w:val="22"/>
+                <w:sz w:val="20"/>
+                <w:szCs w:val="20"/>
                 <w:color w:val="000000"/>
               </w:rPr>
-              <w:t xml:space="preserve">1.1083</w:t>
+              <w:t xml:space="preserve">1.108</w:t>
             </w:r>
           </w:p>
         </w:tc>
@@ -12426,7 +12387,7 @@
           </w:tcPr>
           <w:p>
             <w:pPr>
-              <w:jc w:val="left"/>
+              <w:jc w:val="right"/>
               <w:pBdr>
                 <w:bottom w:val="none" w:sz="0" w:space="0" w:color="000000"/>
                 <w:top w:val="none" w:sz="0" w:space="0" w:color="000000"/>
@@ -12436,28 +12397,28 @@
               <w:spacing w:after="80" w:before="80" w:line="240"/>
               <w:ind w:left="100" w:right="100" w:firstLine="0" w:firstLineChars="0"/>
               <w:rPr>
-                <w:rFonts w:ascii="Helvetica" w:hAnsi="Helvetica" w:eastAsia="Helvetica" w:cs="Helvetica"/>
+                <w:rFonts w:ascii="Arial" w:hAnsi="Arial" w:eastAsia="Arial" w:cs="Arial"/>
                 <w:i w:val="false"/>
                 <w:b w:val="false"/>
                 <w:u w:val="none"/>
                 <w:strike w:val="false"/>
-                <w:sz w:val="22"/>
-                <w:szCs w:val="22"/>
+                <w:sz w:val="20"/>
+                <w:szCs w:val="20"/>
                 <w:color w:val="000000"/>
               </w:rPr>
             </w:pPr>
             <w:r xmlns:w="http://schemas.openxmlformats.org/wordprocessingml/2006/main" xmlns:wp="http://schemas.openxmlformats.org/drawingml/2006/wordprocessingDrawing" xmlns:r="http://schemas.openxmlformats.org/officeDocument/2006/relationships" xmlns:w14="http://schemas.microsoft.com/office/word/2010/wordml">
               <w:rPr>
-                <w:rFonts w:ascii="Helvetica" w:hAnsi="Helvetica" w:eastAsia="Helvetica" w:cs="Helvetica"/>
+                <w:rFonts w:ascii="Arial" w:hAnsi="Arial" w:eastAsia="Arial" w:cs="Arial"/>
                 <w:i w:val="false"/>
                 <w:b w:val="false"/>
                 <w:u w:val="none"/>
                 <w:strike w:val="false"/>
-                <w:sz w:val="22"/>
-                <w:szCs w:val="22"/>
+                <w:sz w:val="20"/>
+                <w:szCs w:val="20"/>
                 <w:color w:val="000000"/>
               </w:rPr>
-              <w:t xml:space="preserve">1.1098</w:t>
+              <w:t xml:space="preserve"> 1.11</w:t>
             </w:r>
           </w:p>
         </w:tc>
@@ -12470,8 +12431,8 @@
         </w:pict>
       </w:r>
     </w:p>
-    <w:bookmarkEnd w:id="56"/>
-    <w:bookmarkStart w:id="62" w:name="Xe45c0a8a1899dc08e965f4ec81e3f2c17bf41e2"/>
+    <w:bookmarkEnd w:id="66"/>
+    <w:bookmarkStart w:id="72" w:name="Xe45c0a8a1899dc08e965f4ec81e3f2c17bf41e2"/>
     <w:p>
       <w:pPr>
         <w:pStyle w:val="Heading2"/>
@@ -13380,14 +13341,19 @@
     </w:p>
     <w:tbl xmlns:w="http://schemas.openxmlformats.org/wordprocessingml/2006/main" xmlns:r="http://schemas.openxmlformats.org/officeDocument/2006/relationships" xmlns:w14="http://schemas.microsoft.com/office/word/2010/wordml" xmlns:wp="http://schemas.openxmlformats.org/drawingml/2006/wordprocessingDrawing" xmlns:a="http://schemas.openxmlformats.org/drawingml/2006/main" xmlns:pic="http://schemas.openxmlformats.org/drawingml/2006/picture">
       <w:tblPr>
-        <w:tblLayout w:type="autofit"/>
+        <w:tblLayout w:type="fixed"/>
         <w:jc w:val="center"/>
-        <w:tblW w:type="pct" w:w="0"/>
         <w:tblLook w:firstRow="1" w:lastRow="0" w:firstColumn="0" w:lastColumn="0" w:noHBand="0" w:noVBand="1"/>
       </w:tblPr>
+      <w:tblGrid>
+        <w:gridCol w:w="2340"/>
+        <w:gridCol w:w="2340"/>
+        <w:gridCol w:w="2340"/>
+        <w:gridCol w:w="2340"/>
+      </w:tblGrid>
       <w:tr>
         <w:trPr>
-          <w:trHeight w:val="653" w:hRule="auto"/>
+          <w:trHeight w:val="360" w:hRule="auto"/>
           <w:tblHeader/>
         </w:trPr>
         <w:tc>
@@ -13419,25 +13385,25 @@
               <w:spacing w:after="120" w:before="120" w:line="240"/>
               <w:ind w:left="100" w:right="100" w:firstLine="0" w:firstLineChars="0"/>
               <w:rPr>
-                <w:rFonts w:ascii="Helvetica" w:hAnsi="Helvetica" w:eastAsia="Helvetica" w:cs="Helvetica"/>
+                <w:rFonts w:ascii="Arial" w:hAnsi="Arial" w:eastAsia="Arial" w:cs="Arial"/>
                 <w:i w:val="false"/>
                 <w:b w:val="true"/>
                 <w:u w:val="none"/>
                 <w:strike w:val="false"/>
-                <w:sz w:val="22"/>
-                <w:szCs w:val="22"/>
+                <w:sz w:val="20"/>
+                <w:szCs w:val="20"/>
                 <w:color w:val="FFFFFF"/>
               </w:rPr>
             </w:pPr>
             <w:r xmlns:w="http://schemas.openxmlformats.org/wordprocessingml/2006/main" xmlns:wp="http://schemas.openxmlformats.org/drawingml/2006/wordprocessingDrawing" xmlns:r="http://schemas.openxmlformats.org/officeDocument/2006/relationships" xmlns:w14="http://schemas.microsoft.com/office/word/2010/wordml">
               <w:rPr>
-                <w:rFonts w:ascii="Helvetica" w:hAnsi="Helvetica" w:eastAsia="Helvetica" w:cs="Helvetica"/>
+                <w:rFonts w:ascii="Arial" w:hAnsi="Arial" w:eastAsia="Arial" w:cs="Arial"/>
                 <w:i w:val="false"/>
                 <w:b w:val="true"/>
                 <w:u w:val="none"/>
                 <w:strike w:val="false"/>
-                <w:sz w:val="22"/>
-                <w:szCs w:val="22"/>
+                <w:sz w:val="20"/>
+                <w:szCs w:val="20"/>
                 <w:color w:val="FFFFFF"/>
               </w:rPr>
               <w:t xml:space="preserve">Método</w:t>
@@ -13463,7 +13429,7 @@
           </w:tcPr>
           <w:p>
             <w:pPr>
-              <w:jc w:val="left"/>
+              <w:jc w:val="right"/>
               <w:pBdr>
                 <w:bottom w:val="none" w:sz="0" w:space="0" w:color="000000"/>
                 <w:top w:val="none" w:sz="0" w:space="0" w:color="000000"/>
@@ -13473,25 +13439,25 @@
               <w:spacing w:after="120" w:before="120" w:line="240"/>
               <w:ind w:left="100" w:right="100" w:firstLine="0" w:firstLineChars="0"/>
               <w:rPr>
-                <w:rFonts w:ascii="Helvetica" w:hAnsi="Helvetica" w:eastAsia="Helvetica" w:cs="Helvetica"/>
+                <w:rFonts w:ascii="Arial" w:hAnsi="Arial" w:eastAsia="Arial" w:cs="Arial"/>
                 <w:i w:val="false"/>
                 <w:b w:val="true"/>
                 <w:u w:val="none"/>
                 <w:strike w:val="false"/>
-                <w:sz w:val="22"/>
-                <w:szCs w:val="22"/>
+                <w:sz w:val="20"/>
+                <w:szCs w:val="20"/>
                 <w:color w:val="FFFFFF"/>
               </w:rPr>
             </w:pPr>
             <w:r xmlns:w="http://schemas.openxmlformats.org/wordprocessingml/2006/main" xmlns:wp="http://schemas.openxmlformats.org/drawingml/2006/wordprocessingDrawing" xmlns:r="http://schemas.openxmlformats.org/officeDocument/2006/relationships" xmlns:w14="http://schemas.microsoft.com/office/word/2010/wordml">
               <w:rPr>
-                <w:rFonts w:ascii="Helvetica" w:hAnsi="Helvetica" w:eastAsia="Helvetica" w:cs="Helvetica"/>
+                <w:rFonts w:ascii="Arial" w:hAnsi="Arial" w:eastAsia="Arial" w:cs="Arial"/>
                 <w:i w:val="false"/>
                 <w:b w:val="true"/>
                 <w:u w:val="none"/>
                 <w:strike w:val="false"/>
-                <w:sz w:val="22"/>
-                <w:szCs w:val="22"/>
+                <w:sz w:val="20"/>
+                <w:szCs w:val="20"/>
                 <w:color w:val="FFFFFF"/>
               </w:rPr>
               <w:t xml:space="preserve">λ_e</w:t>
@@ -13517,7 +13483,7 @@
           </w:tcPr>
           <w:p>
             <w:pPr>
-              <w:jc w:val="left"/>
+              <w:jc w:val="right"/>
               <w:pBdr>
                 <w:bottom w:val="none" w:sz="0" w:space="0" w:color="000000"/>
                 <w:top w:val="none" w:sz="0" w:space="0" w:color="000000"/>
@@ -13527,25 +13493,25 @@
               <w:spacing w:after="120" w:before="120" w:line="240"/>
               <w:ind w:left="100" w:right="100" w:firstLine="0" w:firstLineChars="0"/>
               <w:rPr>
-                <w:rFonts w:ascii="Helvetica" w:hAnsi="Helvetica" w:eastAsia="Helvetica" w:cs="Helvetica"/>
+                <w:rFonts w:ascii="Arial" w:hAnsi="Arial" w:eastAsia="Arial" w:cs="Arial"/>
                 <w:i w:val="false"/>
                 <w:b w:val="true"/>
                 <w:u w:val="none"/>
                 <w:strike w:val="false"/>
-                <w:sz w:val="22"/>
-                <w:szCs w:val="22"/>
+                <w:sz w:val="20"/>
+                <w:szCs w:val="20"/>
                 <w:color w:val="FFFFFF"/>
               </w:rPr>
             </w:pPr>
             <w:r xmlns:w="http://schemas.openxmlformats.org/wordprocessingml/2006/main" xmlns:wp="http://schemas.openxmlformats.org/drawingml/2006/wordprocessingDrawing" xmlns:r="http://schemas.openxmlformats.org/officeDocument/2006/relationships" xmlns:w14="http://schemas.microsoft.com/office/word/2010/wordml">
               <w:rPr>
-                <w:rFonts w:ascii="Helvetica" w:hAnsi="Helvetica" w:eastAsia="Helvetica" w:cs="Helvetica"/>
+                <w:rFonts w:ascii="Arial" w:hAnsi="Arial" w:eastAsia="Arial" w:cs="Arial"/>
                 <w:i w:val="false"/>
                 <w:b w:val="true"/>
                 <w:u w:val="none"/>
                 <w:strike w:val="false"/>
-                <w:sz w:val="22"/>
-                <w:szCs w:val="22"/>
+                <w:sz w:val="20"/>
+                <w:szCs w:val="20"/>
                 <w:color w:val="FFFFFF"/>
               </w:rPr>
               <w:t xml:space="preserve">IC 2.5%</w:t>
@@ -13571,7 +13537,7 @@
           </w:tcPr>
           <w:p>
             <w:pPr>
-              <w:jc w:val="left"/>
+              <w:jc w:val="right"/>
               <w:pBdr>
                 <w:bottom w:val="none" w:sz="0" w:space="0" w:color="000000"/>
                 <w:top w:val="none" w:sz="0" w:space="0" w:color="000000"/>
@@ -13581,25 +13547,25 @@
               <w:spacing w:after="120" w:before="120" w:line="240"/>
               <w:ind w:left="100" w:right="100" w:firstLine="0" w:firstLineChars="0"/>
               <w:rPr>
-                <w:rFonts w:ascii="Helvetica" w:hAnsi="Helvetica" w:eastAsia="Helvetica" w:cs="Helvetica"/>
+                <w:rFonts w:ascii="Arial" w:hAnsi="Arial" w:eastAsia="Arial" w:cs="Arial"/>
                 <w:i w:val="false"/>
                 <w:b w:val="true"/>
                 <w:u w:val="none"/>
                 <w:strike w:val="false"/>
-                <w:sz w:val="22"/>
-                <w:szCs w:val="22"/>
+                <w:sz w:val="20"/>
+                <w:szCs w:val="20"/>
                 <w:color w:val="FFFFFF"/>
               </w:rPr>
             </w:pPr>
             <w:r xmlns:w="http://schemas.openxmlformats.org/wordprocessingml/2006/main" xmlns:wp="http://schemas.openxmlformats.org/drawingml/2006/wordprocessingDrawing" xmlns:r="http://schemas.openxmlformats.org/officeDocument/2006/relationships" xmlns:w14="http://schemas.microsoft.com/office/word/2010/wordml">
               <w:rPr>
-                <w:rFonts w:ascii="Helvetica" w:hAnsi="Helvetica" w:eastAsia="Helvetica" w:cs="Helvetica"/>
+                <w:rFonts w:ascii="Arial" w:hAnsi="Arial" w:eastAsia="Arial" w:cs="Arial"/>
                 <w:i w:val="false"/>
                 <w:b w:val="true"/>
                 <w:u w:val="none"/>
                 <w:strike w:val="false"/>
-                <w:sz w:val="22"/>
-                <w:szCs w:val="22"/>
+                <w:sz w:val="20"/>
+                <w:szCs w:val="20"/>
                 <w:color w:val="FFFFFF"/>
               </w:rPr>
               <w:t xml:space="preserve">IC 97.5%</w:t>
@@ -13609,7 +13575,7 @@
       </w:tr>
       <w:tr>
         <w:trPr>
-          <w:trHeight w:val="562" w:hRule="auto"/>
+          <w:trHeight w:val="360" w:hRule="auto"/>
         </w:trPr>
         <w:tc>
           <w:tcPr>
@@ -13640,25 +13606,25 @@
               <w:spacing w:after="80" w:before="80" w:line="240"/>
               <w:ind w:left="100" w:right="100" w:firstLine="0" w:firstLineChars="0"/>
               <w:rPr>
-                <w:rFonts w:ascii="Helvetica" w:hAnsi="Helvetica" w:eastAsia="Helvetica" w:cs="Helvetica"/>
+                <w:rFonts w:ascii="Arial" w:hAnsi="Arial" w:eastAsia="Arial" w:cs="Arial"/>
                 <w:i w:val="false"/>
                 <w:b w:val="false"/>
                 <w:u w:val="none"/>
                 <w:strike w:val="false"/>
-                <w:sz w:val="22"/>
-                <w:szCs w:val="22"/>
+                <w:sz w:val="20"/>
+                <w:szCs w:val="20"/>
                 <w:color w:val="000000"/>
               </w:rPr>
             </w:pPr>
             <w:r xmlns:w="http://schemas.openxmlformats.org/wordprocessingml/2006/main" xmlns:wp="http://schemas.openxmlformats.org/drawingml/2006/wordprocessingDrawing" xmlns:r="http://schemas.openxmlformats.org/officeDocument/2006/relationships" xmlns:w14="http://schemas.microsoft.com/office/word/2010/wordml">
               <w:rPr>
-                <w:rFonts w:ascii="Helvetica" w:hAnsi="Helvetica" w:eastAsia="Helvetica" w:cs="Helvetica"/>
+                <w:rFonts w:ascii="Arial" w:hAnsi="Arial" w:eastAsia="Arial" w:cs="Arial"/>
                 <w:i w:val="false"/>
                 <w:b w:val="false"/>
                 <w:u w:val="none"/>
                 <w:strike w:val="false"/>
-                <w:sz w:val="22"/>
-                <w:szCs w:val="22"/>
+                <w:sz w:val="20"/>
+                <w:szCs w:val="20"/>
                 <w:color w:val="000000"/>
               </w:rPr>
               <w:t xml:space="preserve">Tuljapukar</w:t>
@@ -13684,7 +13650,7 @@
           </w:tcPr>
           <w:p>
             <w:pPr>
-              <w:jc w:val="left"/>
+              <w:jc w:val="right"/>
               <w:pBdr>
                 <w:bottom w:val="none" w:sz="0" w:space="0" w:color="000000"/>
                 <w:top w:val="none" w:sz="0" w:space="0" w:color="000000"/>
@@ -13694,25 +13660,25 @@
               <w:spacing w:after="80" w:before="80" w:line="240"/>
               <w:ind w:left="100" w:right="100" w:firstLine="0" w:firstLineChars="0"/>
               <w:rPr>
-                <w:rFonts w:ascii="Helvetica" w:hAnsi="Helvetica" w:eastAsia="Helvetica" w:cs="Helvetica"/>
+                <w:rFonts w:ascii="Arial" w:hAnsi="Arial" w:eastAsia="Arial" w:cs="Arial"/>
                 <w:i w:val="false"/>
                 <w:b w:val="false"/>
                 <w:u w:val="none"/>
                 <w:strike w:val="false"/>
-                <w:sz w:val="22"/>
-                <w:szCs w:val="22"/>
+                <w:sz w:val="20"/>
+                <w:szCs w:val="20"/>
                 <w:color w:val="000000"/>
               </w:rPr>
             </w:pPr>
             <w:r xmlns:w="http://schemas.openxmlformats.org/wordprocessingml/2006/main" xmlns:wp="http://schemas.openxmlformats.org/drawingml/2006/wordprocessingDrawing" xmlns:r="http://schemas.openxmlformats.org/officeDocument/2006/relationships" xmlns:w14="http://schemas.microsoft.com/office/word/2010/wordml">
               <w:rPr>
-                <w:rFonts w:ascii="Helvetica" w:hAnsi="Helvetica" w:eastAsia="Helvetica" w:cs="Helvetica"/>
+                <w:rFonts w:ascii="Arial" w:hAnsi="Arial" w:eastAsia="Arial" w:cs="Arial"/>
                 <w:i w:val="false"/>
                 <w:b w:val="false"/>
                 <w:u w:val="none"/>
                 <w:strike w:val="false"/>
-                <w:sz w:val="22"/>
-                <w:szCs w:val="22"/>
+                <w:sz w:val="20"/>
+                <w:szCs w:val="20"/>
                 <w:color w:val="000000"/>
               </w:rPr>
               <w:t xml:space="preserve">1.111</w:t>
@@ -13738,7 +13704,7 @@
           </w:tcPr>
           <w:p>
             <w:pPr>
-              <w:jc w:val="left"/>
+              <w:jc w:val="right"/>
               <w:pBdr>
                 <w:bottom w:val="none" w:sz="0" w:space="0" w:color="000000"/>
                 <w:top w:val="none" w:sz="0" w:space="0" w:color="000000"/>
@@ -13748,28 +13714,28 @@
               <w:spacing w:after="80" w:before="80" w:line="240"/>
               <w:ind w:left="100" w:right="100" w:firstLine="0" w:firstLineChars="0"/>
               <w:rPr>
-                <w:rFonts w:ascii="Helvetica" w:hAnsi="Helvetica" w:eastAsia="Helvetica" w:cs="Helvetica"/>
+                <w:rFonts w:ascii="Arial" w:hAnsi="Arial" w:eastAsia="Arial" w:cs="Arial"/>
                 <w:i w:val="false"/>
                 <w:b w:val="false"/>
                 <w:u w:val="none"/>
                 <w:strike w:val="false"/>
-                <w:sz w:val="22"/>
-                <w:szCs w:val="22"/>
+                <w:sz w:val="20"/>
+                <w:szCs w:val="20"/>
                 <w:color w:val="000000"/>
               </w:rPr>
             </w:pPr>
             <w:r xmlns:w="http://schemas.openxmlformats.org/wordprocessingml/2006/main" xmlns:wp="http://schemas.openxmlformats.org/drawingml/2006/wordprocessingDrawing" xmlns:r="http://schemas.openxmlformats.org/officeDocument/2006/relationships" xmlns:w14="http://schemas.microsoft.com/office/word/2010/wordml">
               <w:rPr>
-                <w:rFonts w:ascii="Helvetica" w:hAnsi="Helvetica" w:eastAsia="Helvetica" w:cs="Helvetica"/>
+                <w:rFonts w:ascii="Arial" w:hAnsi="Arial" w:eastAsia="Arial" w:cs="Arial"/>
                 <w:i w:val="false"/>
                 <w:b w:val="false"/>
                 <w:u w:val="none"/>
                 <w:strike w:val="false"/>
-                <w:sz w:val="22"/>
-                <w:szCs w:val="22"/>
+                <w:sz w:val="20"/>
+                <w:szCs w:val="20"/>
                 <w:color w:val="000000"/>
               </w:rPr>
-              <w:t xml:space="preserve"/>
+              <w:t xml:space="preserve">   NA</w:t>
             </w:r>
           </w:p>
         </w:tc>
@@ -13792,7 +13758,7 @@
           </w:tcPr>
           <w:p>
             <w:pPr>
-              <w:jc w:val="left"/>
+              <w:jc w:val="right"/>
               <w:pBdr>
                 <w:bottom w:val="none" w:sz="0" w:space="0" w:color="000000"/>
                 <w:top w:val="none" w:sz="0" w:space="0" w:color="000000"/>
@@ -13802,35 +13768,35 @@
               <w:spacing w:after="80" w:before="80" w:line="240"/>
               <w:ind w:left="100" w:right="100" w:firstLine="0" w:firstLineChars="0"/>
               <w:rPr>
-                <w:rFonts w:ascii="Helvetica" w:hAnsi="Helvetica" w:eastAsia="Helvetica" w:cs="Helvetica"/>
+                <w:rFonts w:ascii="Arial" w:hAnsi="Arial" w:eastAsia="Arial" w:cs="Arial"/>
                 <w:i w:val="false"/>
                 <w:b w:val="false"/>
                 <w:u w:val="none"/>
                 <w:strike w:val="false"/>
-                <w:sz w:val="22"/>
-                <w:szCs w:val="22"/>
+                <w:sz w:val="20"/>
+                <w:szCs w:val="20"/>
                 <w:color w:val="000000"/>
               </w:rPr>
             </w:pPr>
             <w:r xmlns:w="http://schemas.openxmlformats.org/wordprocessingml/2006/main" xmlns:wp="http://schemas.openxmlformats.org/drawingml/2006/wordprocessingDrawing" xmlns:r="http://schemas.openxmlformats.org/officeDocument/2006/relationships" xmlns:w14="http://schemas.microsoft.com/office/word/2010/wordml">
               <w:rPr>
-                <w:rFonts w:ascii="Helvetica" w:hAnsi="Helvetica" w:eastAsia="Helvetica" w:cs="Helvetica"/>
+                <w:rFonts w:ascii="Arial" w:hAnsi="Arial" w:eastAsia="Arial" w:cs="Arial"/>
                 <w:i w:val="false"/>
                 <w:b w:val="false"/>
                 <w:u w:val="none"/>
                 <w:strike w:val="false"/>
-                <w:sz w:val="22"/>
-                <w:szCs w:val="22"/>
+                <w:sz w:val="20"/>
+                <w:szCs w:val="20"/>
                 <w:color w:val="000000"/>
               </w:rPr>
-              <w:t xml:space="preserve"/>
+              <w:t xml:space="preserve">   NA</w:t>
             </w:r>
           </w:p>
         </w:tc>
       </w:tr>
       <w:tr>
         <w:trPr>
-          <w:trHeight w:val="524" w:hRule="auto"/>
+          <w:trHeight w:val="360" w:hRule="auto"/>
         </w:trPr>
         <w:tc>
           <w:tcPr>
@@ -13861,25 +13827,25 @@
               <w:spacing w:after="80" w:before="80" w:line="240"/>
               <w:ind w:left="100" w:right="100" w:firstLine="0" w:firstLineChars="0"/>
               <w:rPr>
-                <w:rFonts w:ascii="Helvetica" w:hAnsi="Helvetica" w:eastAsia="Helvetica" w:cs="Helvetica"/>
+                <w:rFonts w:ascii="Arial" w:hAnsi="Arial" w:eastAsia="Arial" w:cs="Arial"/>
                 <w:i w:val="false"/>
                 <w:b w:val="false"/>
                 <w:u w:val="none"/>
                 <w:strike w:val="false"/>
-                <w:sz w:val="22"/>
-                <w:szCs w:val="22"/>
+                <w:sz w:val="20"/>
+                <w:szCs w:val="20"/>
                 <w:color w:val="000000"/>
               </w:rPr>
             </w:pPr>
             <w:r xmlns:w="http://schemas.openxmlformats.org/wordprocessingml/2006/main" xmlns:wp="http://schemas.openxmlformats.org/drawingml/2006/wordprocessingDrawing" xmlns:r="http://schemas.openxmlformats.org/officeDocument/2006/relationships" xmlns:w14="http://schemas.microsoft.com/office/word/2010/wordml">
               <w:rPr>
-                <w:rFonts w:ascii="Helvetica" w:hAnsi="Helvetica" w:eastAsia="Helvetica" w:cs="Helvetica"/>
+                <w:rFonts w:ascii="Arial" w:hAnsi="Arial" w:eastAsia="Arial" w:cs="Arial"/>
                 <w:i w:val="false"/>
                 <w:b w:val="false"/>
                 <w:u w:val="none"/>
                 <w:strike w:val="false"/>
-                <w:sz w:val="22"/>
-                <w:szCs w:val="22"/>
+                <w:sz w:val="20"/>
+                <w:szCs w:val="20"/>
                 <w:color w:val="000000"/>
               </w:rPr>
               <w:t xml:space="preserve">Simulación</w:t>
@@ -13905,7 +13871,7 @@
           </w:tcPr>
           <w:p>
             <w:pPr>
-              <w:jc w:val="left"/>
+              <w:jc w:val="right"/>
               <w:pBdr>
                 <w:bottom w:val="none" w:sz="0" w:space="0" w:color="000000"/>
                 <w:top w:val="none" w:sz="0" w:space="0" w:color="000000"/>
@@ -13915,25 +13881,25 @@
               <w:spacing w:after="80" w:before="80" w:line="240"/>
               <w:ind w:left="100" w:right="100" w:firstLine="0" w:firstLineChars="0"/>
               <w:rPr>
-                <w:rFonts w:ascii="Helvetica" w:hAnsi="Helvetica" w:eastAsia="Helvetica" w:cs="Helvetica"/>
+                <w:rFonts w:ascii="Arial" w:hAnsi="Arial" w:eastAsia="Arial" w:cs="Arial"/>
                 <w:i w:val="false"/>
                 <w:b w:val="false"/>
                 <w:u w:val="none"/>
                 <w:strike w:val="false"/>
-                <w:sz w:val="22"/>
-                <w:szCs w:val="22"/>
+                <w:sz w:val="20"/>
+                <w:szCs w:val="20"/>
                 <w:color w:val="000000"/>
               </w:rPr>
             </w:pPr>
             <w:r xmlns:w="http://schemas.openxmlformats.org/wordprocessingml/2006/main" xmlns:wp="http://schemas.openxmlformats.org/drawingml/2006/wordprocessingDrawing" xmlns:r="http://schemas.openxmlformats.org/officeDocument/2006/relationships" xmlns:w14="http://schemas.microsoft.com/office/word/2010/wordml">
               <w:rPr>
-                <w:rFonts w:ascii="Helvetica" w:hAnsi="Helvetica" w:eastAsia="Helvetica" w:cs="Helvetica"/>
+                <w:rFonts w:ascii="Arial" w:hAnsi="Arial" w:eastAsia="Arial" w:cs="Arial"/>
                 <w:i w:val="false"/>
                 <w:b w:val="false"/>
                 <w:u w:val="none"/>
                 <w:strike w:val="false"/>
-                <w:sz w:val="22"/>
-                <w:szCs w:val="22"/>
+                <w:sz w:val="20"/>
+                <w:szCs w:val="20"/>
                 <w:color w:val="000000"/>
               </w:rPr>
               <w:t xml:space="preserve">1.111</w:t>
@@ -13959,7 +13925,7 @@
           </w:tcPr>
           <w:p>
             <w:pPr>
-              <w:jc w:val="left"/>
+              <w:jc w:val="right"/>
               <w:pBdr>
                 <w:bottom w:val="none" w:sz="0" w:space="0" w:color="000000"/>
                 <w:top w:val="none" w:sz="0" w:space="0" w:color="000000"/>
@@ -13969,28 +13935,28 @@
               <w:spacing w:after="80" w:before="80" w:line="240"/>
               <w:ind w:left="100" w:right="100" w:firstLine="0" w:firstLineChars="0"/>
               <w:rPr>
-                <w:rFonts w:ascii="Helvetica" w:hAnsi="Helvetica" w:eastAsia="Helvetica" w:cs="Helvetica"/>
+                <w:rFonts w:ascii="Arial" w:hAnsi="Arial" w:eastAsia="Arial" w:cs="Arial"/>
                 <w:i w:val="false"/>
                 <w:b w:val="false"/>
                 <w:u w:val="none"/>
                 <w:strike w:val="false"/>
-                <w:sz w:val="22"/>
-                <w:szCs w:val="22"/>
+                <w:sz w:val="20"/>
+                <w:szCs w:val="20"/>
                 <w:color w:val="000000"/>
               </w:rPr>
             </w:pPr>
             <w:r xmlns:w="http://schemas.openxmlformats.org/wordprocessingml/2006/main" xmlns:wp="http://schemas.openxmlformats.org/drawingml/2006/wordprocessingDrawing" xmlns:r="http://schemas.openxmlformats.org/officeDocument/2006/relationships" xmlns:w14="http://schemas.microsoft.com/office/word/2010/wordml">
               <w:rPr>
-                <w:rFonts w:ascii="Helvetica" w:hAnsi="Helvetica" w:eastAsia="Helvetica" w:cs="Helvetica"/>
+                <w:rFonts w:ascii="Arial" w:hAnsi="Arial" w:eastAsia="Arial" w:cs="Arial"/>
                 <w:i w:val="false"/>
                 <w:b w:val="false"/>
                 <w:u w:val="none"/>
                 <w:strike w:val="false"/>
-                <w:sz w:val="22"/>
-                <w:szCs w:val="22"/>
+                <w:sz w:val="20"/>
+                <w:szCs w:val="20"/>
                 <w:color w:val="000000"/>
               </w:rPr>
-              <w:t xml:space="preserve">1.1104</w:t>
+              <w:t xml:space="preserve"> 1.11</w:t>
             </w:r>
           </w:p>
         </w:tc>
@@ -14013,7 +13979,7 @@
           </w:tcPr>
           <w:p>
             <w:pPr>
-              <w:jc w:val="left"/>
+              <w:jc w:val="right"/>
               <w:pBdr>
                 <w:bottom w:val="none" w:sz="0" w:space="0" w:color="000000"/>
                 <w:top w:val="none" w:sz="0" w:space="0" w:color="000000"/>
@@ -14023,28 +13989,28 @@
               <w:spacing w:after="80" w:before="80" w:line="240"/>
               <w:ind w:left="100" w:right="100" w:firstLine="0" w:firstLineChars="0"/>
               <w:rPr>
-                <w:rFonts w:ascii="Helvetica" w:hAnsi="Helvetica" w:eastAsia="Helvetica" w:cs="Helvetica"/>
+                <w:rFonts w:ascii="Arial" w:hAnsi="Arial" w:eastAsia="Arial" w:cs="Arial"/>
                 <w:i w:val="false"/>
                 <w:b w:val="false"/>
                 <w:u w:val="none"/>
                 <w:strike w:val="false"/>
-                <w:sz w:val="22"/>
-                <w:szCs w:val="22"/>
+                <w:sz w:val="20"/>
+                <w:szCs w:val="20"/>
                 <w:color w:val="000000"/>
               </w:rPr>
             </w:pPr>
             <w:r xmlns:w="http://schemas.openxmlformats.org/wordprocessingml/2006/main" xmlns:wp="http://schemas.openxmlformats.org/drawingml/2006/wordprocessingDrawing" xmlns:r="http://schemas.openxmlformats.org/officeDocument/2006/relationships" xmlns:w14="http://schemas.microsoft.com/office/word/2010/wordml">
               <w:rPr>
-                <w:rFonts w:ascii="Helvetica" w:hAnsi="Helvetica" w:eastAsia="Helvetica" w:cs="Helvetica"/>
+                <w:rFonts w:ascii="Arial" w:hAnsi="Arial" w:eastAsia="Arial" w:cs="Arial"/>
                 <w:i w:val="false"/>
                 <w:b w:val="false"/>
                 <w:u w:val="none"/>
                 <w:strike w:val="false"/>
-                <w:sz w:val="22"/>
-                <w:szCs w:val="22"/>
+                <w:sz w:val="20"/>
+                <w:szCs w:val="20"/>
                 <w:color w:val="000000"/>
               </w:rPr>
-              <w:t xml:space="preserve">1.1116</w:t>
+              <w:t xml:space="preserve">1.112</w:t>
             </w:r>
           </w:p>
         </w:tc>
@@ -14057,7 +14023,7 @@
         </w:pict>
       </w:r>
     </w:p>
-    <w:bookmarkStart w:id="61" w:name="X9d625434e3c9a268d281e048f5499ca00a75aaa"/>
+    <w:bookmarkStart w:id="71" w:name="X9d625434e3c9a268d281e048f5499ca00a75aaa"/>
     <w:p>
       <w:pPr>
         <w:pStyle w:val="Heading3"/>
@@ -14966,14 +14932,19 @@
     </w:p>
     <w:tbl xmlns:w="http://schemas.openxmlformats.org/wordprocessingml/2006/main" xmlns:r="http://schemas.openxmlformats.org/officeDocument/2006/relationships" xmlns:w14="http://schemas.microsoft.com/office/word/2010/wordml" xmlns:wp="http://schemas.openxmlformats.org/drawingml/2006/wordprocessingDrawing" xmlns:a="http://schemas.openxmlformats.org/drawingml/2006/main" xmlns:pic="http://schemas.openxmlformats.org/drawingml/2006/picture">
       <w:tblPr>
-        <w:tblLayout w:type="autofit"/>
+        <w:tblLayout w:type="fixed"/>
         <w:jc w:val="center"/>
-        <w:tblW w:type="pct" w:w="0"/>
         <w:tblLook w:firstRow="1" w:lastRow="0" w:firstColumn="0" w:lastColumn="0" w:noHBand="0" w:noVBand="1"/>
       </w:tblPr>
+      <w:tblGrid>
+        <w:gridCol w:w="2340"/>
+        <w:gridCol w:w="2340"/>
+        <w:gridCol w:w="2340"/>
+        <w:gridCol w:w="2340"/>
+      </w:tblGrid>
       <w:tr>
         <w:trPr>
-          <w:trHeight w:val="653" w:hRule="auto"/>
+          <w:trHeight w:val="360" w:hRule="auto"/>
           <w:tblHeader/>
         </w:trPr>
         <w:tc>
@@ -15005,25 +14976,25 @@
               <w:spacing w:after="120" w:before="120" w:line="240"/>
               <w:ind w:left="100" w:right="100" w:firstLine="0" w:firstLineChars="0"/>
               <w:rPr>
-                <w:rFonts w:ascii="Helvetica" w:hAnsi="Helvetica" w:eastAsia="Helvetica" w:cs="Helvetica"/>
+                <w:rFonts w:ascii="Arial" w:hAnsi="Arial" w:eastAsia="Arial" w:cs="Arial"/>
                 <w:i w:val="false"/>
                 <w:b w:val="true"/>
                 <w:u w:val="none"/>
                 <w:strike w:val="false"/>
-                <w:sz w:val="22"/>
-                <w:szCs w:val="22"/>
+                <w:sz w:val="20"/>
+                <w:szCs w:val="20"/>
                 <w:color w:val="FFFFFF"/>
               </w:rPr>
             </w:pPr>
             <w:r xmlns:w="http://schemas.openxmlformats.org/wordprocessingml/2006/main" xmlns:wp="http://schemas.openxmlformats.org/drawingml/2006/wordprocessingDrawing" xmlns:r="http://schemas.openxmlformats.org/officeDocument/2006/relationships" xmlns:w14="http://schemas.microsoft.com/office/word/2010/wordml">
               <w:rPr>
-                <w:rFonts w:ascii="Helvetica" w:hAnsi="Helvetica" w:eastAsia="Helvetica" w:cs="Helvetica"/>
+                <w:rFonts w:ascii="Arial" w:hAnsi="Arial" w:eastAsia="Arial" w:cs="Arial"/>
                 <w:i w:val="false"/>
                 <w:b w:val="true"/>
                 <w:u w:val="none"/>
                 <w:strike w:val="false"/>
-                <w:sz w:val="22"/>
-                <w:szCs w:val="22"/>
+                <w:sz w:val="20"/>
+                <w:szCs w:val="20"/>
                 <w:color w:val="FFFFFF"/>
               </w:rPr>
               <w:t xml:space="preserve">Método</w:t>
@@ -15049,7 +15020,7 @@
           </w:tcPr>
           <w:p>
             <w:pPr>
-              <w:jc w:val="left"/>
+              <w:jc w:val="right"/>
               <w:pBdr>
                 <w:bottom w:val="none" w:sz="0" w:space="0" w:color="000000"/>
                 <w:top w:val="none" w:sz="0" w:space="0" w:color="000000"/>
@@ -15059,25 +15030,25 @@
               <w:spacing w:after="120" w:before="120" w:line="240"/>
               <w:ind w:left="100" w:right="100" w:firstLine="0" w:firstLineChars="0"/>
               <w:rPr>
-                <w:rFonts w:ascii="Helvetica" w:hAnsi="Helvetica" w:eastAsia="Helvetica" w:cs="Helvetica"/>
+                <w:rFonts w:ascii="Arial" w:hAnsi="Arial" w:eastAsia="Arial" w:cs="Arial"/>
                 <w:i w:val="false"/>
                 <w:b w:val="true"/>
                 <w:u w:val="none"/>
                 <w:strike w:val="false"/>
-                <w:sz w:val="22"/>
-                <w:szCs w:val="22"/>
+                <w:sz w:val="20"/>
+                <w:szCs w:val="20"/>
                 <w:color w:val="FFFFFF"/>
               </w:rPr>
             </w:pPr>
             <w:r xmlns:w="http://schemas.openxmlformats.org/wordprocessingml/2006/main" xmlns:wp="http://schemas.openxmlformats.org/drawingml/2006/wordprocessingDrawing" xmlns:r="http://schemas.openxmlformats.org/officeDocument/2006/relationships" xmlns:w14="http://schemas.microsoft.com/office/word/2010/wordml">
               <w:rPr>
-                <w:rFonts w:ascii="Helvetica" w:hAnsi="Helvetica" w:eastAsia="Helvetica" w:cs="Helvetica"/>
+                <w:rFonts w:ascii="Arial" w:hAnsi="Arial" w:eastAsia="Arial" w:cs="Arial"/>
                 <w:i w:val="false"/>
                 <w:b w:val="true"/>
                 <w:u w:val="none"/>
                 <w:strike w:val="false"/>
-                <w:sz w:val="22"/>
-                <w:szCs w:val="22"/>
+                <w:sz w:val="20"/>
+                <w:szCs w:val="20"/>
                 <w:color w:val="FFFFFF"/>
               </w:rPr>
               <w:t xml:space="preserve">λ_e</w:t>
@@ -15103,7 +15074,7 @@
           </w:tcPr>
           <w:p>
             <w:pPr>
-              <w:jc w:val="left"/>
+              <w:jc w:val="right"/>
               <w:pBdr>
                 <w:bottom w:val="none" w:sz="0" w:space="0" w:color="000000"/>
                 <w:top w:val="none" w:sz="0" w:space="0" w:color="000000"/>
@@ -15113,25 +15084,25 @@
               <w:spacing w:after="120" w:before="120" w:line="240"/>
               <w:ind w:left="100" w:right="100" w:firstLine="0" w:firstLineChars="0"/>
               <w:rPr>
-                <w:rFonts w:ascii="Helvetica" w:hAnsi="Helvetica" w:eastAsia="Helvetica" w:cs="Helvetica"/>
+                <w:rFonts w:ascii="Arial" w:hAnsi="Arial" w:eastAsia="Arial" w:cs="Arial"/>
                 <w:i w:val="false"/>
                 <w:b w:val="true"/>
                 <w:u w:val="none"/>
                 <w:strike w:val="false"/>
-                <w:sz w:val="22"/>
-                <w:szCs w:val="22"/>
+                <w:sz w:val="20"/>
+                <w:szCs w:val="20"/>
                 <w:color w:val="FFFFFF"/>
               </w:rPr>
             </w:pPr>
             <w:r xmlns:w="http://schemas.openxmlformats.org/wordprocessingml/2006/main" xmlns:wp="http://schemas.openxmlformats.org/drawingml/2006/wordprocessingDrawing" xmlns:r="http://schemas.openxmlformats.org/officeDocument/2006/relationships" xmlns:w14="http://schemas.microsoft.com/office/word/2010/wordml">
               <w:rPr>
-                <w:rFonts w:ascii="Helvetica" w:hAnsi="Helvetica" w:eastAsia="Helvetica" w:cs="Helvetica"/>
+                <w:rFonts w:ascii="Arial" w:hAnsi="Arial" w:eastAsia="Arial" w:cs="Arial"/>
                 <w:i w:val="false"/>
                 <w:b w:val="true"/>
                 <w:u w:val="none"/>
                 <w:strike w:val="false"/>
-                <w:sz w:val="22"/>
-                <w:szCs w:val="22"/>
+                <w:sz w:val="20"/>
+                <w:szCs w:val="20"/>
                 <w:color w:val="FFFFFF"/>
               </w:rPr>
               <w:t xml:space="preserve">IC 2.5%</w:t>
@@ -15157,7 +15128,7 @@
           </w:tcPr>
           <w:p>
             <w:pPr>
-              <w:jc w:val="left"/>
+              <w:jc w:val="right"/>
               <w:pBdr>
                 <w:bottom w:val="none" w:sz="0" w:space="0" w:color="000000"/>
                 <w:top w:val="none" w:sz="0" w:space="0" w:color="000000"/>
@@ -15167,25 +15138,25 @@
               <w:spacing w:after="120" w:before="120" w:line="240"/>
               <w:ind w:left="100" w:right="100" w:firstLine="0" w:firstLineChars="0"/>
               <w:rPr>
-                <w:rFonts w:ascii="Helvetica" w:hAnsi="Helvetica" w:eastAsia="Helvetica" w:cs="Helvetica"/>
+                <w:rFonts w:ascii="Arial" w:hAnsi="Arial" w:eastAsia="Arial" w:cs="Arial"/>
                 <w:i w:val="false"/>
                 <w:b w:val="true"/>
                 <w:u w:val="none"/>
                 <w:strike w:val="false"/>
-                <w:sz w:val="22"/>
-                <w:szCs w:val="22"/>
+                <w:sz w:val="20"/>
+                <w:szCs w:val="20"/>
                 <w:color w:val="FFFFFF"/>
               </w:rPr>
             </w:pPr>
             <w:r xmlns:w="http://schemas.openxmlformats.org/wordprocessingml/2006/main" xmlns:wp="http://schemas.openxmlformats.org/drawingml/2006/wordprocessingDrawing" xmlns:r="http://schemas.openxmlformats.org/officeDocument/2006/relationships" xmlns:w14="http://schemas.microsoft.com/office/word/2010/wordml">
               <w:rPr>
-                <w:rFonts w:ascii="Helvetica" w:hAnsi="Helvetica" w:eastAsia="Helvetica" w:cs="Helvetica"/>
+                <w:rFonts w:ascii="Arial" w:hAnsi="Arial" w:eastAsia="Arial" w:cs="Arial"/>
                 <w:i w:val="false"/>
                 <w:b w:val="true"/>
                 <w:u w:val="none"/>
                 <w:strike w:val="false"/>
-                <w:sz w:val="22"/>
-                <w:szCs w:val="22"/>
+                <w:sz w:val="20"/>
+                <w:szCs w:val="20"/>
                 <w:color w:val="FFFFFF"/>
               </w:rPr>
               <w:t xml:space="preserve">IC 97.5%</w:t>
@@ -15195,7 +15166,7 @@
       </w:tr>
       <w:tr>
         <w:trPr>
-          <w:trHeight w:val="562" w:hRule="auto"/>
+          <w:trHeight w:val="360" w:hRule="auto"/>
         </w:trPr>
         <w:tc>
           <w:tcPr>
@@ -15226,25 +15197,25 @@
               <w:spacing w:after="80" w:before="80" w:line="240"/>
               <w:ind w:left="100" w:right="100" w:firstLine="0" w:firstLineChars="0"/>
               <w:rPr>
-                <w:rFonts w:ascii="Helvetica" w:hAnsi="Helvetica" w:eastAsia="Helvetica" w:cs="Helvetica"/>
+                <w:rFonts w:ascii="Arial" w:hAnsi="Arial" w:eastAsia="Arial" w:cs="Arial"/>
                 <w:i w:val="false"/>
                 <w:b w:val="false"/>
                 <w:u w:val="none"/>
                 <w:strike w:val="false"/>
-                <w:sz w:val="22"/>
-                <w:szCs w:val="22"/>
+                <w:sz w:val="20"/>
+                <w:szCs w:val="20"/>
                 <w:color w:val="000000"/>
               </w:rPr>
             </w:pPr>
             <w:r xmlns:w="http://schemas.openxmlformats.org/wordprocessingml/2006/main" xmlns:wp="http://schemas.openxmlformats.org/drawingml/2006/wordprocessingDrawing" xmlns:r="http://schemas.openxmlformats.org/officeDocument/2006/relationships" xmlns:w14="http://schemas.microsoft.com/office/word/2010/wordml">
               <w:rPr>
-                <w:rFonts w:ascii="Helvetica" w:hAnsi="Helvetica" w:eastAsia="Helvetica" w:cs="Helvetica"/>
+                <w:rFonts w:ascii="Arial" w:hAnsi="Arial" w:eastAsia="Arial" w:cs="Arial"/>
                 <w:i w:val="false"/>
                 <w:b w:val="false"/>
                 <w:u w:val="none"/>
                 <w:strike w:val="false"/>
-                <w:sz w:val="22"/>
-                <w:szCs w:val="22"/>
+                <w:sz w:val="20"/>
+                <w:szCs w:val="20"/>
                 <w:color w:val="000000"/>
               </w:rPr>
               <w:t xml:space="preserve">Tuljapukar</w:t>
@@ -15270,7 +15241,7 @@
           </w:tcPr>
           <w:p>
             <w:pPr>
-              <w:jc w:val="left"/>
+              <w:jc w:val="right"/>
               <w:pBdr>
                 <w:bottom w:val="none" w:sz="0" w:space="0" w:color="000000"/>
                 <w:top w:val="none" w:sz="0" w:space="0" w:color="000000"/>
@@ -15280,28 +15251,28 @@
               <w:spacing w:after="80" w:before="80" w:line="240"/>
               <w:ind w:left="100" w:right="100" w:firstLine="0" w:firstLineChars="0"/>
               <w:rPr>
-                <w:rFonts w:ascii="Helvetica" w:hAnsi="Helvetica" w:eastAsia="Helvetica" w:cs="Helvetica"/>
+                <w:rFonts w:ascii="Arial" w:hAnsi="Arial" w:eastAsia="Arial" w:cs="Arial"/>
                 <w:i w:val="false"/>
                 <w:b w:val="false"/>
                 <w:u w:val="none"/>
                 <w:strike w:val="false"/>
-                <w:sz w:val="22"/>
-                <w:szCs w:val="22"/>
+                <w:sz w:val="20"/>
+                <w:szCs w:val="20"/>
                 <w:color w:val="000000"/>
               </w:rPr>
             </w:pPr>
             <w:r xmlns:w="http://schemas.openxmlformats.org/wordprocessingml/2006/main" xmlns:wp="http://schemas.openxmlformats.org/drawingml/2006/wordprocessingDrawing" xmlns:r="http://schemas.openxmlformats.org/officeDocument/2006/relationships" xmlns:w14="http://schemas.microsoft.com/office/word/2010/wordml">
               <w:rPr>
-                <w:rFonts w:ascii="Helvetica" w:hAnsi="Helvetica" w:eastAsia="Helvetica" w:cs="Helvetica"/>
+                <w:rFonts w:ascii="Arial" w:hAnsi="Arial" w:eastAsia="Arial" w:cs="Arial"/>
                 <w:i w:val="false"/>
                 <w:b w:val="false"/>
                 <w:u w:val="none"/>
                 <w:strike w:val="false"/>
-                <w:sz w:val="22"/>
-                <w:szCs w:val="22"/>
+                <w:sz w:val="20"/>
+                <w:szCs w:val="20"/>
                 <w:color w:val="000000"/>
               </w:rPr>
-              <w:t xml:space="preserve">1.0967</w:t>
+              <w:t xml:space="preserve">1.097</w:t>
             </w:r>
           </w:p>
         </w:tc>
@@ -15324,7 +15295,7 @@
           </w:tcPr>
           <w:p>
             <w:pPr>
-              <w:jc w:val="left"/>
+              <w:jc w:val="right"/>
               <w:pBdr>
                 <w:bottom w:val="none" w:sz="0" w:space="0" w:color="000000"/>
                 <w:top w:val="none" w:sz="0" w:space="0" w:color="000000"/>
@@ -15334,28 +15305,28 @@
               <w:spacing w:after="80" w:before="80" w:line="240"/>
               <w:ind w:left="100" w:right="100" w:firstLine="0" w:firstLineChars="0"/>
               <w:rPr>
-                <w:rFonts w:ascii="Helvetica" w:hAnsi="Helvetica" w:eastAsia="Helvetica" w:cs="Helvetica"/>
+                <w:rFonts w:ascii="Arial" w:hAnsi="Arial" w:eastAsia="Arial" w:cs="Arial"/>
                 <w:i w:val="false"/>
                 <w:b w:val="false"/>
                 <w:u w:val="none"/>
                 <w:strike w:val="false"/>
-                <w:sz w:val="22"/>
-                <w:szCs w:val="22"/>
+                <w:sz w:val="20"/>
+                <w:szCs w:val="20"/>
                 <w:color w:val="000000"/>
               </w:rPr>
             </w:pPr>
             <w:r xmlns:w="http://schemas.openxmlformats.org/wordprocessingml/2006/main" xmlns:wp="http://schemas.openxmlformats.org/drawingml/2006/wordprocessingDrawing" xmlns:r="http://schemas.openxmlformats.org/officeDocument/2006/relationships" xmlns:w14="http://schemas.microsoft.com/office/word/2010/wordml">
               <w:rPr>
-                <w:rFonts w:ascii="Helvetica" w:hAnsi="Helvetica" w:eastAsia="Helvetica" w:cs="Helvetica"/>
+                <w:rFonts w:ascii="Arial" w:hAnsi="Arial" w:eastAsia="Arial" w:cs="Arial"/>
                 <w:i w:val="false"/>
                 <w:b w:val="false"/>
                 <w:u w:val="none"/>
                 <w:strike w:val="false"/>
-                <w:sz w:val="22"/>
-                <w:szCs w:val="22"/>
+                <w:sz w:val="20"/>
+                <w:szCs w:val="20"/>
                 <w:color w:val="000000"/>
               </w:rPr>
-              <w:t xml:space="preserve"/>
+              <w:t xml:space="preserve">   NA</w:t>
             </w:r>
           </w:p>
         </w:tc>
@@ -15378,7 +15349,7 @@
           </w:tcPr>
           <w:p>
             <w:pPr>
-              <w:jc w:val="left"/>
+              <w:jc w:val="right"/>
               <w:pBdr>
                 <w:bottom w:val="none" w:sz="0" w:space="0" w:color="000000"/>
                 <w:top w:val="none" w:sz="0" w:space="0" w:color="000000"/>
@@ -15388,35 +15359,35 @@
               <w:spacing w:after="80" w:before="80" w:line="240"/>
               <w:ind w:left="100" w:right="100" w:firstLine="0" w:firstLineChars="0"/>
               <w:rPr>
-                <w:rFonts w:ascii="Helvetica" w:hAnsi="Helvetica" w:eastAsia="Helvetica" w:cs="Helvetica"/>
+                <w:rFonts w:ascii="Arial" w:hAnsi="Arial" w:eastAsia="Arial" w:cs="Arial"/>
                 <w:i w:val="false"/>
                 <w:b w:val="false"/>
                 <w:u w:val="none"/>
                 <w:strike w:val="false"/>
-                <w:sz w:val="22"/>
-                <w:szCs w:val="22"/>
+                <w:sz w:val="20"/>
+                <w:szCs w:val="20"/>
                 <w:color w:val="000000"/>
               </w:rPr>
             </w:pPr>
             <w:r xmlns:w="http://schemas.openxmlformats.org/wordprocessingml/2006/main" xmlns:wp="http://schemas.openxmlformats.org/drawingml/2006/wordprocessingDrawing" xmlns:r="http://schemas.openxmlformats.org/officeDocument/2006/relationships" xmlns:w14="http://schemas.microsoft.com/office/word/2010/wordml">
               <w:rPr>
-                <w:rFonts w:ascii="Helvetica" w:hAnsi="Helvetica" w:eastAsia="Helvetica" w:cs="Helvetica"/>
+                <w:rFonts w:ascii="Arial" w:hAnsi="Arial" w:eastAsia="Arial" w:cs="Arial"/>
                 <w:i w:val="false"/>
                 <w:b w:val="false"/>
                 <w:u w:val="none"/>
                 <w:strike w:val="false"/>
-                <w:sz w:val="22"/>
-                <w:szCs w:val="22"/>
+                <w:sz w:val="20"/>
+                <w:szCs w:val="20"/>
                 <w:color w:val="000000"/>
               </w:rPr>
-              <w:t xml:space="preserve"/>
+              <w:t xml:space="preserve">   NA</w:t>
             </w:r>
           </w:p>
         </w:tc>
       </w:tr>
       <w:tr>
         <w:trPr>
-          <w:trHeight w:val="524" w:hRule="auto"/>
+          <w:trHeight w:val="360" w:hRule="auto"/>
         </w:trPr>
         <w:tc>
           <w:tcPr>
@@ -15447,25 +15418,25 @@
               <w:spacing w:after="80" w:before="80" w:line="240"/>
               <w:ind w:left="100" w:right="100" w:firstLine="0" w:firstLineChars="0"/>
               <w:rPr>
-                <w:rFonts w:ascii="Helvetica" w:hAnsi="Helvetica" w:eastAsia="Helvetica" w:cs="Helvetica"/>
+                <w:rFonts w:ascii="Arial" w:hAnsi="Arial" w:eastAsia="Arial" w:cs="Arial"/>
                 <w:i w:val="false"/>
                 <w:b w:val="false"/>
                 <w:u w:val="none"/>
                 <w:strike w:val="false"/>
-                <w:sz w:val="22"/>
-                <w:szCs w:val="22"/>
+                <w:sz w:val="20"/>
+                <w:szCs w:val="20"/>
                 <w:color w:val="000000"/>
               </w:rPr>
             </w:pPr>
             <w:r xmlns:w="http://schemas.openxmlformats.org/wordprocessingml/2006/main" xmlns:wp="http://schemas.openxmlformats.org/drawingml/2006/wordprocessingDrawing" xmlns:r="http://schemas.openxmlformats.org/officeDocument/2006/relationships" xmlns:w14="http://schemas.microsoft.com/office/word/2010/wordml">
               <w:rPr>
-                <w:rFonts w:ascii="Helvetica" w:hAnsi="Helvetica" w:eastAsia="Helvetica" w:cs="Helvetica"/>
+                <w:rFonts w:ascii="Arial" w:hAnsi="Arial" w:eastAsia="Arial" w:cs="Arial"/>
                 <w:i w:val="false"/>
                 <w:b w:val="false"/>
                 <w:u w:val="none"/>
                 <w:strike w:val="false"/>
-                <w:sz w:val="22"/>
-                <w:szCs w:val="22"/>
+                <w:sz w:val="20"/>
+                <w:szCs w:val="20"/>
                 <w:color w:val="000000"/>
               </w:rPr>
               <w:t xml:space="preserve">Simulación</w:t>
@@ -15491,7 +15462,7 @@
           </w:tcPr>
           <w:p>
             <w:pPr>
-              <w:jc w:val="left"/>
+              <w:jc w:val="right"/>
               <w:pBdr>
                 <w:bottom w:val="none" w:sz="0" w:space="0" w:color="000000"/>
                 <w:top w:val="none" w:sz="0" w:space="0" w:color="000000"/>
@@ -15501,28 +15472,28 @@
               <w:spacing w:after="80" w:before="80" w:line="240"/>
               <w:ind w:left="100" w:right="100" w:firstLine="0" w:firstLineChars="0"/>
               <w:rPr>
-                <w:rFonts w:ascii="Helvetica" w:hAnsi="Helvetica" w:eastAsia="Helvetica" w:cs="Helvetica"/>
+                <w:rFonts w:ascii="Arial" w:hAnsi="Arial" w:eastAsia="Arial" w:cs="Arial"/>
                 <w:i w:val="false"/>
                 <w:b w:val="false"/>
                 <w:u w:val="none"/>
                 <w:strike w:val="false"/>
-                <w:sz w:val="22"/>
-                <w:szCs w:val="22"/>
+                <w:sz w:val="20"/>
+                <w:szCs w:val="20"/>
                 <w:color w:val="000000"/>
               </w:rPr>
             </w:pPr>
             <w:r xmlns:w="http://schemas.openxmlformats.org/wordprocessingml/2006/main" xmlns:wp="http://schemas.openxmlformats.org/drawingml/2006/wordprocessingDrawing" xmlns:r="http://schemas.openxmlformats.org/officeDocument/2006/relationships" xmlns:w14="http://schemas.microsoft.com/office/word/2010/wordml">
               <w:rPr>
-                <w:rFonts w:ascii="Helvetica" w:hAnsi="Helvetica" w:eastAsia="Helvetica" w:cs="Helvetica"/>
+                <w:rFonts w:ascii="Arial" w:hAnsi="Arial" w:eastAsia="Arial" w:cs="Arial"/>
                 <w:i w:val="false"/>
                 <w:b w:val="false"/>
                 <w:u w:val="none"/>
                 <w:strike w:val="false"/>
-                <w:sz w:val="22"/>
-                <w:szCs w:val="22"/>
+                <w:sz w:val="20"/>
+                <w:szCs w:val="20"/>
                 <w:color w:val="000000"/>
               </w:rPr>
-              <w:t xml:space="preserve">1.0969</w:t>
+              <w:t xml:space="preserve">1.097</w:t>
             </w:r>
           </w:p>
         </w:tc>
@@ -15545,7 +15516,7 @@
           </w:tcPr>
           <w:p>
             <w:pPr>
-              <w:jc w:val="left"/>
+              <w:jc w:val="right"/>
               <w:pBdr>
                 <w:bottom w:val="none" w:sz="0" w:space="0" w:color="000000"/>
                 <w:top w:val="none" w:sz="0" w:space="0" w:color="000000"/>
@@ -15555,28 +15526,28 @@
               <w:spacing w:after="80" w:before="80" w:line="240"/>
               <w:ind w:left="100" w:right="100" w:firstLine="0" w:firstLineChars="0"/>
               <w:rPr>
-                <w:rFonts w:ascii="Helvetica" w:hAnsi="Helvetica" w:eastAsia="Helvetica" w:cs="Helvetica"/>
+                <w:rFonts w:ascii="Arial" w:hAnsi="Arial" w:eastAsia="Arial" w:cs="Arial"/>
                 <w:i w:val="false"/>
                 <w:b w:val="false"/>
                 <w:u w:val="none"/>
                 <w:strike w:val="false"/>
-                <w:sz w:val="22"/>
-                <w:szCs w:val="22"/>
+                <w:sz w:val="20"/>
+                <w:szCs w:val="20"/>
                 <w:color w:val="000000"/>
               </w:rPr>
             </w:pPr>
             <w:r xmlns:w="http://schemas.openxmlformats.org/wordprocessingml/2006/main" xmlns:wp="http://schemas.openxmlformats.org/drawingml/2006/wordprocessingDrawing" xmlns:r="http://schemas.openxmlformats.org/officeDocument/2006/relationships" xmlns:w14="http://schemas.microsoft.com/office/word/2010/wordml">
               <w:rPr>
-                <w:rFonts w:ascii="Helvetica" w:hAnsi="Helvetica" w:eastAsia="Helvetica" w:cs="Helvetica"/>
+                <w:rFonts w:ascii="Arial" w:hAnsi="Arial" w:eastAsia="Arial" w:cs="Arial"/>
                 <w:i w:val="false"/>
                 <w:b w:val="false"/>
                 <w:u w:val="none"/>
                 <w:strike w:val="false"/>
-                <w:sz w:val="22"/>
-                <w:szCs w:val="22"/>
+                <w:sz w:val="20"/>
+                <w:szCs w:val="20"/>
                 <w:color w:val="000000"/>
               </w:rPr>
-              <w:t xml:space="preserve">1.0965</w:t>
+              <w:t xml:space="preserve">1.096</w:t>
             </w:r>
           </w:p>
         </w:tc>
@@ -15599,7 +15570,7 @@
           </w:tcPr>
           <w:p>
             <w:pPr>
-              <w:jc w:val="left"/>
+              <w:jc w:val="right"/>
               <w:pBdr>
                 <w:bottom w:val="none" w:sz="0" w:space="0" w:color="000000"/>
                 <w:top w:val="none" w:sz="0" w:space="0" w:color="000000"/>
@@ -15609,28 +15580,28 @@
               <w:spacing w:after="80" w:before="80" w:line="240"/>
               <w:ind w:left="100" w:right="100" w:firstLine="0" w:firstLineChars="0"/>
               <w:rPr>
-                <w:rFonts w:ascii="Helvetica" w:hAnsi="Helvetica" w:eastAsia="Helvetica" w:cs="Helvetica"/>
+                <w:rFonts w:ascii="Arial" w:hAnsi="Arial" w:eastAsia="Arial" w:cs="Arial"/>
                 <w:i w:val="false"/>
                 <w:b w:val="false"/>
                 <w:u w:val="none"/>
                 <w:strike w:val="false"/>
-                <w:sz w:val="22"/>
-                <w:szCs w:val="22"/>
+                <w:sz w:val="20"/>
+                <w:szCs w:val="20"/>
                 <w:color w:val="000000"/>
               </w:rPr>
             </w:pPr>
             <w:r xmlns:w="http://schemas.openxmlformats.org/wordprocessingml/2006/main" xmlns:wp="http://schemas.openxmlformats.org/drawingml/2006/wordprocessingDrawing" xmlns:r="http://schemas.openxmlformats.org/officeDocument/2006/relationships" xmlns:w14="http://schemas.microsoft.com/office/word/2010/wordml">
               <w:rPr>
-                <w:rFonts w:ascii="Helvetica" w:hAnsi="Helvetica" w:eastAsia="Helvetica" w:cs="Helvetica"/>
+                <w:rFonts w:ascii="Arial" w:hAnsi="Arial" w:eastAsia="Arial" w:cs="Arial"/>
                 <w:i w:val="false"/>
                 <w:b w:val="false"/>
                 <w:u w:val="none"/>
                 <w:strike w:val="false"/>
-                <w:sz w:val="22"/>
-                <w:szCs w:val="22"/>
+                <w:sz w:val="20"/>
+                <w:szCs w:val="20"/>
                 <w:color w:val="000000"/>
               </w:rPr>
-              <w:t xml:space="preserve">1.0974</w:t>
+              <w:t xml:space="preserve">1.097</w:t>
             </w:r>
           </w:p>
         </w:tc>
@@ -15755,14 +15726,14 @@
         <w:t xml:space="preserve">La interpretación de λ se complementa con el análisis de elasticidad poblacional, que permite evaluar la importancia relativa de cada transición del ciclo de vida.</w:t>
       </w:r>
     </w:p>
-    <w:bookmarkStart w:id="60" w:name="refs"/>
-    <w:bookmarkStart w:id="57" w:name="ref-caswell2001matrix"/>
+    <w:bookmarkStart w:id="70" w:name="refs"/>
+    <w:bookmarkStart w:id="67" w:name="ref-caswell2001matrix"/>
     <w:p>
       <w:pPr>
         <w:pStyle w:val="Bibliography"/>
       </w:pPr>
       <w:r>
-        <w:t xml:space="preserve">Caswell H. 2001.</w:t>
+        <w:t xml:space="preserve">Caswell, H. (2001).</w:t>
       </w:r>
       <w:r>
         <w:t xml:space="preserve"> </w:t>
@@ -15820,14 +15791,14 @@
         <w:t xml:space="preserve">. Sunderland, Massachusetts, USA: Sinauer Associates.</w:t>
       </w:r>
     </w:p>
-    <w:bookmarkEnd w:id="57"/>
-    <w:bookmarkStart w:id="58" w:name="ref-morris2002quantitative"/>
+    <w:bookmarkEnd w:id="67"/>
+    <w:bookmarkStart w:id="68" w:name="ref-morris2002quantitative"/>
     <w:p>
       <w:pPr>
         <w:pStyle w:val="Bibliography"/>
       </w:pPr>
       <w:r>
-        <w:t xml:space="preserve">Morris WF, Doak DF. 2002.</w:t>
+        <w:t xml:space="preserve">Morris, W. F., &amp; Doak, D. F. (2002).</w:t>
       </w:r>
       <w:r>
         <w:t xml:space="preserve"> </w:t>
@@ -15843,14 +15814,14 @@
         <w:t xml:space="preserve">. Sinauer Associates, Inc. Publishers.</w:t>
       </w:r>
     </w:p>
-    <w:bookmarkEnd w:id="58"/>
-    <w:bookmarkStart w:id="59" w:name="ref-skalski2010wildlife"/>
+    <w:bookmarkEnd w:id="68"/>
+    <w:bookmarkStart w:id="69" w:name="ref-skalski2010wildlife"/>
     <w:p>
       <w:pPr>
         <w:pStyle w:val="Bibliography"/>
       </w:pPr>
       <w:r>
-        <w:t xml:space="preserve">Skalski JR, Ryding KE, Millspaugh J. 2010.</w:t>
+        <w:t xml:space="preserve">Skalski, J. R., Ryding, K. E., &amp; Millspaugh, J. (2010).</w:t>
       </w:r>
       <w:r>
         <w:t xml:space="preserve"> </w:t>
@@ -15866,15 +15837,16 @@
         <w:t xml:space="preserve">. Elsevier.</w:t>
       </w:r>
     </w:p>
-    <w:bookmarkEnd w:id="59"/>
-    <w:bookmarkEnd w:id="60"/>
-    <w:bookmarkEnd w:id="61"/>
-    <w:bookmarkEnd w:id="62"/>
-    <w:bookmarkEnd w:id="63"/>
+    <w:bookmarkEnd w:id="69"/>
+    <w:bookmarkEnd w:id="70"/>
+    <w:bookmarkEnd w:id="71"/>
+    <w:bookmarkEnd w:id="72"/>
+    <w:bookmarkEnd w:id="73"/>
     <w:sectPr>
-      <w:footnotePr>
-        <w:numRestart w:val="eachSect"/>
-      </w:footnotePr>
+      <w:headerReference r:id="rId9" w:type="default"/>
+      <w:footerReference r:id="rId10" w:type="default"/>
+      <w:pgSz w:h="15840" w:w="12240"/>
+      <w:pgMar w:bottom="1440" w:left="1440" w:right="1440" w:top="1440"/>
     </w:sectPr>
   </w:body>
 </w:document>
@@ -15884,6 +15856,30 @@
 <w:comments xmlns:w="http://schemas.openxmlformats.org/wordprocessingml/2006/main" xmlns:m="http://schemas.openxmlformats.org/officeDocument/2006/math" xmlns:r="http://schemas.openxmlformats.org/officeDocument/2006/relationships" xmlns:o="urn:schemas-microsoft-com:office:office" xmlns:v="urn:schemas-microsoft-com:vml" xmlns:w10="urn:schemas-microsoft-com:office:word" xmlns:a="http://schemas.openxmlformats.org/drawingml/2006/main" xmlns:pic="http://schemas.openxmlformats.org/drawingml/2006/picture" xmlns:wp="http://schemas.openxmlformats.org/drawingml/2006/wordprocessingDrawing"/>
 </file>
 
+<file path=word/footer1.xml><?xml version="1.0" encoding="utf-8"?>
+<w:ftr xmlns:m="http://schemas.openxmlformats.org/officeDocument/2006/math" xmlns:mc="http://schemas.openxmlformats.org/markup-compatibility/2006" xmlns:mo="http://schemas.microsoft.com/office/mac/office/2008/main" xmlns:mv="urn:schemas-microsoft-com:mac:vml" xmlns:o="urn:schemas-microsoft-com:office:office" xmlns:r="http://schemas.openxmlformats.org/officeDocument/2006/relationships" xmlns:v="urn:schemas-microsoft-com:vml" xmlns:w10="urn:schemas-microsoft-com:office:word" xmlns:w14="http://schemas.microsoft.com/office/word/2010/wordml" xmlns:w="http://schemas.openxmlformats.org/wordprocessingml/2006/main" xmlns:wne="http://schemas.microsoft.com/office/word/2006/wordml" xmlns:wp14="http://schemas.microsoft.com/office/word/2010/wordprocessingDrawing" xmlns:wp="http://schemas.openxmlformats.org/drawingml/2006/wordprocessingDrawing" xmlns:wpc="http://schemas.microsoft.com/office/word/2010/wordprocessingCanvas" xmlns:wpg="http://schemas.microsoft.com/office/word/2010/wordprocessingGroup" xmlns:wpi="http://schemas.microsoft.com/office/word/2010/wordprocessingInk" xmlns:wps="http://schemas.microsoft.com/office/word/2010/wordprocessingShape" mc:Ignorable="w14 wp14">
+  <w:p>
+    <w:pPr>
+      <w:pStyle w:val="Footer"/>
+      <w:jc w:val="center"/>
+    </w:pPr>
+    <w:r>
+      <w:rPr>
+        <w:rFonts w:ascii="Cambria" w:hAnsi="Cambria"/>
+        <w:i/>
+        <w:sz w:val="18"/>
+      </w:rPr>
+      <w:t xml:space="preserve">Borrador para revisión editorial — </w:t>
+    </w:r>
+    <w:fldSimple w:instr="PAGE">
+      <w:r>
+        <w:t>1</w:t>
+      </w:r>
+    </w:fldSimple>
+  </w:p>
+</w:ftr>
+</file>
+
 <file path=word/footnotes.xml><?xml version="1.0" encoding="utf-8"?>
 <w:footnotes xmlns:w="http://schemas.openxmlformats.org/wordprocessingml/2006/main" xmlns:m="http://schemas.openxmlformats.org/officeDocument/2006/math" xmlns:r="http://schemas.openxmlformats.org/officeDocument/2006/relationships" xmlns:o="urn:schemas-microsoft-com:office:office" xmlns:v="urn:schemas-microsoft-com:vml" xmlns:w10="urn:schemas-microsoft-com:office:word" xmlns:a="http://schemas.openxmlformats.org/drawingml/2006/main" xmlns:pic="http://schemas.openxmlformats.org/drawingml/2006/picture" xmlns:wp="http://schemas.openxmlformats.org/drawingml/2006/wordprocessingDrawing">
   <w:footnote w:type="continuationSeparator" w:id="0">
@@ -15901,6 +15897,25 @@
     </w:p>
   </w:footnote>
 </w:footnotes>
+</file>
+
+<file path=word/header1.xml><?xml version="1.0" encoding="utf-8"?>
+<w:hdr xmlns:m="http://schemas.openxmlformats.org/officeDocument/2006/math" xmlns:mc="http://schemas.openxmlformats.org/markup-compatibility/2006" xmlns:mo="http://schemas.microsoft.com/office/mac/office/2008/main" xmlns:mv="urn:schemas-microsoft-com:mac:vml" xmlns:o="urn:schemas-microsoft-com:office:office" xmlns:r="http://schemas.openxmlformats.org/officeDocument/2006/relationships" xmlns:v="urn:schemas-microsoft-com:vml" xmlns:w10="urn:schemas-microsoft-com:office:word" xmlns:w14="http://schemas.microsoft.com/office/word/2010/wordml" xmlns:w="http://schemas.openxmlformats.org/wordprocessingml/2006/main" xmlns:wne="http://schemas.microsoft.com/office/word/2006/wordml" xmlns:wp14="http://schemas.microsoft.com/office/word/2010/wordprocessingDrawing" xmlns:wp="http://schemas.openxmlformats.org/drawingml/2006/wordprocessingDrawing" xmlns:wpc="http://schemas.microsoft.com/office/word/2010/wordprocessingCanvas" xmlns:wpg="http://schemas.microsoft.com/office/word/2010/wordprocessingGroup" xmlns:wpi="http://schemas.microsoft.com/office/word/2010/wordprocessingInk" xmlns:wps="http://schemas.microsoft.com/office/word/2010/wordprocessingShape" mc:Ignorable="w14 wp14">
+  <w:p>
+    <w:pPr>
+      <w:pStyle w:val="Header"/>
+      <w:jc w:val="center"/>
+    </w:pPr>
+    <w:r>
+      <w:rPr>
+        <w:rFonts w:ascii="Cambria" w:hAnsi="Cambria"/>
+        <w:i/>
+        <w:sz w:val="18"/>
+      </w:rPr>
+      <w:t>Introducción a la Dinámica Poblacional de Orquídeas</w:t>
+    </w:r>
+  </w:p>
+</w:hdr>
 </file>
 
 <file path=word/numbering.xml><?xml version="1.0" encoding="utf-8"?>
@@ -16110,10 +16125,10 @@
   <w:docDefaults>
     <w:rPrDefault>
       <w:rPr>
-        <w:rFonts w:asciiTheme="minorHAnsi" w:cstheme="minorBidi" w:eastAsiaTheme="minorEastAsia" w:hAnsiTheme="minorHAnsi"/>
+        <w:rFonts w:asciiTheme="minorHAnsi" w:cstheme="minorBidi" w:eastAsiaTheme="minorHAnsi" w:hAnsiTheme="minorHAnsi"/>
         <w:sz w:val="24"/>
         <w:szCs w:val="24"/>
-        <w:lang w:bidi="ar-SA" w:eastAsia="zh-CN" w:val="es"/>
+        <w:lang w:bidi="ar-SA" w:eastAsia="en-US" w:val="es"/>
       </w:rPr>
     </w:rPrDefault>
     <w:pPrDefault>
@@ -16126,21 +16141,40 @@
   <w:style w:default="1" w:styleId="Normal" w:type="paragraph">
     <w:name w:val="Normal"/>
     <w:qFormat/>
+    <w:pPr>
+      <w:spacing w:after="120" w:before="0" w:line="276" w:lineRule="auto"/>
+      <w:jc w:val="both"/>
+    </w:pPr>
+    <w:rPr>
+      <w:rFonts w:ascii="Cambria" w:cs="Cambria" w:hAnsi="Cambria"/>
+      <w:color w:val="000000"/>
+      <w:sz w:val="22"/>
+    </w:rPr>
   </w:style>
   <w:style w:styleId="BodyText" w:type="paragraph">
     <w:name w:val="Body Text"/>
     <w:basedOn w:val="Normal"/>
     <w:link w:val="BodyTextChar"/>
-    <w:qFormat/>
     <w:pPr>
       <w:spacing w:after="180" w:before="180"/>
     </w:pPr>
+    <w:qFormat/>
+    <w:rPr>
+      <w:rFonts w:ascii="Cambria" w:cs="Cambria" w:hAnsi="Cambria"/>
+      <w:color w:val="000000"/>
+      <w:sz w:val="22"/>
+    </w:rPr>
   </w:style>
   <w:style w:customStyle="1" w:styleId="FirstParagraph" w:type="paragraph">
     <w:name w:val="First Paragraph"/>
     <w:basedOn w:val="BodyText"/>
     <w:next w:val="BodyText"/>
     <w:qFormat/>
+    <w:rPr>
+      <w:rFonts w:ascii="Cambria" w:cs="Cambria" w:hAnsi="Cambria"/>
+      <w:color w:val="000000"/>
+      <w:sz w:val="22"/>
+    </w:rPr>
   </w:style>
   <w:style w:customStyle="1" w:styleId="Compact" w:type="paragraph">
     <w:name w:val="Compact"/>
@@ -16149,115 +16183,80 @@
     <w:pPr>
       <w:spacing w:after="36" w:before="36"/>
     </w:pPr>
+    <w:rPr>
+      <w:rFonts w:ascii="Cambria" w:cs="Cambria" w:hAnsi="Cambria"/>
+      <w:color w:val="000000"/>
+      <w:sz w:val="22"/>
+    </w:rPr>
   </w:style>
   <w:style w:styleId="Title" w:type="paragraph">
     <w:name w:val="Title"/>
     <w:basedOn w:val="Normal"/>
     <w:next w:val="BodyText"/>
-    <w:link w:val="TitleChar"/>
-    <w:uiPriority w:val="10"/>
     <w:qFormat/>
-    <w:rsid w:val="00A10FD9"/>
     <w:pPr>
-      <w:spacing w:after="80" w:line="240" w:lineRule="auto"/>
-      <w:contextualSpacing/>
+      <w:keepNext/>
+      <w:keepLines/>
+      <w:spacing w:after="200" w:before="480"/>
       <w:jc w:val="center"/>
     </w:pPr>
     <w:rPr>
-      <w:rFonts w:asciiTheme="majorHAnsi" w:cstheme="majorBidi" w:eastAsiaTheme="majorEastAsia" w:hAnsiTheme="majorHAnsi"/>
-      <w:sz w:val="56"/>
-      <w:szCs w:val="56"/>
-    </w:rPr>
-  </w:style>
-  <w:style w:customStyle="1" w:styleId="TitleChar" w:type="character">
-    <w:name w:val="Title Char"/>
-    <w:basedOn w:val="DefaultParagraphFont"/>
-    <w:link w:val="Title"/>
-    <w:uiPriority w:val="10"/>
-    <w:rsid w:val="00A10FD9"/>
-    <w:rPr>
-      <w:rFonts w:asciiTheme="majorHAnsi" w:cstheme="majorBidi" w:eastAsiaTheme="majorEastAsia" w:hAnsiTheme="majorHAnsi"/>
-      <w:sz w:val="56"/>
-      <w:szCs w:val="56"/>
+      <w:rFonts w:ascii="Cambria" w:asciiTheme="majorHAnsi" w:cs="Cambria" w:cstheme="majorBidi" w:eastAsiaTheme="majorEastAsia" w:hAnsi="Cambria" w:hAnsiTheme="majorHAnsi"/>
+      <w:b/>
+      <w:bCs/>
+      <w:caps/>
+      <w:color w:val="000000"/>
+      <w:sz w:val="36"/>
+      <w:szCs w:val="36"/>
     </w:rPr>
   </w:style>
   <w:style w:styleId="Subtitle" w:type="paragraph">
     <w:name w:val="Subtitle"/>
     <w:basedOn w:val="Title"/>
     <w:next w:val="BodyText"/>
-    <w:link w:val="SubtitleChar"/>
-    <w:uiPriority w:val="11"/>
     <w:qFormat/>
-    <w:rsid w:val="00A10FD9"/>
     <w:pPr>
-      <w:numPr>
-        <w:ilvl w:val="1"/>
-      </w:numPr>
+      <w:keepNext/>
+      <w:keepLines/>
+      <w:spacing w:after="240" w:before="240"/>
+      <w:jc w:val="center"/>
     </w:pPr>
     <w:rPr>
-      <w:rFonts w:cstheme="majorBidi" w:eastAsiaTheme="majorEastAsia"/>
-      <w:spacing w:val="15"/>
-      <w:sz w:val="28"/>
-      <w:szCs w:val="28"/>
-    </w:rPr>
-  </w:style>
-  <w:style w:customStyle="1" w:styleId="SubtitleChar" w:type="character">
-    <w:name w:val="Subtitle Char"/>
-    <w:basedOn w:val="DefaultParagraphFont"/>
-    <w:link w:val="Subtitle"/>
-    <w:uiPriority w:val="11"/>
-    <w:rsid w:val="00A10FD9"/>
-    <w:rPr>
-      <w:rFonts w:cstheme="majorBidi" w:eastAsiaTheme="majorEastAsia"/>
-      <w:color w:themeColor="text1" w:themeTint="A6" w:val="595959"/>
-      <w:spacing w:val="15"/>
-      <w:sz w:val="28"/>
-      <w:szCs w:val="28"/>
+      <w:rFonts w:ascii="Cambria" w:cs="Cambria" w:hAnsi="Cambria"/>
+      <w:i/>
+      <w:color w:val="000000"/>
+      <w:sz w:val="26"/>
+      <w:szCs w:val="30"/>
     </w:rPr>
   </w:style>
   <w:style w:customStyle="1" w:styleId="Author" w:type="paragraph">
     <w:name w:val="Author"/>
-    <w:basedOn w:val="Title"/>
     <w:next w:val="BodyText"/>
     <w:qFormat/>
     <w:pPr>
       <w:keepNext/>
       <w:keepLines/>
+      <w:jc w:val="center"/>
     </w:pPr>
     <w:rPr>
+      <w:rFonts w:ascii="Cambria" w:cs="Cambria" w:hAnsi="Cambria"/>
+      <w:color w:val="000000"/>
       <w:sz w:val="24"/>
-      <w:szCs w:val="24"/>
     </w:rPr>
   </w:style>
   <w:style w:styleId="Date" w:type="paragraph">
     <w:name w:val="Date"/>
-    <w:basedOn w:val="Title"/>
     <w:next w:val="BodyText"/>
     <w:qFormat/>
     <w:pPr>
       <w:keepNext/>
       <w:keepLines/>
-    </w:pPr>
-    <w:rPr>
-      <w:sz w:val="24"/>
-      <w:szCs w:val="24"/>
-    </w:rPr>
-  </w:style>
-  <w:style w:customStyle="1" w:styleId="AbstractTitle" w:type="paragraph">
-    <w:name w:val="Abstract Title"/>
-    <w:basedOn w:val="Normal"/>
-    <w:next w:val="Abstract"/>
-    <w:qFormat/>
-    <w:pPr>
-      <w:keepNext/>
-      <w:keepLines/>
-      <w:spacing w:after="0" w:before="300"/>
       <w:jc w:val="center"/>
     </w:pPr>
     <w:rPr>
-      <w:b/>
-      <w:sz w:val="20"/>
-      <w:szCs w:val="20"/>
+      <w:rFonts w:ascii="Cambria" w:cs="Cambria" w:hAnsi="Cambria"/>
+      <w:color w:val="000000"/>
+      <w:sz w:val="22"/>
     </w:rPr>
   </w:style>
   <w:style w:customStyle="1" w:styleId="Abstract" w:type="paragraph">
@@ -16268,10 +16267,12 @@
     <w:pPr>
       <w:keepNext/>
       <w:keepLines/>
-      <w:spacing w:after="300" w:before="100"/>
+      <w:spacing w:after="300" w:before="300"/>
     </w:pPr>
     <w:rPr>
-      <w:sz w:val="20"/>
+      <w:rFonts w:ascii="Cambria" w:cs="Cambria" w:hAnsi="Cambria"/>
+      <w:color w:val="000000"/>
+      <w:sz w:val="22"/>
       <w:szCs w:val="20"/>
     </w:rPr>
   </w:style>
@@ -16280,325 +16281,208 @@
     <w:basedOn w:val="Normal"/>
     <w:next w:val="Bibliography"/>
     <w:qFormat/>
-    <w:pPr/>
-    <w:rPr/>
+    <w:pPr>
+      <w:spacing w:after="80"/>
+    </w:pPr>
+    <w:rPr>
+      <w:rFonts w:ascii="Cambria" w:cs="Cambria" w:hAnsi="Cambria"/>
+      <w:color w:val="000000"/>
+      <w:sz w:val="21"/>
+    </w:rPr>
   </w:style>
   <w:style w:styleId="Heading1" w:type="paragraph">
-    <w:name w:val="heading 1"/>
+    <w:name w:val="Heading 1"/>
     <w:basedOn w:val="Normal"/>
     <w:next w:val="BodyText"/>
-    <w:link w:val="Heading1Char"/>
     <w:uiPriority w:val="9"/>
     <w:qFormat/>
-    <w:rsid w:val="00A10FD9"/>
     <w:pPr>
       <w:keepNext/>
       <w:keepLines/>
-      <w:spacing w:after="80" w:before="360"/>
+      <w:spacing w:after="160" w:before="320"/>
       <w:outlineLvl w:val="0"/>
     </w:pPr>
     <w:rPr>
-      <w:rFonts w:asciiTheme="majorHAnsi" w:cstheme="majorBidi" w:eastAsiaTheme="majorEastAsia" w:hAnsiTheme="majorHAnsi"/>
-      <w:color w:themeColor="accent1" w:themeShade="BF" w:val="0F4761"/>
-      <w:sz w:val="40"/>
-      <w:szCs w:val="40"/>
+      <w:rFonts w:ascii="Cambria" w:asciiTheme="majorHAnsi" w:cs="Cambria" w:cstheme="majorBidi" w:eastAsiaTheme="majorEastAsia" w:hAnsi="Cambria" w:hAnsiTheme="majorHAnsi"/>
+      <w:b/>
+      <w:bCs/>
+      <w:color w:val="000000"/>
+      <w:sz w:val="30"/>
+      <w:szCs w:val="32"/>
     </w:rPr>
   </w:style>
   <w:style w:styleId="Heading2" w:type="paragraph">
-    <w:name w:val="heading 2"/>
+    <w:name w:val="Heading 2"/>
     <w:basedOn w:val="Normal"/>
     <w:next w:val="BodyText"/>
-    <w:link w:val="Heading2Char"/>
     <w:uiPriority w:val="9"/>
-    <w:semiHidden/>
     <w:unhideWhenUsed/>
     <w:qFormat/>
-    <w:rsid w:val="00A10FD9"/>
     <w:pPr>
       <w:keepNext/>
       <w:keepLines/>
-      <w:spacing w:after="80" w:before="160"/>
+      <w:spacing w:after="120" w:before="240"/>
       <w:outlineLvl w:val="1"/>
     </w:pPr>
     <w:rPr>
-      <w:rFonts w:asciiTheme="majorHAnsi" w:cstheme="majorBidi" w:eastAsiaTheme="majorEastAsia" w:hAnsiTheme="majorHAnsi"/>
-      <w:color w:themeColor="accent1" w:themeShade="BF" w:val="0F4761"/>
-      <w:sz w:val="32"/>
-      <w:szCs w:val="32"/>
+      <w:rFonts w:ascii="Cambria" w:asciiTheme="majorHAnsi" w:cs="Cambria" w:cstheme="majorBidi" w:eastAsiaTheme="majorEastAsia" w:hAnsi="Cambria" w:hAnsiTheme="majorHAnsi"/>
+      <w:b/>
+      <w:bCs/>
+      <w:color w:val="000000"/>
+      <w:sz w:val="26"/>
+      <w:szCs w:val="28"/>
     </w:rPr>
   </w:style>
   <w:style w:styleId="Heading3" w:type="paragraph">
-    <w:name w:val="heading 3"/>
+    <w:name w:val="Heading 3"/>
     <w:basedOn w:val="Normal"/>
     <w:next w:val="BodyText"/>
-    <w:link w:val="Heading3Char"/>
     <w:uiPriority w:val="9"/>
-    <w:semiHidden/>
     <w:unhideWhenUsed/>
     <w:qFormat/>
-    <w:rsid w:val="00A10FD9"/>
     <w:pPr>
       <w:keepNext/>
       <w:keepLines/>
-      <w:spacing w:after="80" w:before="160"/>
+      <w:spacing w:after="80" w:before="200"/>
       <w:outlineLvl w:val="2"/>
     </w:pPr>
     <w:rPr>
-      <w:rFonts w:cstheme="majorBidi" w:eastAsiaTheme="majorEastAsia"/>
-      <w:color w:themeColor="accent1" w:themeShade="BF" w:val="0F4761"/>
-      <w:sz w:val="28"/>
-      <w:szCs w:val="28"/>
+      <w:rFonts w:ascii="Cambria" w:asciiTheme="majorHAnsi" w:cs="Cambria" w:cstheme="majorBidi" w:eastAsiaTheme="majorEastAsia" w:hAnsi="Cambria" w:hAnsiTheme="majorHAnsi"/>
+      <w:b/>
+      <w:bCs/>
+      <w:i/>
+      <w:color w:val="000000"/>
+      <w:sz w:val="23"/>
+      <w:szCs w:val="24"/>
     </w:rPr>
   </w:style>
   <w:style w:styleId="Heading4" w:type="paragraph">
-    <w:name w:val="heading 4"/>
+    <w:name w:val="Heading 4"/>
     <w:basedOn w:val="Normal"/>
     <w:next w:val="BodyText"/>
-    <w:link w:val="Heading4Char"/>
     <w:uiPriority w:val="9"/>
-    <w:semiHidden/>
     <w:unhideWhenUsed/>
     <w:qFormat/>
-    <w:rsid w:val="00A10FD9"/>
     <w:pPr>
       <w:keepNext/>
       <w:keepLines/>
-      <w:spacing w:after="40" w:before="80"/>
+      <w:spacing w:after="0" w:before="200"/>
       <w:outlineLvl w:val="3"/>
     </w:pPr>
     <w:rPr>
-      <w:rFonts w:cstheme="majorBidi" w:eastAsiaTheme="majorEastAsia"/>
+      <w:rFonts w:ascii="Cambria" w:asciiTheme="majorHAnsi" w:cs="Cambria" w:cstheme="majorBidi" w:eastAsiaTheme="majorEastAsia" w:hAnsi="Cambria" w:hAnsiTheme="majorHAnsi"/>
       <w:i/>
-      <w:iCs/>
-      <w:color w:themeColor="accent1" w:themeShade="BF" w:val="0F4761"/>
+      <w:b/>
+      <w:bCs/>
+      <w:color w:val="000000"/>
+      <w:sz w:val="22"/>
+      <w:szCs w:val="24"/>
     </w:rPr>
   </w:style>
   <w:style w:styleId="Heading5" w:type="paragraph">
-    <w:name w:val="heading 5"/>
+    <w:name w:val="Heading 5"/>
     <w:basedOn w:val="Normal"/>
     <w:next w:val="BodyText"/>
-    <w:link w:val="Heading5Char"/>
     <w:uiPriority w:val="9"/>
-    <w:semiHidden/>
     <w:unhideWhenUsed/>
     <w:qFormat/>
-    <w:rsid w:val="00A10FD9"/>
     <w:pPr>
       <w:keepNext/>
       <w:keepLines/>
-      <w:spacing w:after="40" w:before="80"/>
+      <w:spacing w:after="0" w:before="200"/>
       <w:outlineLvl w:val="4"/>
     </w:pPr>
     <w:rPr>
-      <w:rFonts w:cstheme="majorBidi" w:eastAsiaTheme="majorEastAsia"/>
-      <w:color w:themeColor="accent1" w:themeShade="BF" w:val="0F4761"/>
+      <w:rFonts w:ascii="Cambria" w:asciiTheme="majorHAnsi" w:cs="Cambria" w:cstheme="majorBidi" w:eastAsiaTheme="majorEastAsia" w:hAnsi="Cambria" w:hAnsiTheme="majorHAnsi"/>
+      <w:b/>
+      <w:iCs/>
+      <w:color w:val="000000"/>
+      <w:sz w:val="22"/>
+      <w:szCs w:val="24"/>
     </w:rPr>
   </w:style>
   <w:style w:styleId="Heading6" w:type="paragraph">
-    <w:name w:val="heading 6"/>
+    <w:name w:val="Heading 6"/>
     <w:basedOn w:val="Normal"/>
     <w:next w:val="BodyText"/>
-    <w:link w:val="Heading6Char"/>
     <w:uiPriority w:val="9"/>
-    <w:semiHidden/>
     <w:unhideWhenUsed/>
     <w:qFormat/>
-    <w:rsid w:val="00A10FD9"/>
     <w:pPr>
       <w:keepNext/>
       <w:keepLines/>
-      <w:spacing w:after="0" w:before="40"/>
+      <w:spacing w:after="0" w:before="200"/>
       <w:outlineLvl w:val="5"/>
     </w:pPr>
     <w:rPr>
-      <w:rFonts w:cstheme="majorBidi" w:eastAsiaTheme="majorEastAsia"/>
-      <w:i/>
-      <w:iCs/>
-      <w:color w:themeColor="text1" w:themeTint="A6" w:val="595959"/>
+      <w:rFonts w:ascii="Cambria" w:asciiTheme="majorHAnsi" w:cs="Cambria" w:cstheme="majorBidi" w:eastAsiaTheme="majorEastAsia" w:hAnsi="Cambria" w:hAnsiTheme="majorHAnsi"/>
+      <w:b/>
+      <w:color w:val="000000"/>
+      <w:sz w:val="22"/>
+      <w:szCs w:val="24"/>
     </w:rPr>
   </w:style>
   <w:style w:styleId="Heading7" w:type="paragraph">
-    <w:name w:val="heading 7"/>
+    <w:name w:val="Heading 7"/>
     <w:basedOn w:val="Normal"/>
     <w:next w:val="BodyText"/>
-    <w:link w:val="Heading7Char"/>
     <w:uiPriority w:val="9"/>
-    <w:semiHidden/>
     <w:unhideWhenUsed/>
     <w:qFormat/>
-    <w:rsid w:val="00A10FD9"/>
     <w:pPr>
       <w:keepNext/>
       <w:keepLines/>
-      <w:spacing w:after="0" w:before="40"/>
+      <w:spacing w:after="0" w:before="200"/>
       <w:outlineLvl w:val="6"/>
     </w:pPr>
     <w:rPr>
-      <w:rFonts w:cstheme="majorBidi" w:eastAsiaTheme="majorEastAsia"/>
-      <w:color w:themeColor="text1" w:themeTint="A6" w:val="595959"/>
+      <w:rFonts w:ascii="Cambria" w:asciiTheme="majorHAnsi" w:cs="Cambria" w:cstheme="majorBidi" w:eastAsiaTheme="majorEastAsia" w:hAnsi="Cambria" w:hAnsiTheme="majorHAnsi"/>
+      <w:b/>
+      <w:color w:val="000000"/>
+      <w:sz w:val="22"/>
+      <w:szCs w:val="24"/>
     </w:rPr>
   </w:style>
   <w:style w:styleId="Heading8" w:type="paragraph">
-    <w:name w:val="heading 8"/>
+    <w:name w:val="Heading 8"/>
     <w:basedOn w:val="Normal"/>
     <w:next w:val="BodyText"/>
-    <w:link w:val="Heading8Char"/>
     <w:uiPriority w:val="9"/>
-    <w:semiHidden/>
     <w:unhideWhenUsed/>
     <w:qFormat/>
-    <w:rsid w:val="00A10FD9"/>
     <w:pPr>
       <w:keepNext/>
       <w:keepLines/>
-      <w:spacing w:after="0"/>
+      <w:spacing w:after="0" w:before="200"/>
       <w:outlineLvl w:val="7"/>
     </w:pPr>
     <w:rPr>
-      <w:rFonts w:cstheme="majorBidi" w:eastAsiaTheme="majorEastAsia"/>
-      <w:i/>
-      <w:iCs/>
-      <w:color w:themeColor="text1" w:themeTint="D8" w:val="272727"/>
+      <w:rFonts w:ascii="Cambria" w:asciiTheme="majorHAnsi" w:cs="Cambria" w:cstheme="majorBidi" w:eastAsiaTheme="majorEastAsia" w:hAnsi="Cambria" w:hAnsiTheme="majorHAnsi"/>
+      <w:b/>
+      <w:color w:val="000000"/>
+      <w:sz w:val="22"/>
+      <w:szCs w:val="24"/>
     </w:rPr>
   </w:style>
   <w:style w:styleId="Heading9" w:type="paragraph">
-    <w:name w:val="heading 9"/>
+    <w:name w:val="Heading 9"/>
     <w:basedOn w:val="Normal"/>
     <w:next w:val="BodyText"/>
-    <w:link w:val="Heading9Char"/>
     <w:uiPriority w:val="9"/>
-    <w:semiHidden/>
     <w:unhideWhenUsed/>
     <w:qFormat/>
-    <w:rsid w:val="00A10FD9"/>
     <w:pPr>
       <w:keepNext/>
       <w:keepLines/>
-      <w:spacing w:after="0"/>
+      <w:spacing w:after="0" w:before="200"/>
       <w:outlineLvl w:val="8"/>
     </w:pPr>
     <w:rPr>
-      <w:rFonts w:cstheme="majorBidi" w:eastAsiaTheme="majorEastAsia"/>
-      <w:color w:themeColor="text1" w:themeTint="D8" w:val="272727"/>
-    </w:rPr>
-  </w:style>
-  <w:style w:customStyle="1" w:styleId="Heading1Char" w:type="character">
-    <w:name w:val="Heading 1 Char"/>
-    <w:basedOn w:val="DefaultParagraphFont"/>
-    <w:link w:val="Heading1"/>
-    <w:uiPriority w:val="9"/>
-    <w:rsid w:val="00A10FD9"/>
-    <w:rPr>
-      <w:rFonts w:asciiTheme="majorHAnsi" w:cstheme="majorBidi" w:eastAsiaTheme="majorEastAsia" w:hAnsiTheme="majorHAnsi"/>
-      <w:color w:themeColor="accent1" w:themeShade="BF" w:val="0F4761"/>
-      <w:sz w:val="40"/>
-      <w:szCs w:val="40"/>
-    </w:rPr>
-  </w:style>
-  <w:style w:customStyle="1" w:styleId="Heading2Char" w:type="character">
-    <w:name w:val="Heading 2 Char"/>
-    <w:basedOn w:val="DefaultParagraphFont"/>
-    <w:link w:val="Heading2"/>
-    <w:uiPriority w:val="9"/>
-    <w:semiHidden/>
-    <w:rsid w:val="00A10FD9"/>
-    <w:rPr>
-      <w:rFonts w:asciiTheme="majorHAnsi" w:cstheme="majorBidi" w:eastAsiaTheme="majorEastAsia" w:hAnsiTheme="majorHAnsi"/>
-      <w:color w:themeColor="accent1" w:themeShade="BF" w:val="0F4761"/>
-      <w:sz w:val="32"/>
-      <w:szCs w:val="32"/>
-    </w:rPr>
-  </w:style>
-  <w:style w:customStyle="1" w:styleId="Heading3Char" w:type="character">
-    <w:name w:val="Heading 3 Char"/>
-    <w:basedOn w:val="DefaultParagraphFont"/>
-    <w:link w:val="Heading3"/>
-    <w:uiPriority w:val="9"/>
-    <w:semiHidden/>
-    <w:rsid w:val="00A10FD9"/>
-    <w:rPr>
-      <w:rFonts w:cstheme="majorBidi" w:eastAsiaTheme="majorEastAsia"/>
-      <w:color w:themeColor="accent1" w:themeShade="BF" w:val="0F4761"/>
-      <w:sz w:val="28"/>
-      <w:szCs w:val="28"/>
-    </w:rPr>
-  </w:style>
-  <w:style w:customStyle="1" w:styleId="Heading4Char" w:type="character">
-    <w:name w:val="Heading 4 Char"/>
-    <w:basedOn w:val="DefaultParagraphFont"/>
-    <w:link w:val="Heading4"/>
-    <w:uiPriority w:val="9"/>
-    <w:semiHidden/>
-    <w:rsid w:val="00A10FD9"/>
-    <w:rPr>
-      <w:rFonts w:cstheme="majorBidi" w:eastAsiaTheme="majorEastAsia"/>
-      <w:i/>
-      <w:iCs/>
-      <w:color w:themeColor="accent1" w:themeShade="BF" w:val="0F4761"/>
-    </w:rPr>
-  </w:style>
-  <w:style w:customStyle="1" w:styleId="Heading5Char" w:type="character">
-    <w:name w:val="Heading 5 Char"/>
-    <w:basedOn w:val="DefaultParagraphFont"/>
-    <w:link w:val="Heading5"/>
-    <w:uiPriority w:val="9"/>
-    <w:semiHidden/>
-    <w:rsid w:val="00A10FD9"/>
-    <w:rPr>
-      <w:rFonts w:cstheme="majorBidi" w:eastAsiaTheme="majorEastAsia"/>
-      <w:color w:themeColor="accent1" w:themeShade="BF" w:val="0F4761"/>
-    </w:rPr>
-  </w:style>
-  <w:style w:customStyle="1" w:styleId="Heading6Char" w:type="character">
-    <w:name w:val="Heading 6 Char"/>
-    <w:basedOn w:val="DefaultParagraphFont"/>
-    <w:link w:val="Heading6"/>
-    <w:uiPriority w:val="9"/>
-    <w:semiHidden/>
-    <w:rsid w:val="00A10FD9"/>
-    <w:rPr>
-      <w:rFonts w:cstheme="majorBidi" w:eastAsiaTheme="majorEastAsia"/>
-      <w:i/>
-      <w:iCs/>
-      <w:color w:themeColor="text1" w:themeTint="A6" w:val="595959"/>
-    </w:rPr>
-  </w:style>
-  <w:style w:customStyle="1" w:styleId="Heading7Char" w:type="character">
-    <w:name w:val="Heading 7 Char"/>
-    <w:basedOn w:val="DefaultParagraphFont"/>
-    <w:link w:val="Heading7"/>
-    <w:uiPriority w:val="9"/>
-    <w:semiHidden/>
-    <w:rsid w:val="00A10FD9"/>
-    <w:rPr>
-      <w:rFonts w:cstheme="majorBidi" w:eastAsiaTheme="majorEastAsia"/>
-      <w:color w:themeColor="text1" w:themeTint="A6" w:val="595959"/>
-    </w:rPr>
-  </w:style>
-  <w:style w:customStyle="1" w:styleId="Heading8Char" w:type="character">
-    <w:name w:val="Heading 8 Char"/>
-    <w:basedOn w:val="DefaultParagraphFont"/>
-    <w:link w:val="Heading8"/>
-    <w:uiPriority w:val="9"/>
-    <w:semiHidden/>
-    <w:rsid w:val="00A10FD9"/>
-    <w:rPr>
-      <w:rFonts w:cstheme="majorBidi" w:eastAsiaTheme="majorEastAsia"/>
-      <w:i/>
-      <w:iCs/>
-      <w:color w:themeColor="text1" w:themeTint="D8" w:val="272727"/>
-    </w:rPr>
-  </w:style>
-  <w:style w:customStyle="1" w:styleId="Heading9Char" w:type="character">
-    <w:name w:val="Heading 9 Char"/>
-    <w:basedOn w:val="DefaultParagraphFont"/>
-    <w:link w:val="Heading9"/>
-    <w:uiPriority w:val="9"/>
-    <w:semiHidden/>
-    <w:rsid w:val="00A10FD9"/>
-    <w:rPr>
-      <w:rFonts w:cstheme="majorBidi" w:eastAsiaTheme="majorEastAsia"/>
-      <w:color w:themeColor="text1" w:themeTint="D8" w:val="272727"/>
+      <w:rFonts w:ascii="Cambria" w:asciiTheme="majorHAnsi" w:cs="Cambria" w:cstheme="majorBidi" w:eastAsiaTheme="majorEastAsia" w:hAnsi="Cambria" w:hAnsiTheme="majorHAnsi"/>
+      <w:b/>
+      <w:color w:val="000000"/>
+      <w:sz w:val="22"/>
+      <w:szCs w:val="24"/>
     </w:rPr>
   </w:style>
   <w:style w:styleId="BlockText" w:type="paragraph">
@@ -16612,6 +16496,11 @@
       <w:spacing w:after="100" w:before="100"/>
       <w:ind w:firstLine="0" w:left="480" w:right="480"/>
     </w:pPr>
+    <w:rPr>
+      <w:rFonts w:ascii="Cambria" w:cs="Cambria" w:hAnsi="Cambria"/>
+      <w:color w:val="000000"/>
+      <w:sz w:val="22"/>
+    </w:rPr>
   </w:style>
   <w:style w:styleId="FootnoteText" w:type="paragraph">
     <w:name w:val="Footnote Text"/>
@@ -16620,18 +16509,11 @@
     <w:uiPriority w:val="9"/>
     <w:unhideWhenUsed/>
     <w:qFormat/>
-  </w:style>
-  <w:style w:styleId="FootnoteBlockText" w:type="paragraph">
-    <w:name w:val="Footnote Block Text"/>
-    <w:basedOn w:val="FootnoteText"/>
-    <w:next w:val="FootnoteText"/>
-    <w:uiPriority w:val="9"/>
-    <w:unhideWhenUsed/>
-    <w:qFormat/>
-    <w:pPr>
-      <w:spacing w:after="100" w:before="100"/>
-      <w:ind w:firstLine="0" w:left="480" w:right="480"/>
-    </w:pPr>
+    <w:rPr>
+      <w:rFonts w:ascii="Cambria" w:cs="Cambria" w:hAnsi="Cambria"/>
+      <w:color w:val="000000"/>
+      <w:sz w:val="22"/>
+    </w:rPr>
   </w:style>
   <w:style w:default="1" w:styleId="DefaultParagraphFont" w:type="character">
     <w:name w:val="Default Paragraph Font"/>
@@ -16653,14 +16535,6 @@
         <w:right w:type="dxa" w:w="108"/>
       </w:tblCellMar>
     </w:tblPr>
-    <w:tblStylePr w:type="firstRow">
-      <w:tcPr>
-        <w:tcBorders>
-          <w:bottom w:val="single"/>
-        </w:tcBorders>
-        <w:vAlign w:val="bottom"/>
-      </w:tcPr>
-    </w:tblStylePr>
   </w:style>
   <w:style w:customStyle="1" w:styleId="DefinitionTerm" w:type="paragraph">
     <w:name w:val="Definition Term"/>
@@ -16684,10 +16558,13 @@
     <w:basedOn w:val="Normal"/>
     <w:link w:val="BodyTextChar"/>
     <w:pPr>
-      <w:spacing w:after="120" w:before="0"/>
+      <w:spacing w:after="160" w:before="0"/>
     </w:pPr>
     <w:rPr>
+      <w:rFonts w:ascii="Cambria" w:cs="Cambria" w:hAnsi="Cambria"/>
       <w:i/>
+      <w:color w:val="333333"/>
+      <w:sz w:val="19"/>
     </w:rPr>
   </w:style>
   <w:style w:customStyle="1" w:styleId="TableCaption" w:type="paragraph">
@@ -16695,11 +16572,27 @@
     <w:basedOn w:val="Caption"/>
     <w:pPr>
       <w:keepNext/>
+      <w:spacing w:after="160"/>
     </w:pPr>
+    <w:rPr>
+      <w:rFonts w:ascii="Cambria" w:cs="Cambria" w:hAnsi="Cambria"/>
+      <w:i/>
+      <w:color w:val="333333"/>
+      <w:sz w:val="19"/>
+    </w:rPr>
   </w:style>
   <w:style w:customStyle="1" w:styleId="ImageCaption" w:type="paragraph">
     <w:name w:val="Image Caption"/>
     <w:basedOn w:val="Caption"/>
+    <w:pPr>
+      <w:spacing w:after="160"/>
+    </w:pPr>
+    <w:rPr>
+      <w:rFonts w:ascii="Cambria" w:cs="Cambria" w:hAnsi="Cambria"/>
+      <w:i/>
+      <w:color w:val="333333"/>
+      <w:sz w:val="19"/>
+    </w:rPr>
   </w:style>
   <w:style w:customStyle="1" w:styleId="Figure" w:type="paragraph">
     <w:name w:val="Figure"/>
@@ -16721,13 +16614,9 @@
     <w:name w:val="Verbatim Char"/>
     <w:basedOn w:val="BodyTextChar"/>
     <w:rPr>
-      <w:rFonts w:ascii="Consolas" w:hAnsi="Consolas"/>
-      <w:sz w:val="22"/>
+      <w:rFonts w:ascii="JetBrains Mono" w:cs="JetBrains Mono" w:hAnsi="JetBrains Mono"/>
+      <w:sz w:val="19"/>
     </w:rPr>
-  </w:style>
-  <w:style w:customStyle="1" w:styleId="SectionNumber" w:type="character">
-    <w:name w:val="Section Number"/>
-    <w:basedOn w:val="BodyTextChar"/>
   </w:style>
   <w:style w:styleId="FootnoteReference" w:type="character">
     <w:name w:val="Footnote Reference"/>
@@ -16761,14 +16650,25 @@
       <w:color w:themeColor="accent1" w:themeShade="BF" w:val="365F91"/>
     </w:rPr>
   </w:style>
-  <w:style w:type="paragraph" w:customStyle="1" w:styleId="SourceCode">
+  <w:style w:customStyle="1" w:styleId="SourceCode" w:type="paragraph">
     <w:name w:val="Source Code"/>
-    <w:basedOn w:val="Normal"/>
-    <w:link w:val="VerbatimChar"/>
     <w:pPr>
-      <w:wordWrap w:val="off"/>
-      <w:shd w:val="clear" w:fill="f1f3f5"/>
+      <w:jc w:val="left"/>
     </w:pPr>
+    <w:rPr>
+      <w:rFonts w:ascii="JetBrains Mono" w:cs="JetBrains Mono" w:hAnsi="JetBrains Mono"/>
+      <w:sz w:val="18"/>
+    </w:rPr>
+  </w:style>
+  <w:style w:customStyle="1" w:styleId="CodeOutput" w:type="paragraph">
+    <w:name w:val="Code Output"/>
+    <w:pPr>
+      <w:jc w:val="left"/>
+    </w:pPr>
+    <w:rPr>
+      <w:rFonts w:ascii="JetBrains Mono" w:cs="JetBrains Mono" w:hAnsi="JetBrains Mono"/>
+      <w:sz w:val="18"/>
+    </w:rPr>
   </w:style>
   <w:style w:type="character" w:customStyle="1" w:styleId="KeywordTok">
     <w:name w:val="KeywordTok"/>
@@ -17037,44 +16937,44 @@
         <a:sysClr val="window" lastClr="FFFFFF"/>
       </a:lt1>
       <a:dk2>
-        <a:srgbClr val="0E2841"/>
+        <a:srgbClr val="1F497D"/>
       </a:dk2>
       <a:lt2>
-        <a:srgbClr val="E8E8E8"/>
+        <a:srgbClr val="EEECE1"/>
       </a:lt2>
       <a:accent1>
-        <a:srgbClr val="156082"/>
+        <a:srgbClr val="4F81BD"/>
       </a:accent1>
       <a:accent2>
-        <a:srgbClr val="E97132"/>
+        <a:srgbClr val="C0504D"/>
       </a:accent2>
       <a:accent3>
-        <a:srgbClr val="196B24"/>
+        <a:srgbClr val="9BBB59"/>
       </a:accent3>
       <a:accent4>
-        <a:srgbClr val="0F9ED5"/>
+        <a:srgbClr val="8064A2"/>
       </a:accent4>
       <a:accent5>
-        <a:srgbClr val="A02B93"/>
+        <a:srgbClr val="4BACC6"/>
       </a:accent5>
       <a:accent6>
-        <a:srgbClr val="4EA72E"/>
+        <a:srgbClr val="F79646"/>
       </a:accent6>
       <a:hlink>
-        <a:srgbClr val="467886"/>
+        <a:srgbClr val="0000FF"/>
       </a:hlink>
       <a:folHlink>
-        <a:srgbClr val="96607D"/>
+        <a:srgbClr val="800080"/>
       </a:folHlink>
     </a:clrScheme>
     <a:fontScheme name="Office">
       <a:majorFont>
-        <a:latin typeface="Aptos Display" panose="02110004020202020204"/>
+        <a:latin typeface="Calibri"/>
         <a:ea typeface=""/>
         <a:cs typeface=""/>
-        <a:font script="Jpan" typeface="游ゴシック Light"/>
+        <a:font script="Jpan" typeface="ＭＳ ゴシック"/>
         <a:font script="Hang" typeface="맑은 고딕"/>
-        <a:font script="Hans" typeface="等线 Light"/>
+        <a:font script="Hans" typeface="宋体"/>
         <a:font script="Hant" typeface="新細明體"/>
         <a:font script="Arab" typeface="Times New Roman"/>
         <a:font script="Hebr" typeface="Times New Roman"/>
@@ -17101,32 +17001,14 @@
         <a:font script="Mong" typeface="Mongolian Baiti"/>
         <a:font script="Viet" typeface="Times New Roman"/>
         <a:font script="Uigh" typeface="Microsoft Uighur"/>
-        <a:font script="Geor" typeface="Sylfaen"/>
-        <a:font script="Armn" typeface="Arial"/>
-        <a:font script="Bugi" typeface="Leelawadee UI"/>
-        <a:font script="Bopo" typeface="Microsoft JhengHei"/>
-        <a:font script="Java" typeface="Javanese Text"/>
-        <a:font script="Lisu" typeface="Segoe UI"/>
-        <a:font script="Mymr" typeface="Myanmar Text"/>
-        <a:font script="Nkoo" typeface="Ebrima"/>
-        <a:font script="Olck" typeface="Nirmala UI"/>
-        <a:font script="Osma" typeface="Ebrima"/>
-        <a:font script="Phag" typeface="Phagspa"/>
-        <a:font script="Syrn" typeface="Estrangelo Edessa"/>
-        <a:font script="Syrj" typeface="Estrangelo Edessa"/>
-        <a:font script="Syre" typeface="Estrangelo Edessa"/>
-        <a:font script="Sora" typeface="Nirmala UI"/>
-        <a:font script="Tale" typeface="Microsoft Tai Le"/>
-        <a:font script="Talu" typeface="Microsoft New Tai Lue"/>
-        <a:font script="Tfng" typeface="Ebrima"/>
       </a:majorFont>
       <a:minorFont>
-        <a:latin typeface="Aptos" panose="02110004020202020204"/>
+        <a:latin typeface="Cambria"/>
         <a:ea typeface=""/>
         <a:cs typeface=""/>
-        <a:font script="Jpan" typeface="游明朝"/>
+        <a:font script="Jpan" typeface="ＭＳ 明朝"/>
         <a:font script="Hang" typeface="맑은 고딕"/>
-        <a:font script="Hans" typeface="等线"/>
+        <a:font script="Hans" typeface="宋体"/>
         <a:font script="Hant" typeface="新細明體"/>
         <a:font script="Arab" typeface="Arial"/>
         <a:font script="Hebr" typeface="Arial"/>
@@ -17153,24 +17035,6 @@
         <a:font script="Mong" typeface="Mongolian Baiti"/>
         <a:font script="Viet" typeface="Arial"/>
         <a:font script="Uigh" typeface="Microsoft Uighur"/>
-        <a:font script="Geor" typeface="Sylfaen"/>
-        <a:font script="Armn" typeface="Arial"/>
-        <a:font script="Bugi" typeface="Leelawadee UI"/>
-        <a:font script="Bopo" typeface="Microsoft JhengHei"/>
-        <a:font script="Java" typeface="Javanese Text"/>
-        <a:font script="Lisu" typeface="Segoe UI"/>
-        <a:font script="Mymr" typeface="Myanmar Text"/>
-        <a:font script="Nkoo" typeface="Ebrima"/>
-        <a:font script="Olck" typeface="Nirmala UI"/>
-        <a:font script="Osma" typeface="Ebrima"/>
-        <a:font script="Phag" typeface="Phagspa"/>
-        <a:font script="Syrn" typeface="Estrangelo Edessa"/>
-        <a:font script="Syrj" typeface="Estrangelo Edessa"/>
-        <a:font script="Syre" typeface="Estrangelo Edessa"/>
-        <a:font script="Sora" typeface="Nirmala UI"/>
-        <a:font script="Tale" typeface="Microsoft Tai Le"/>
-        <a:font script="Talu" typeface="Microsoft New Tai Lue"/>
-        <a:font script="Tfng" typeface="Ebrima"/>
       </a:minorFont>
     </a:fontScheme>
     <a:fmtScheme name="Office">
@@ -17182,141 +17046,200 @@
           <a:gsLst>
             <a:gs pos="0">
               <a:schemeClr val="phClr">
-                <a:lumMod val="110000"/>
-                <a:satMod val="105000"/>
-                <a:tint val="67000"/>
+                <a:tint val="50000"/>
+                <a:satMod val="300000"/>
               </a:schemeClr>
             </a:gs>
-            <a:gs pos="50000">
+            <a:gs pos="35000">
               <a:schemeClr val="phClr">
-                <a:lumMod val="105000"/>
-                <a:satMod val="103000"/>
-                <a:tint val="73000"/>
+                <a:tint val="37000"/>
+                <a:satMod val="300000"/>
               </a:schemeClr>
             </a:gs>
             <a:gs pos="100000">
               <a:schemeClr val="phClr">
-                <a:lumMod val="105000"/>
-                <a:satMod val="109000"/>
-                <a:tint val="81000"/>
+                <a:tint val="15000"/>
+                <a:satMod val="350000"/>
               </a:schemeClr>
             </a:gs>
           </a:gsLst>
-          <a:lin ang="5400000" scaled="0"/>
+          <a:lin ang="16200000" scaled="1"/>
         </a:gradFill>
         <a:gradFill rotWithShape="1">
           <a:gsLst>
             <a:gs pos="0">
               <a:schemeClr val="phClr">
-                <a:satMod val="103000"/>
-                <a:lumMod val="102000"/>
-                <a:tint val="94000"/>
-              </a:schemeClr>
-            </a:gs>
-            <a:gs pos="50000">
-              <a:schemeClr val="phClr">
-                <a:satMod val="110000"/>
-                <a:lumMod val="100000"/>
+                <a:tint val="100000"/>
                 <a:shade val="100000"/>
+                <a:satMod val="130000"/>
               </a:schemeClr>
             </a:gs>
             <a:gs pos="100000">
               <a:schemeClr val="phClr">
-                <a:lumMod val="99000"/>
-                <a:satMod val="120000"/>
-                <a:shade val="78000"/>
+                <a:tint val="50000"/>
+                <a:shade val="100000"/>
+                <a:satMod val="350000"/>
               </a:schemeClr>
             </a:gs>
           </a:gsLst>
-          <a:lin ang="5400000" scaled="0"/>
+          <a:lin ang="16200000" scaled="0"/>
         </a:gradFill>
       </a:fillStyleLst>
       <a:lnStyleLst>
-        <a:ln w="6350" cap="flat" cmpd="sng" algn="ctr">
+        <a:ln w="9525" cap="flat" cmpd="sng" algn="ctr">
+          <a:solidFill>
+            <a:schemeClr val="phClr">
+              <a:shade val="95000"/>
+              <a:satMod val="105000"/>
+            </a:schemeClr>
+          </a:solidFill>
+          <a:prstDash val="solid"/>
+        </a:ln>
+        <a:ln w="25400" cap="flat" cmpd="sng" algn="ctr">
           <a:solidFill>
             <a:schemeClr val="phClr"/>
           </a:solidFill>
           <a:prstDash val="solid"/>
-          <a:miter lim="800000"/>
         </a:ln>
-        <a:ln w="12700" cap="flat" cmpd="sng" algn="ctr">
+        <a:ln w="38100" cap="flat" cmpd="sng" algn="ctr">
           <a:solidFill>
             <a:schemeClr val="phClr"/>
           </a:solidFill>
           <a:prstDash val="solid"/>
-          <a:miter lim="800000"/>
-        </a:ln>
-        <a:ln w="19050" cap="flat" cmpd="sng" algn="ctr">
-          <a:solidFill>
-            <a:schemeClr val="phClr"/>
-          </a:solidFill>
-          <a:prstDash val="solid"/>
-          <a:miter lim="800000"/>
         </a:ln>
       </a:lnStyleLst>
       <a:effectStyleLst>
         <a:effectStyle>
-          <a:effectLst/>
-        </a:effectStyle>
-        <a:effectStyle>
-          <a:effectLst/>
+          <a:effectLst>
+            <a:outerShdw blurRad="40000" dist="20000" dir="5400000" rotWithShape="0">
+              <a:srgbClr val="000000">
+                <a:alpha val="38000"/>
+              </a:srgbClr>
+            </a:outerShdw>
+          </a:effectLst>
         </a:effectStyle>
         <a:effectStyle>
           <a:effectLst>
-            <a:outerShdw blurRad="57150" dist="19050" dir="5400000" algn="ctr" rotWithShape="0">
+            <a:outerShdw blurRad="40000" dist="23000" dir="5400000" rotWithShape="0">
               <a:srgbClr val="000000">
-                <a:alpha val="63000"/>
+                <a:alpha val="35000"/>
               </a:srgbClr>
             </a:outerShdw>
           </a:effectLst>
+        </a:effectStyle>
+        <a:effectStyle>
+          <a:effectLst>
+            <a:outerShdw blurRad="40000" dist="23000" dir="5400000" rotWithShape="0">
+              <a:srgbClr val="000000">
+                <a:alpha val="35000"/>
+              </a:srgbClr>
+            </a:outerShdw>
+          </a:effectLst>
+          <a:scene3d>
+            <a:camera prst="orthographicFront">
+              <a:rot lat="0" lon="0" rev="0"/>
+            </a:camera>
+            <a:lightRig rig="threePt" dir="t">
+              <a:rot lat="0" lon="0" rev="1200000"/>
+            </a:lightRig>
+          </a:scene3d>
+          <a:sp3d>
+            <a:bevelT w="63500" h="25400"/>
+          </a:sp3d>
         </a:effectStyle>
       </a:effectStyleLst>
       <a:bgFillStyleLst>
         <a:solidFill>
           <a:schemeClr val="phClr"/>
         </a:solidFill>
-        <a:solidFill>
-          <a:schemeClr val="phClr">
-            <a:tint val="95000"/>
-            <a:satMod val="170000"/>
-          </a:schemeClr>
-        </a:solidFill>
         <a:gradFill rotWithShape="1">
           <a:gsLst>
             <a:gs pos="0">
               <a:schemeClr val="phClr">
-                <a:tint val="93000"/>
-                <a:satMod val="150000"/>
-                <a:shade val="98000"/>
-                <a:lumMod val="102000"/>
+                <a:tint val="40000"/>
+                <a:satMod val="350000"/>
               </a:schemeClr>
             </a:gs>
-            <a:gs pos="50000">
+            <a:gs pos="40000">
               <a:schemeClr val="phClr">
-                <a:tint val="98000"/>
-                <a:satMod val="130000"/>
-                <a:shade val="90000"/>
-                <a:lumMod val="103000"/>
+                <a:tint val="45000"/>
+                <a:shade val="99000"/>
+                <a:satMod val="350000"/>
               </a:schemeClr>
             </a:gs>
             <a:gs pos="100000">
               <a:schemeClr val="phClr">
-                <a:shade val="63000"/>
-                <a:satMod val="120000"/>
+                <a:shade val="20000"/>
+                <a:satMod val="255000"/>
               </a:schemeClr>
             </a:gs>
           </a:gsLst>
-          <a:lin ang="5400000" scaled="0"/>
+          <a:path path="circle">
+            <a:fillToRect l="50000" t="-80000" r="50000" b="180000"/>
+          </a:path>
+        </a:gradFill>
+        <a:gradFill rotWithShape="1">
+          <a:gsLst>
+            <a:gs pos="0">
+              <a:schemeClr val="phClr">
+                <a:tint val="80000"/>
+                <a:satMod val="300000"/>
+              </a:schemeClr>
+            </a:gs>
+            <a:gs pos="100000">
+              <a:schemeClr val="phClr">
+                <a:shade val="30000"/>
+                <a:satMod val="200000"/>
+              </a:schemeClr>
+            </a:gs>
+          </a:gsLst>
+          <a:path path="circle">
+            <a:fillToRect l="50000" t="50000" r="50000" b="50000"/>
+          </a:path>
         </a:gradFill>
       </a:bgFillStyleLst>
     </a:fmtScheme>
   </a:themeElements>
-  <a:objectDefaults/>
+  <a:objectDefaults>
+    <a:spDef>
+      <a:spPr/>
+      <a:bodyPr/>
+      <a:lstStyle/>
+      <a:style>
+        <a:lnRef idx="1">
+          <a:schemeClr val="accent1"/>
+        </a:lnRef>
+        <a:fillRef idx="3">
+          <a:schemeClr val="accent1"/>
+        </a:fillRef>
+        <a:effectRef idx="2">
+          <a:schemeClr val="accent1"/>
+        </a:effectRef>
+        <a:fontRef idx="minor">
+          <a:schemeClr val="lt1"/>
+        </a:fontRef>
+      </a:style>
+    </a:spDef>
+    <a:lnDef>
+      <a:spPr/>
+      <a:bodyPr/>
+      <a:lstStyle/>
+      <a:style>
+        <a:lnRef idx="2">
+          <a:schemeClr val="accent1"/>
+        </a:lnRef>
+        <a:fillRef idx="0">
+          <a:schemeClr val="accent1"/>
+        </a:fillRef>
+        <a:effectRef idx="1">
+          <a:schemeClr val="accent1"/>
+        </a:effectRef>
+        <a:fontRef idx="minor">
+          <a:schemeClr val="tx1"/>
+        </a:fontRef>
+      </a:style>
+    </a:lnDef>
+  </a:objectDefaults>
   <a:extraClrSchemeLst/>
-  <a:extLst>
-    <a:ext uri="{05A4C25C-085E-4340-85A3-A5531E510DB2}">
-      <thm15:themeFamily xmlns:thm15="http://schemas.microsoft.com/office/thememl/2012/main" name="Office Theme" id="{2E142A2C-CD16-42D6-873A-C26D2A0506FA}" vid="{1BDDFF52-6CD6-40A5-AB3C-68EB2F1E4D0A}"/>
-    </a:ext>
-  </a:extLst>
 </a:theme>
 </file>